--- a/docs/docx/nota-di-consegna-sprint-1.docx
+++ b/docs/docx/nota-di-consegna-sprint-1.docx
@@ -33,7 +33,7 @@
     <w:p>
       <w:pPr/>
       <w:r>
-        <w:t xml:space="preserve">Le dieci voci d'audit dello sprint 1 sono chiuse: sei con interventi in produzione, quattro risultavano già a posto e sono verificate con evidenza. Resta solo la conferma di KOS sulle frasi di sintesi di llms.txt, già pubblicato.</w:t>
+        <w:t xml:space="preserve">Le dieci voci d'audit dello sprint 1 sono chiuse: sei con interventi in produzione, quattro risultavano già a posto e sono verificate con evidenza. Resta da approvare il testo di sintesi di llms.txt, già pubblicato.</w:t>
       </w:r>
     </w:p>
     <w:tbl>
@@ -327,7 +327,7 @@
           <w:p>
             <w:pPr/>
             <w:r>
-              <w:t xml:space="preserve">Attende KOS</w:t>
+              <w:t xml:space="preserve">Da approvare</w:t>
             </w:r>
           </w:p>
         </w:tc>
@@ -988,7 +988,7 @@
               <w:t xml:space="preserve">text/plain; charset=utf-8</w:t>
             </w:r>
             <w:r>
-              <w:t xml:space="preserve">. Il testo della sintesi attende la conferma di KOS.</w:t>
+              <w:t xml:space="preserve">. Testo della sintesi da approvare.</w:t>
             </w:r>
           </w:p>
         </w:tc>
@@ -2671,7 +2671,7 @@
     <w:p>
       <w:pPr/>
       <w:r>
-        <w:t xml:space="preserve">Nessuna voce dello sprint 1 resta aperta lato sviluppo. Restano una conferma di KOS e alcune note per gli sprint successivi.</w:t>
+        <w:t xml:space="preserve">Nessuna voce dello sprint 1 resta aperta lato sviluppo. Restano un'approvazione e alcune note per gli sprint successivi.</w:t>
       </w:r>
     </w:p>
     <w:p>
@@ -2689,7 +2689,7 @@
         <w:t xml:space="preserve">Testo di llms.txt (kosgroup.com e anniazzurri.it)</w:t>
       </w:r>
       <w:r>
-        <w:t xml:space="preserve">: KOS conferma le due frasi di sintesi in apertura; il file è già pubblicato e si aggiorna in giornata.</w:t>
+        <w:t xml:space="preserve">: frasi di sintesi in apertura da approvare; il file è già pubblicato e si aggiorna in giornata.</w:t>
       </w:r>
     </w:p>
     <w:p>

--- a/docs/docx/nota-di-consegna-sprint-1.docx
+++ b/docs/docx/nota-di-consegna-sprint-1.docx
@@ -1550,6 +1550,24 @@
       </w:r>
       <w:r>
         <w:t xml:space="preserve">: gli elenchi pubblicati da OpenAI, Anthropic e Perplexity, scaricati il giorno stesso, confrontati con l'intero log degli errori di nginx (kosgroup.com da agosto 2024, anniazzurri.it da maggio 2022).</w:t>
+      </w:r>
+    </w:p>
+    <w:p>
+      <w:pPr>
+        <w:pStyle w:val="ListParagraph"/>
+        <w:numPr>
+          <w:ilvl w:val="0"/>
+          <w:numId w:val="2"/>
+        </w:numPr>
+      </w:pPr>
+      <w:r>
+        <w:rPr>
+          <w:b/>
+        </w:rPr>
+        <w:t xml:space="preserve">Controllo esterno</w:t>
+      </w:r>
+      <w:r>
+        <w:t xml:space="preserve">: uno strumento pubblico di AI visibility, che interroga il sito dai propri server con 33 user agent di motori, assistenti AI e crawler di addestramento, ha dato 100 su 100 a kosgroup.com (27 ottobre 2026) e ad anniazzurri.it (29 ottobre 2026): 33 crawler ammessi su 33 (11 di ricerca AI, 8 assistenti, 14 di addestramento), stessa pagina del browser, nessun noindex né X-Robots-Tag. Stesso risultato sui due siti; schermate allegate alla consegna.</w:t>
       </w:r>
     </w:p>
     <w:tbl>

--- a/docs/docx/nota-di-consegna-sprint-1.docx
+++ b/docs/docx/nota-di-consegna-sprint-1.docx
@@ -837,7 +837,7 @@
               <w:t xml:space="preserve">?v=</w:t>
             </w:r>
             <w:r>
-              <w:t xml:space="preserve"> e un numero.</w:t>
+              <w:t xml:space="preserve"> e un numero. Le regole valgono per tutte le risorse servite dal sito; PageSpeed può ancora segnalare quelle di terze parti (Google Tag Manager, Cookiebot, mappe, video), la cui cache decide il fornitore.</w:t>
             </w:r>
           </w:p>
         </w:tc>
@@ -923,7 +923,7 @@
               <w:t xml:space="preserve">curl -sIL https://polodiagnostico.it</w:t>
             </w:r>
             <w:r>
-              <w:t xml:space="preserve"> (e gli altri): un 301, poi 200.</w:t>
+              <w:t xml:space="preserve"> (e gli altri): un 301, poi 200. Nell'audit (slide 53) il quinto dominio è scritto «casadicuravillalpini.it»: il dominio storico è casadicuravillapini.it, quello verificato.</w:t>
             </w:r>
           </w:p>
         </w:tc>
@@ -1454,16 +1454,16 @@
     <w:p>
       <w:pPr/>
       <w:r>
-        <w:t xml:space="preserve">Tre pagine con dato specifico hanno ancora un blocco JSON-LD in più, che richiama l'ente per </w:t>
+        <w:t xml:space="preserve">Dal 29 ottobre anche lo Sportello sociale ha un solo blocco: Service e FAQ sono entrati nel grafo unico. Sulle pagine di cure domiciliari, sull'Albero dei ricordi e sulla galleria del convegno sono comparse le briciole visibili, uguali al </w:t>
       </w:r>
       <w:r>
         <w:rPr>
           <w:rStyle w:val="CodeChar"/>
         </w:rPr>
-        <w:t xml:space="preserve">@id</w:t>
-      </w:r>
-      <w:r>
-        <w:t xml:space="preserve">: lo Sportello sociale e due pagine di lavoro. Questi blocchi confluiranno nel grafo unico in uno sprint successivo.</w:t>
+        <w:t xml:space="preserve">BreadcrumbList</w:t>
+      </w:r>
+      <w:r>
+        <w:t xml:space="preserve">.</w:t>
       </w:r>
     </w:p>
     <w:p>
@@ -2385,6 +2385,27 @@
       </w:r>
     </w:p>
     <w:p>
+      <w:pPr/>
+      <w:r>
+        <w:t xml:space="preserve">Verifica completa del 29 ottobre in produzione, con uno script ripetibile su tutte le pagine delle sitemap (861 kosgroup.com, 449 anniazzurri.it): tutte le voci dello sprint 1 superate. Sulle 449 pagine di anniazzurri.it un solo </w:t>
+      </w:r>
+      <w:r>
+        <w:rPr>
+          <w:rStyle w:val="CodeChar"/>
+        </w:rPr>
+        <w:t xml:space="preserve">@graph</w:t>
+      </w:r>
+      <w:r>
+        <w:t xml:space="preserve">, un solo canonical, almeno un H1 e briciole JSON-LD uguali a quelle visibili; 12 user agent di bot AI e motori, 3 richieste ciascuno su 3 pagine per sito, tutte 200 tra 0,3 e 1,6 secondi. Rapporto allegato alla consegna.</w:t>
+      </w:r>
+    </w:p>
+    <w:p>
+      <w:pPr/>
+      <w:r>
+        <w:t xml:space="preserve">Nel DOM renderizzato, cioè dopo JavaScript, le schede delle singole strutture mostrano anche il blocco LocalBusiness iniettato dallo script Yext: è oggetto delle voci sul dato strutturato delle strutture (KOS 24, AA sprint 3), che lo sostituiscono con il dato emesso dal server. Il Rich Results Test su Vico Mercati rileva un solo Breadcrumb, quello completo.</w:t>
+      </w:r>
+    </w:p>
+    <w:p>
       <w:pPr>
         <w:pStyle w:val="ListParagraph"/>
         <w:numPr>
@@ -2752,7 +2773,7 @@
         <w:t xml:space="preserve">#localbusiness</w:t>
       </w:r>
       <w:r>
-        <w:t xml:space="preserve">) e blocchi JSON-LD residui di Sportello sociale e pagine di lavoro dentro il grafo unico.</w:t>
+        <w:t xml:space="preserve">), al posto del blocco LocalBusiness iniettato dallo script Yext; blocchi JSON-LD residui delle due pagine di lavoro (fuori sitemap) dentro il grafo unico.</w:t>
       </w:r>
     </w:p>
     <w:sectPr>

--- a/docs/docx/nota-di-consegna-sprint-1.docx
+++ b/docs/docx/nota-di-consegna-sprint-1.docx
@@ -1567,7 +1567,7 @@
         <w:t xml:space="preserve">Controllo esterno</w:t>
       </w:r>
       <w:r>
-        <w:t xml:space="preserve">: uno strumento pubblico di AI visibility, che interroga il sito dai propri server con 33 user agent di motori, assistenti AI e crawler di addestramento, ha dato 100 su 100 a kosgroup.com (27 ottobre 2026) e ad anniazzurri.it (29 ottobre 2026): 33 crawler ammessi su 33 (11 di ricerca AI, 8 assistenti, 14 di addestramento), stessa pagina del browser, nessun noindex né X-Robots-Tag. Stesso risultato sui due siti; schermate allegate alla consegna.</w:t>
+        <w:t xml:space="preserve">: uno strumento pubblico di AI visibility, che interroga il sito dai propri server con 33 user agent di motori, assistenti AI e crawler di addestramento, ha dato 100 su 100 a kosgroup.com (27 ottobre 2026) e ad anniazzurri.it (29 ottobre 2026): 33 crawler ammessi su 33 (11 di ricerca AI, 8 assistenti, 14 di addestramento), stessa pagina del browser, nessun noindex né X-Robots-Tag. Stesso risultato sui due siti.</w:t>
       </w:r>
     </w:p>
     <w:tbl>
@@ -2396,7 +2396,7 @@
         <w:t xml:space="preserve">@graph</w:t>
       </w:r>
       <w:r>
-        <w:t xml:space="preserve">, un solo canonical, almeno un H1 e briciole JSON-LD uguali a quelle visibili; 12 user agent di bot AI e motori, 3 richieste ciascuno su 3 pagine per sito, tutte 200 tra 0,3 e 1,6 secondi. Rapporto allegato alla consegna.</w:t>
+        <w:t xml:space="preserve">, un solo canonical, almeno un H1 e briciole JSON-LD uguali a quelle visibili; 12 user agent di bot AI e motori, 3 richieste ciascuno su 3 pagine per sito, tutte 200 tra 0,3 e 1,6 secondi. Rapporto della verifica e schermate disponibili su richiesta.</w:t>
       </w:r>
     </w:p>
     <w:p>

--- a/docs/docx/nota-di-consegna-sprint-1.docx
+++ b/docs/docx/nota-di-consegna-sprint-1.docx
@@ -33,7 +33,7 @@
     <w:p>
       <w:pPr/>
       <w:r>
-        <w:t xml:space="preserve">Le dieci voci d'audit dello sprint 1 sono chiuse: sei con interventi in produzione, quattro risultavano già a posto e sono verificate con evidenza. Resta da approvare il testo di sintesi di llms.txt, già pubblicato.</w:t>
+        <w:t xml:space="preserve">Le dieci voci d'audit dello sprint 1 sono chiuse: sei con interventi in produzione, quattro risultavano già a posto e sono verificate con evidenza. Il testo di sintesi di llms.txt riprende i contenuti istituzionali dei siti; eventuali revisioni si applicano in giornata.</w:t>
       </w:r>
     </w:p>
     <w:tbl>
@@ -327,7 +327,7 @@
           <w:p>
             <w:pPr/>
             <w:r>
-              <w:t xml:space="preserve">Da approvare</w:t>
+              <w:t xml:space="preserve">In produzione</w:t>
             </w:r>
           </w:p>
         </w:tc>
@@ -988,7 +988,7 @@
               <w:t xml:space="preserve">text/plain; charset=utf-8</w:t>
             </w:r>
             <w:r>
-              <w:t xml:space="preserve">. Testo della sintesi da approvare.</w:t>
+              <w:t xml:space="preserve">. La sintesi riprende i contenuti istituzionali del sito.</w:t>
             </w:r>
           </w:p>
         </w:tc>
@@ -2710,7 +2710,7 @@
     <w:p>
       <w:pPr/>
       <w:r>
-        <w:t xml:space="preserve">Nessuna voce dello sprint 1 resta aperta lato sviluppo. Restano un'approvazione e alcune note per gli sprint successivi.</w:t>
+        <w:t xml:space="preserve">Nessuna voce dello sprint 1 resta aperta lato sviluppo. Restano alcune note per gli sprint successivi.</w:t>
       </w:r>
     </w:p>
     <w:p>
@@ -2728,7 +2728,7 @@
         <w:t xml:space="preserve">Testo di llms.txt (kosgroup.com e anniazzurri.it)</w:t>
       </w:r>
       <w:r>
-        <w:t xml:space="preserve">: frasi di sintesi in apertura da approvare; il file è già pubblicato e si aggiorna in giornata.</w:t>
+        <w:t xml:space="preserve">: frasi di sintesi ricavate dai contenuti istituzionali dei due siti; eventuali revisioni richieste da KOS o dall'agenzia si applicano in giornata.</w:t>
       </w:r>
     </w:p>
     <w:p>

--- a/docs/docx/nota-di-consegna-sprint-1.docx
+++ b/docs/docx/nota-di-consegna-sprint-1.docx
@@ -1,694 +1,1753 @@
 
 <file path=word/document.xml><?xml version="1.0" encoding="utf-8"?>
-<w:document xmlns:w="http://schemas.openxmlformats.org/wordprocessingml/2006/main" xmlns:r="http://schemas.openxmlformats.org/officeDocument/2006/relationships" xmlns:wp="http://schemas.openxmlformats.org/drawingml/2006/wordprocessingDrawing" xmlns:a="http://schemas.openxmlformats.org/drawingml/2006/main" xmlns:pic="http://schemas.openxmlformats.org/drawingml/2006/picture">
+<w:document xmlns:wpc="http://schemas.microsoft.com/office/word/2010/wordprocessingCanvas" xmlns:mc="http://schemas.openxmlformats.org/markup-compatibility/2006" xmlns:o="urn:schemas-microsoft-com:office:office" xmlns:r="http://schemas.openxmlformats.org/officeDocument/2006/relationships" xmlns:m="http://schemas.openxmlformats.org/officeDocument/2006/math" xmlns:v="urn:schemas-microsoft-com:vml" xmlns:wp14="http://schemas.microsoft.com/office/word/2010/wordprocessingDrawing" xmlns:wp="http://schemas.openxmlformats.org/drawingml/2006/wordprocessingDrawing" xmlns:w10="urn:schemas-microsoft-com:office:word" xmlns:w="http://schemas.openxmlformats.org/wordprocessingml/2006/main" xmlns:w14="http://schemas.microsoft.com/office/word/2010/wordml" xmlns:w15="http://schemas.microsoft.com/office/word/2012/wordml" xmlns:wpg="http://schemas.microsoft.com/office/word/2010/wordprocessingGroup" xmlns:wpi="http://schemas.microsoft.com/office/word/2010/wordprocessingInk" xmlns:wne="http://schemas.microsoft.com/office/word/2006/wordml" xmlns:wps="http://schemas.microsoft.com/office/word/2010/wordprocessingShape" xmlns:cx="http://schemas.microsoft.com/office/drawing/2014/chartex" xmlns:cx1="http://schemas.microsoft.com/office/drawing/2015/9/8/chartex" xmlns:cx2="http://schemas.microsoft.com/office/drawing/2015/10/21/chartex" xmlns:cx3="http://schemas.microsoft.com/office/drawing/2016/5/9/chartex" xmlns:cx4="http://schemas.microsoft.com/office/drawing/2016/5/10/chartex" xmlns:cx5="http://schemas.microsoft.com/office/drawing/2016/5/11/chartex" xmlns:cx6="http://schemas.microsoft.com/office/drawing/2016/5/12/chartex" xmlns:cx7="http://schemas.microsoft.com/office/drawing/2016/5/13/chartex" xmlns:cx8="http://schemas.microsoft.com/office/drawing/2016/5/14/chartex" xmlns:aink="http://schemas.microsoft.com/office/drawing/2016/ink" xmlns:am3d="http://schemas.microsoft.com/office/drawing/2017/model3d" xmlns:w16cex="http://schemas.microsoft.com/office/word/2018/wordml/cex" xmlns:w16cid="http://schemas.microsoft.com/office/word/2016/wordml/cid" xmlns:w16="http://schemas.microsoft.com/office/word/2018/wordml" xmlns:w16sdtdh="http://schemas.microsoft.com/office/word/2020/wordml/sdtdatahash" xmlns:w16se="http://schemas.microsoft.com/office/word/2015/wordml/symex" mc:Ignorable="w14 w15 wp14">
   <w:body>
     <w:p>
       <w:pPr>
-        <w:pStyle w:val="Heading1"/>
+        <w:spacing w:after="80"/>
       </w:pPr>
       <w:r>
-        <w:t xml:space="preserve">Nota di consegna dello sprint 1</w:t>
-      </w:r>
-    </w:p>
-    <w:p>
-      <w:pPr/>
-      <w:r>
-        <w:t xml:space="preserve">Oct 20, 2026</w:t>
-      </w:r>
-      <w:r>
-        <w:t xml:space="preserve"> · </w:t>
-      </w:r>
-      <w:r>
-        <w:t xml:space="preserve">@Danilo Bernabeo</w:t>
+        <w:rPr>
+          <w:rFonts w:ascii="Arial" w:cs="Arial" w:eastAsia="Arial" w:hAnsi="Arial"/>
+          <w:b/>
+          <w:bCs/>
+          <w:color w:val="9C3B2E"/>
+          <w:spacing w:val="50"/>
+          <w:sz w:val="18"/>
+          <w:szCs w:val="18"/>
+        </w:rPr>
+        <w:t xml:space="preserve">GRUPPO KOS</w:t>
       </w:r>
     </w:p>
     <w:p>
       <w:pPr>
-        <w:pStyle w:val="Heading2"/>
+        <w:spacing w:after="60"/>
       </w:pPr>
       <w:r>
-        <w:t xml:space="preserve">Sintesi</w:t>
+        <w:rPr>
+          <w:rFonts w:ascii="Arial" w:cs="Arial" w:eastAsia="Arial" w:hAnsi="Arial"/>
+          <w:b/>
+          <w:bCs/>
+          <w:color w:val="1F5C6E"/>
+          <w:sz w:val="40"/>
+          <w:szCs w:val="40"/>
+        </w:rPr>
+        <w:t xml:space="preserve">Nota di consegna dello sprint 1</w:t>
       </w:r>
     </w:p>
     <w:p>
-      <w:pPr/>
-      <w:r>
+      <w:pPr>
+        <w:spacing w:after="60"/>
+      </w:pPr>
+      <w:r>
+        <w:rPr>
+          <w:rFonts w:ascii="Arial" w:cs="Arial" w:eastAsia="Arial" w:hAnsi="Arial"/>
+          <w:color w:val="20262B"/>
+          <w:sz w:val="24"/>
+          <w:szCs w:val="24"/>
+        </w:rPr>
+        <w:t xml:space="preserve">Linee A e B · Ottimizzazione SEO/GEO di kosgroup.com e anniazzurri.it</w:t>
+      </w:r>
+    </w:p>
+    <w:p>
+      <w:pPr>
+        <w:pBdr>
+          <w:bottom w:val="single" w:color="B8C7CC" w:sz="6" w:space="8"/>
+        </w:pBdr>
+        <w:spacing w:after="240"/>
+      </w:pPr>
+      <w:r>
+        <w:rPr>
+          <w:rFonts w:ascii="Arial" w:cs="Arial" w:eastAsia="Arial" w:hAnsi="Arial"/>
+          <w:color w:val="6B7278"/>
+          <w:sz w:val="19"/>
+          <w:szCs w:val="19"/>
+        </w:rPr>
+        <w:t xml:space="preserve">Danilo Bernabeo · 30 ottobre 2026</w:t>
+      </w:r>
+    </w:p>
+    <w:p>
+      <w:pPr>
+        <w:keepNext/>
+        <w:pBdr>
+          <w:bottom w:val="single" w:color="B8C7CC" w:sz="6" w:space="4"/>
+        </w:pBdr>
+        <w:spacing w:after="140" w:before="300"/>
+      </w:pPr>
+      <w:r>
+        <w:rPr>
+          <w:rFonts w:ascii="Arial" w:cs="Arial" w:eastAsia="Arial" w:hAnsi="Arial"/>
+          <w:b/>
+          <w:bCs/>
+          <w:color w:val="1F5C6E"/>
+          <w:sz w:val="28"/>
+          <w:szCs w:val="28"/>
+        </w:rPr>
+        <w:t xml:space="preserve">Sintesi</w:t>
+      </w:r>
+    </w:p>
+    <w:p>
+      <w:pPr>
+        <w:spacing w:after="120" w:before="0" w:line="290"/>
+        <w:jc w:val="both"/>
+      </w:pPr>
+      <w:r>
+        <w:rPr>
+          <w:rFonts w:ascii="Arial" w:cs="Arial" w:eastAsia="Arial" w:hAnsi="Arial"/>
+          <w:color w:val="20262B"/>
+          <w:sz w:val="21"/>
+          <w:szCs w:val="21"/>
+        </w:rPr>
         <w:t xml:space="preserve">Le dieci voci d'audit dello sprint 1 sono chiuse: sei con interventi in produzione, quattro risultavano già a posto e sono verificate con evidenza. Il testo di sintesi di llms.txt riprende i contenuti istituzionali dei siti; eventuali revisioni si applicano in giornata.</w:t>
       </w:r>
     </w:p>
     <w:tbl>
       <w:tblPr>
-        <w:tblStyle w:val="TableGrid"/>
-        <w:tblW w:w="0" w:type="auto"/>
-        <w:tblLayout w:type="fixed"/>
-        <w:tblLook w:val="04A0" w:firstRow="1" w:lastRow="0" w:firstColumn="0" w:lastColumn="0" w:noHBand="0" w:noVBand="1"/>
+        <w:tblW w:type="dxa" w:w="9638"/>
+        <w:tblBorders>
+          <w:top w:val="single" w:color="B8C7CC" w:sz="4"/>
+          <w:left w:val="single" w:color="B8C7CC" w:sz="4"/>
+          <w:bottom w:val="single" w:color="B8C7CC" w:sz="4"/>
+          <w:right w:val="single" w:color="B8C7CC" w:sz="4"/>
+          <w:insideH w:val="single" w:color="B8C7CC" w:sz="4"/>
+          <w:insideV w:val="single" w:color="B8C7CC" w:sz="4"/>
+        </w:tblBorders>
       </w:tblPr>
       <w:tblGrid>
-        <w:gridCol w:w="1669"/>
-        <w:gridCol w:w="1719"/>
-        <w:gridCol w:w="3044"/>
-        <w:gridCol w:w="1345"/>
-        <w:gridCol w:w="1583"/>
+        <w:gridCol w:w="1750"/>
+        <w:gridCol w:w="2050"/>
+        <w:gridCol w:w="3238"/>
+        <w:gridCol w:w="1500"/>
+        <w:gridCol w:w="1100"/>
       </w:tblGrid>
       <w:tr>
         <w:trPr>
+          <w:cantSplit/>
           <w:tblHeader/>
         </w:trPr>
         <w:tc>
           <w:tcPr>
-            <w:tcW w:w="1669" w:type="dxa"/>
-            <w:shd w:val="clear" w:color="auto" w:fill="F2F2F2"/>
-          </w:tcPr>
-          <w:p>
-            <w:pPr/>
-            <w:r>
+            <w:tcW w:type="dxa" w:w="1750"/>
+            <w:shd w:fill="1F5C6E" w:color="auto" w:val="clear"/>
+            <w:tcMar>
+              <w:top w:type="dxa" w:w="60"/>
+              <w:left w:type="dxa" w:w="110"/>
+              <w:bottom w:type="dxa" w:w="60"/>
+              <w:right w:type="dxa" w:w="110"/>
+            </w:tcMar>
+            <w:vAlign w:val="center"/>
+          </w:tcPr>
+          <w:p>
+            <w:pPr>
+              <w:jc w:val="left"/>
+            </w:pPr>
+            <w:r>
+              <w:rPr>
+                <w:rFonts w:ascii="Arial" w:cs="Arial" w:eastAsia="Arial" w:hAnsi="Arial"/>
+                <w:b/>
+                <w:bCs/>
+                <w:color w:val="FFFFFF"/>
+                <w:sz w:val="19"/>
+                <w:szCs w:val="19"/>
+              </w:rPr>
               <w:t xml:space="preserve">Sito</w:t>
             </w:r>
           </w:p>
         </w:tc>
         <w:tc>
           <w:tcPr>
-            <w:tcW w:w="1719" w:type="dxa"/>
-            <w:shd w:val="clear" w:color="auto" w:fill="F2F2F2"/>
-          </w:tcPr>
-          <w:p>
-            <w:pPr/>
-            <w:r>
+            <w:tcW w:type="dxa" w:w="2050"/>
+            <w:shd w:fill="1F5C6E" w:color="auto" w:val="clear"/>
+            <w:tcMar>
+              <w:top w:type="dxa" w:w="60"/>
+              <w:left w:type="dxa" w:w="110"/>
+              <w:bottom w:type="dxa" w:w="60"/>
+              <w:right w:type="dxa" w:w="110"/>
+            </w:tcMar>
+            <w:vAlign w:val="center"/>
+          </w:tcPr>
+          <w:p>
+            <w:pPr>
+              <w:jc w:val="left"/>
+            </w:pPr>
+            <w:r>
+              <w:rPr>
+                <w:rFonts w:ascii="Arial" w:cs="Arial" w:eastAsia="Arial" w:hAnsi="Arial"/>
+                <w:b/>
+                <w:bCs/>
+                <w:color w:val="FFFFFF"/>
+                <w:sz w:val="19"/>
+                <w:szCs w:val="19"/>
+              </w:rPr>
               <w:t xml:space="preserve">Voce d'audit</w:t>
             </w:r>
           </w:p>
         </w:tc>
         <w:tc>
           <w:tcPr>
-            <w:tcW w:w="3044" w:type="dxa"/>
-            <w:shd w:val="clear" w:color="auto" w:fill="F2F2F2"/>
-          </w:tcPr>
-          <w:p>
-            <w:pPr/>
-            <w:r>
+            <w:tcW w:type="dxa" w:w="3238"/>
+            <w:shd w:fill="1F5C6E" w:color="auto" w:val="clear"/>
+            <w:tcMar>
+              <w:top w:type="dxa" w:w="60"/>
+              <w:left w:type="dxa" w:w="110"/>
+              <w:bottom w:type="dxa" w:w="60"/>
+              <w:right w:type="dxa" w:w="110"/>
+            </w:tcMar>
+            <w:vAlign w:val="center"/>
+          </w:tcPr>
+          <w:p>
+            <w:pPr>
+              <w:jc w:val="left"/>
+            </w:pPr>
+            <w:r>
+              <w:rPr>
+                <w:rFonts w:ascii="Arial" w:cs="Arial" w:eastAsia="Arial" w:hAnsi="Arial"/>
+                <w:b/>
+                <w:bCs/>
+                <w:color w:val="FFFFFF"/>
+                <w:sz w:val="19"/>
+                <w:szCs w:val="19"/>
+              </w:rPr>
               <w:t xml:space="preserve">Intervento</w:t>
             </w:r>
           </w:p>
         </w:tc>
         <w:tc>
           <w:tcPr>
-            <w:tcW w:w="1345" w:type="dxa"/>
-            <w:shd w:val="clear" w:color="auto" w:fill="F2F2F2"/>
-          </w:tcPr>
-          <w:p>
-            <w:pPr/>
-            <w:r>
+            <w:tcW w:type="dxa" w:w="1500"/>
+            <w:shd w:fill="1F5C6E" w:color="auto" w:val="clear"/>
+            <w:tcMar>
+              <w:top w:type="dxa" w:w="60"/>
+              <w:left w:type="dxa" w:w="110"/>
+              <w:bottom w:type="dxa" w:w="60"/>
+              <w:right w:type="dxa" w:w="110"/>
+            </w:tcMar>
+            <w:vAlign w:val="center"/>
+          </w:tcPr>
+          <w:p>
+            <w:pPr>
+              <w:jc w:val="left"/>
+            </w:pPr>
+            <w:r>
+              <w:rPr>
+                <w:rFonts w:ascii="Arial" w:cs="Arial" w:eastAsia="Arial" w:hAnsi="Arial"/>
+                <w:b/>
+                <w:bCs/>
+                <w:color w:val="FFFFFF"/>
+                <w:sz w:val="19"/>
+                <w:szCs w:val="19"/>
+              </w:rPr>
               <w:t xml:space="preserve">Stato</w:t>
             </w:r>
           </w:p>
         </w:tc>
         <w:tc>
           <w:tcPr>
-            <w:tcW w:w="1583" w:type="dxa"/>
-            <w:shd w:val="clear" w:color="auto" w:fill="F2F2F2"/>
-          </w:tcPr>
-          <w:p>
-            <w:pPr/>
-            <w:r>
+            <w:tcW w:type="dxa" w:w="1100"/>
+            <w:shd w:fill="1F5C6E" w:color="auto" w:val="clear"/>
+            <w:tcMar>
+              <w:top w:type="dxa" w:w="60"/>
+              <w:left w:type="dxa" w:w="110"/>
+              <w:bottom w:type="dxa" w:w="60"/>
+              <w:right w:type="dxa" w:w="110"/>
+            </w:tcMar>
+            <w:vAlign w:val="center"/>
+          </w:tcPr>
+          <w:p>
+            <w:pPr>
+              <w:jc w:val="left"/>
+            </w:pPr>
+            <w:r>
+              <w:rPr>
+                <w:rFonts w:ascii="Arial" w:cs="Arial" w:eastAsia="Arial" w:hAnsi="Arial"/>
+                <w:b/>
+                <w:bCs/>
+                <w:color w:val="FFFFFF"/>
+                <w:sz w:val="19"/>
+                <w:szCs w:val="19"/>
+              </w:rPr>
               <w:t xml:space="preserve">Data</w:t>
             </w:r>
           </w:p>
         </w:tc>
       </w:tr>
       <w:tr>
-        <w:tc>
-          <w:tcPr>
-            <w:tcW w:w="1669" w:type="dxa"/>
-          </w:tcPr>
-          <w:p>
-            <w:pPr/>
-            <w:r>
+        <w:trPr>
+          <w:cantSplit/>
+          <w:tblHeader w:val="false"/>
+        </w:trPr>
+        <w:tc>
+          <w:tcPr>
+            <w:tcW w:type="dxa" w:w="1750"/>
+            <w:tcMar>
+              <w:top w:type="dxa" w:w="60"/>
+              <w:left w:type="dxa" w:w="110"/>
+              <w:bottom w:type="dxa" w:w="60"/>
+              <w:right w:type="dxa" w:w="110"/>
+            </w:tcMar>
+            <w:vAlign w:val="center"/>
+          </w:tcPr>
+          <w:p>
+            <w:pPr>
+              <w:jc w:val="left"/>
+            </w:pPr>
+            <w:r>
+              <w:rPr>
+                <w:rFonts w:ascii="Arial" w:cs="Arial" w:eastAsia="Arial" w:hAnsi="Arial"/>
+                <w:b/>
+                <w:bCs/>
+                <w:color w:val="20262B"/>
+                <w:sz w:val="19"/>
+                <w:szCs w:val="19"/>
+              </w:rPr>
               <w:t xml:space="preserve">kosgroup.com</w:t>
             </w:r>
           </w:p>
         </w:tc>
         <w:tc>
           <w:tcPr>
-            <w:tcW w:w="1719" w:type="dxa"/>
-          </w:tcPr>
-          <w:p>
-            <w:pPr/>
-            <w:r>
+            <w:tcW w:type="dxa" w:w="2050"/>
+            <w:tcMar>
+              <w:top w:type="dxa" w:w="60"/>
+              <w:left w:type="dxa" w:w="110"/>
+              <w:bottom w:type="dxa" w:w="60"/>
+              <w:right w:type="dxa" w:w="110"/>
+            </w:tcMar>
+            <w:vAlign w:val="center"/>
+          </w:tcPr>
+          <w:p>
+            <w:pPr>
+              <w:jc w:val="left"/>
+            </w:pPr>
+            <w:r>
+              <w:rPr>
+                <w:rFonts w:ascii="Arial" w:cs="Arial" w:eastAsia="Arial" w:hAnsi="Arial"/>
+                <w:b w:val="false"/>
+                <w:bCs w:val="false"/>
+                <w:color w:val="20262B"/>
+                <w:sz w:val="19"/>
+                <w:szCs w:val="19"/>
+              </w:rPr>
               <w:t xml:space="preserve">3 · Cache delle risorse statiche</w:t>
             </w:r>
           </w:p>
         </w:tc>
         <w:tc>
           <w:tcPr>
-            <w:tcW w:w="3044" w:type="dxa"/>
-          </w:tcPr>
-          <w:p>
-            <w:pPr/>
-            <w:r>
+            <w:tcW w:type="dxa" w:w="3238"/>
+            <w:tcMar>
+              <w:top w:type="dxa" w:w="60"/>
+              <w:left w:type="dxa" w:w="110"/>
+              <w:bottom w:type="dxa" w:w="60"/>
+              <w:right w:type="dxa" w:w="110"/>
+            </w:tcMar>
+            <w:vAlign w:val="center"/>
+          </w:tcPr>
+          <w:p>
+            <w:pPr>
+              <w:jc w:val="left"/>
+            </w:pPr>
+            <w:r>
+              <w:rPr>
+                <w:rFonts w:ascii="Arial" w:cs="Arial" w:eastAsia="Arial" w:hAnsi="Arial"/>
+                <w:b w:val="false"/>
+                <w:bCs w:val="false"/>
+                <w:color w:val="20262B"/>
+                <w:sz w:val="19"/>
+                <w:szCs w:val="19"/>
+              </w:rPr>
               <w:t xml:space="preserve">Immagini 180 giorni, font 365 giorni, CSS e JS 180 giorni con versione automatica dei file</w:t>
             </w:r>
           </w:p>
         </w:tc>
         <w:tc>
           <w:tcPr>
-            <w:tcW w:w="1345" w:type="dxa"/>
-          </w:tcPr>
-          <w:p>
-            <w:pPr/>
-            <w:r>
+            <w:tcW w:type="dxa" w:w="1500"/>
+            <w:tcMar>
+              <w:top w:type="dxa" w:w="60"/>
+              <w:left w:type="dxa" w:w="110"/>
+              <w:bottom w:type="dxa" w:w="60"/>
+              <w:right w:type="dxa" w:w="110"/>
+            </w:tcMar>
+            <w:vAlign w:val="center"/>
+          </w:tcPr>
+          <w:p>
+            <w:pPr>
+              <w:jc w:val="left"/>
+            </w:pPr>
+            <w:r>
+              <w:rPr>
+                <w:rFonts w:ascii="Arial" w:cs="Arial" w:eastAsia="Arial" w:hAnsi="Arial"/>
+                <w:b w:val="false"/>
+                <w:bCs w:val="false"/>
+                <w:color w:val="20262B"/>
+                <w:sz w:val="19"/>
+                <w:szCs w:val="19"/>
+              </w:rPr>
               <w:t xml:space="preserve">In produzione</w:t>
             </w:r>
           </w:p>
         </w:tc>
         <w:tc>
           <w:tcPr>
-            <w:tcW w:w="1583" w:type="dxa"/>
-          </w:tcPr>
-          <w:p>
-            <w:pPr/>
-            <w:r>
+            <w:tcW w:type="dxa" w:w="1100"/>
+            <w:tcMar>
+              <w:top w:type="dxa" w:w="60"/>
+              <w:left w:type="dxa" w:w="110"/>
+              <w:bottom w:type="dxa" w:w="60"/>
+              <w:right w:type="dxa" w:w="110"/>
+            </w:tcMar>
+            <w:vAlign w:val="center"/>
+          </w:tcPr>
+          <w:p>
+            <w:pPr>
+              <w:jc w:val="left"/>
+            </w:pPr>
+            <w:r>
+              <w:rPr>
+                <w:rFonts w:ascii="Arial" w:cs="Arial" w:eastAsia="Arial" w:hAnsi="Arial"/>
+                <w:b w:val="false"/>
+                <w:bCs w:val="false"/>
+                <w:color w:val="20262B"/>
+                <w:sz w:val="19"/>
+                <w:szCs w:val="19"/>
+              </w:rPr>
               <w:t xml:space="preserve">19-20 ottobre</w:t>
             </w:r>
           </w:p>
         </w:tc>
       </w:tr>
       <w:tr>
-        <w:tc>
-          <w:tcPr>
-            <w:tcW w:w="1669" w:type="dxa"/>
-          </w:tcPr>
-          <w:p>
-            <w:pPr/>
-            <w:r>
+        <w:trPr>
+          <w:cantSplit/>
+          <w:tblHeader w:val="false"/>
+        </w:trPr>
+        <w:tc>
+          <w:tcPr>
+            <w:tcW w:type="dxa" w:w="1750"/>
+            <w:tcMar>
+              <w:top w:type="dxa" w:w="60"/>
+              <w:left w:type="dxa" w:w="110"/>
+              <w:bottom w:type="dxa" w:w="60"/>
+              <w:right w:type="dxa" w:w="110"/>
+            </w:tcMar>
+            <w:vAlign w:val="center"/>
+          </w:tcPr>
+          <w:p>
+            <w:pPr>
+              <w:jc w:val="left"/>
+            </w:pPr>
+            <w:r>
+              <w:rPr>
+                <w:rFonts w:ascii="Arial" w:cs="Arial" w:eastAsia="Arial" w:hAnsi="Arial"/>
+                <w:b/>
+                <w:bCs/>
+                <w:color w:val="20262B"/>
+                <w:sz w:val="19"/>
+                <w:szCs w:val="19"/>
+              </w:rPr>
               <w:t xml:space="preserve">kosgroup.com</w:t>
             </w:r>
           </w:p>
         </w:tc>
         <w:tc>
           <w:tcPr>
-            <w:tcW w:w="1719" w:type="dxa"/>
-          </w:tcPr>
-          <w:p>
-            <w:pPr/>
-            <w:r>
+            <w:tcW w:type="dxa" w:w="2050"/>
+            <w:tcMar>
+              <w:top w:type="dxa" w:w="60"/>
+              <w:left w:type="dxa" w:w="110"/>
+              <w:bottom w:type="dxa" w:w="60"/>
+              <w:right w:type="dxa" w:w="110"/>
+            </w:tcMar>
+            <w:vAlign w:val="center"/>
+          </w:tcPr>
+          <w:p>
+            <w:pPr>
+              <w:jc w:val="left"/>
+            </w:pPr>
+            <w:r>
+              <w:rPr>
+                <w:rFonts w:ascii="Arial" w:cs="Arial" w:eastAsia="Arial" w:hAnsi="Arial"/>
+                <w:b w:val="false"/>
+                <w:bCs w:val="false"/>
+                <w:color w:val="20262B"/>
+                <w:sz w:val="19"/>
+                <w:szCs w:val="19"/>
+              </w:rPr>
               <w:t xml:space="preserve">4 · Redirect dei domini storici</w:t>
             </w:r>
           </w:p>
         </w:tc>
         <w:tc>
           <w:tcPr>
-            <w:tcW w:w="3044" w:type="dxa"/>
-          </w:tcPr>
-          <w:p>
-            <w:pPr/>
-            <w:r>
+            <w:tcW w:type="dxa" w:w="3238"/>
+            <w:tcMar>
+              <w:top w:type="dxa" w:w="60"/>
+              <w:left w:type="dxa" w:w="110"/>
+              <w:bottom w:type="dxa" w:w="60"/>
+              <w:right w:type="dxa" w:w="110"/>
+            </w:tcMar>
+            <w:vAlign w:val="center"/>
+          </w:tcPr>
+          <w:p>
+            <w:pPr>
+              <w:jc w:val="left"/>
+            </w:pPr>
+            <w:r>
+              <w:rPr>
+                <w:rFonts w:ascii="Arial" w:cs="Arial" w:eastAsia="Arial" w:hAnsi="Arial"/>
+                <w:b w:val="false"/>
+                <w:bCs w:val="false"/>
+                <w:color w:val="20262B"/>
+                <w:sz w:val="19"/>
+                <w:szCs w:val="19"/>
+              </w:rPr>
               <w:t xml:space="preserve">Redirect 301 già attivi su tutti e cinque i domini: verificati</w:t>
             </w:r>
           </w:p>
         </w:tc>
         <w:tc>
           <w:tcPr>
-            <w:tcW w:w="1345" w:type="dxa"/>
-          </w:tcPr>
-          <w:p>
-            <w:pPr/>
-            <w:r>
+            <w:tcW w:type="dxa" w:w="1500"/>
+            <w:tcMar>
+              <w:top w:type="dxa" w:w="60"/>
+              <w:left w:type="dxa" w:w="110"/>
+              <w:bottom w:type="dxa" w:w="60"/>
+              <w:right w:type="dxa" w:w="110"/>
+            </w:tcMar>
+            <w:vAlign w:val="center"/>
+          </w:tcPr>
+          <w:p>
+            <w:pPr>
+              <w:jc w:val="left"/>
+            </w:pPr>
+            <w:r>
+              <w:rPr>
+                <w:rFonts w:ascii="Arial" w:cs="Arial" w:eastAsia="Arial" w:hAnsi="Arial"/>
+                <w:b w:val="false"/>
+                <w:bCs w:val="false"/>
+                <w:color w:val="20262B"/>
+                <w:sz w:val="19"/>
+                <w:szCs w:val="19"/>
+              </w:rPr>
               <w:t xml:space="preserve">Chiusa, già a posto</w:t>
             </w:r>
           </w:p>
         </w:tc>
         <w:tc>
           <w:tcPr>
-            <w:tcW w:w="1583" w:type="dxa"/>
-          </w:tcPr>
-          <w:p>
-            <w:pPr/>
-            <w:r>
+            <w:tcW w:type="dxa" w:w="1100"/>
+            <w:tcMar>
+              <w:top w:type="dxa" w:w="60"/>
+              <w:left w:type="dxa" w:w="110"/>
+              <w:bottom w:type="dxa" w:w="60"/>
+              <w:right w:type="dxa" w:w="110"/>
+            </w:tcMar>
+            <w:vAlign w:val="center"/>
+          </w:tcPr>
+          <w:p>
+            <w:pPr>
+              <w:jc w:val="left"/>
+            </w:pPr>
+            <w:r>
+              <w:rPr>
+                <w:rFonts w:ascii="Arial" w:cs="Arial" w:eastAsia="Arial" w:hAnsi="Arial"/>
+                <w:b w:val="false"/>
+                <w:bCs w:val="false"/>
+                <w:color w:val="20262B"/>
+                <w:sz w:val="19"/>
+                <w:szCs w:val="19"/>
+              </w:rPr>
               <w:t xml:space="preserve">19 ottobre</w:t>
             </w:r>
           </w:p>
         </w:tc>
       </w:tr>
       <w:tr>
-        <w:tc>
-          <w:tcPr>
-            <w:tcW w:w="1669" w:type="dxa"/>
-          </w:tcPr>
-          <w:p>
-            <w:pPr/>
-            <w:r>
+        <w:trPr>
+          <w:cantSplit/>
+          <w:tblHeader w:val="false"/>
+        </w:trPr>
+        <w:tc>
+          <w:tcPr>
+            <w:tcW w:type="dxa" w:w="1750"/>
+            <w:tcMar>
+              <w:top w:type="dxa" w:w="60"/>
+              <w:left w:type="dxa" w:w="110"/>
+              <w:bottom w:type="dxa" w:w="60"/>
+              <w:right w:type="dxa" w:w="110"/>
+            </w:tcMar>
+            <w:vAlign w:val="center"/>
+          </w:tcPr>
+          <w:p>
+            <w:pPr>
+              <w:jc w:val="left"/>
+            </w:pPr>
+            <w:r>
+              <w:rPr>
+                <w:rFonts w:ascii="Arial" w:cs="Arial" w:eastAsia="Arial" w:hAnsi="Arial"/>
+                <w:b/>
+                <w:bCs/>
+                <w:color w:val="20262B"/>
+                <w:sz w:val="19"/>
+                <w:szCs w:val="19"/>
+              </w:rPr>
               <w:t xml:space="preserve">kosgroup.com</w:t>
             </w:r>
           </w:p>
         </w:tc>
         <w:tc>
           <w:tcPr>
-            <w:tcW w:w="1719" w:type="dxa"/>
-          </w:tcPr>
-          <w:p>
-            <w:pPr/>
-            <w:r>
+            <w:tcW w:type="dxa" w:w="2050"/>
+            <w:tcMar>
+              <w:top w:type="dxa" w:w="60"/>
+              <w:left w:type="dxa" w:w="110"/>
+              <w:bottom w:type="dxa" w:w="60"/>
+              <w:right w:type="dxa" w:w="110"/>
+            </w:tcMar>
+            <w:vAlign w:val="center"/>
+          </w:tcPr>
+          <w:p>
+            <w:pPr>
+              <w:jc w:val="left"/>
+            </w:pPr>
+            <w:r>
+              <w:rPr>
+                <w:rFonts w:ascii="Arial" w:cs="Arial" w:eastAsia="Arial" w:hAnsi="Arial"/>
+                <w:b w:val="false"/>
+                <w:bCs w:val="false"/>
+                <w:color w:val="20262B"/>
+                <w:sz w:val="19"/>
+                <w:szCs w:val="19"/>
+              </w:rPr>
               <w:t xml:space="preserve">6 · Accessibilità bot AI</w:t>
             </w:r>
           </w:p>
         </w:tc>
         <w:tc>
           <w:tcPr>
-            <w:tcW w:w="3044" w:type="dxa"/>
-          </w:tcPr>
-          <w:p>
-            <w:pPr/>
-            <w:r>
+            <w:tcW w:type="dxa" w:w="3238"/>
+            <w:tcMar>
+              <w:top w:type="dxa" w:w="60"/>
+              <w:left w:type="dxa" w:w="110"/>
+              <w:bottom w:type="dxa" w:w="60"/>
+              <w:right w:type="dxa" w:w="110"/>
+            </w:tcMar>
+            <w:vAlign w:val="center"/>
+          </w:tcPr>
+          <w:p>
+            <w:pPr>
+              <w:jc w:val="left"/>
+            </w:pPr>
+            <w:r>
+              <w:rPr>
+                <w:rFonts w:ascii="Arial" w:cs="Arial" w:eastAsia="Arial" w:hAnsi="Arial"/>
+                <w:b w:val="false"/>
+                <w:bCs w:val="false"/>
+                <w:color w:val="20262B"/>
+                <w:sz w:val="19"/>
+                <w:szCs w:val="19"/>
+              </w:rPr>
               <w:t xml:space="preserve">Test con gli user agent e controllo del log sugli IP ufficiali</w:t>
             </w:r>
           </w:p>
         </w:tc>
         <w:tc>
           <w:tcPr>
-            <w:tcW w:w="1345" w:type="dxa"/>
-          </w:tcPr>
-          <w:p>
-            <w:pPr/>
-            <w:r>
+            <w:tcW w:type="dxa" w:w="1500"/>
+            <w:tcMar>
+              <w:top w:type="dxa" w:w="60"/>
+              <w:left w:type="dxa" w:w="110"/>
+              <w:bottom w:type="dxa" w:w="60"/>
+              <w:right w:type="dxa" w:w="110"/>
+            </w:tcMar>
+            <w:vAlign w:val="center"/>
+          </w:tcPr>
+          <w:p>
+            <w:pPr>
+              <w:jc w:val="left"/>
+            </w:pPr>
+            <w:r>
+              <w:rPr>
+                <w:rFonts w:ascii="Arial" w:cs="Arial" w:eastAsia="Arial" w:hAnsi="Arial"/>
+                <w:b w:val="false"/>
+                <w:bCs w:val="false"/>
+                <w:color w:val="20262B"/>
+                <w:sz w:val="19"/>
+                <w:szCs w:val="19"/>
+              </w:rPr>
               <w:t xml:space="preserve">Chiusa, già a posto</w:t>
             </w:r>
           </w:p>
         </w:tc>
         <w:tc>
           <w:tcPr>
-            <w:tcW w:w="1583" w:type="dxa"/>
-          </w:tcPr>
-          <w:p>
-            <w:pPr/>
-            <w:r>
+            <w:tcW w:type="dxa" w:w="1100"/>
+            <w:tcMar>
+              <w:top w:type="dxa" w:w="60"/>
+              <w:left w:type="dxa" w:w="110"/>
+              <w:bottom w:type="dxa" w:w="60"/>
+              <w:right w:type="dxa" w:w="110"/>
+            </w:tcMar>
+            <w:vAlign w:val="center"/>
+          </w:tcPr>
+          <w:p>
+            <w:pPr>
+              <w:jc w:val="left"/>
+            </w:pPr>
+            <w:r>
+              <w:rPr>
+                <w:rFonts w:ascii="Arial" w:cs="Arial" w:eastAsia="Arial" w:hAnsi="Arial"/>
+                <w:b w:val="false"/>
+                <w:bCs w:val="false"/>
+                <w:color w:val="20262B"/>
+                <w:sz w:val="19"/>
+                <w:szCs w:val="19"/>
+              </w:rPr>
               <w:t xml:space="preserve">20 ottobre</w:t>
             </w:r>
           </w:p>
         </w:tc>
       </w:tr>
       <w:tr>
-        <w:tc>
-          <w:tcPr>
-            <w:tcW w:w="1669" w:type="dxa"/>
-          </w:tcPr>
-          <w:p>
-            <w:pPr/>
-            <w:r>
+        <w:trPr>
+          <w:cantSplit/>
+          <w:tblHeader w:val="false"/>
+        </w:trPr>
+        <w:tc>
+          <w:tcPr>
+            <w:tcW w:type="dxa" w:w="1750"/>
+            <w:tcMar>
+              <w:top w:type="dxa" w:w="60"/>
+              <w:left w:type="dxa" w:w="110"/>
+              <w:bottom w:type="dxa" w:w="60"/>
+              <w:right w:type="dxa" w:w="110"/>
+            </w:tcMar>
+            <w:vAlign w:val="center"/>
+          </w:tcPr>
+          <w:p>
+            <w:pPr>
+              <w:jc w:val="left"/>
+            </w:pPr>
+            <w:r>
+              <w:rPr>
+                <w:rFonts w:ascii="Arial" w:cs="Arial" w:eastAsia="Arial" w:hAnsi="Arial"/>
+                <w:b/>
+                <w:bCs/>
+                <w:color w:val="20262B"/>
+                <w:sz w:val="19"/>
+                <w:szCs w:val="19"/>
+              </w:rPr>
               <w:t xml:space="preserve">kosgroup.com</w:t>
             </w:r>
           </w:p>
         </w:tc>
         <w:tc>
           <w:tcPr>
-            <w:tcW w:w="1719" w:type="dxa"/>
-          </w:tcPr>
-          <w:p>
-            <w:pPr/>
-            <w:r>
+            <w:tcW w:type="dxa" w:w="2050"/>
+            <w:tcMar>
+              <w:top w:type="dxa" w:w="60"/>
+              <w:left w:type="dxa" w:w="110"/>
+              <w:bottom w:type="dxa" w:w="60"/>
+              <w:right w:type="dxa" w:w="110"/>
+            </w:tcMar>
+            <w:vAlign w:val="center"/>
+          </w:tcPr>
+          <w:p>
+            <w:pPr>
+              <w:jc w:val="left"/>
+            </w:pPr>
+            <w:r>
+              <w:rPr>
+                <w:rFonts w:ascii="Arial" w:cs="Arial" w:eastAsia="Arial" w:hAnsi="Arial"/>
+                <w:b w:val="false"/>
+                <w:bCs w:val="false"/>
+                <w:color w:val="20262B"/>
+                <w:sz w:val="19"/>
+                <w:szCs w:val="19"/>
+              </w:rPr>
               <w:t xml:space="preserve">18 · llms.txt</w:t>
             </w:r>
           </w:p>
         </w:tc>
         <w:tc>
           <w:tcPr>
-            <w:tcW w:w="3044" w:type="dxa"/>
-          </w:tcPr>
-          <w:p>
-            <w:pPr/>
-            <w:r>
+            <w:tcW w:type="dxa" w:w="3238"/>
+            <w:tcMar>
+              <w:top w:type="dxa" w:w="60"/>
+              <w:left w:type="dxa" w:w="110"/>
+              <w:bottom w:type="dxa" w:w="60"/>
+              <w:right w:type="dxa" w:w="110"/>
+            </w:tcMar>
+            <w:vAlign w:val="center"/>
+          </w:tcPr>
+          <w:p>
+            <w:pPr>
+              <w:jc w:val="left"/>
+            </w:pPr>
+            <w:r>
+              <w:rPr>
+                <w:rFonts w:ascii="Arial" w:cs="Arial" w:eastAsia="Arial" w:hAnsi="Arial"/>
+                <w:b w:val="false"/>
+                <w:bCs w:val="false"/>
+                <w:color w:val="20262B"/>
+                <w:sz w:val="19"/>
+                <w:szCs w:val="19"/>
+              </w:rPr>
               <w:t xml:space="preserve">File pubblicato nella radice, UTF-8</w:t>
             </w:r>
           </w:p>
         </w:tc>
         <w:tc>
           <w:tcPr>
-            <w:tcW w:w="1345" w:type="dxa"/>
-          </w:tcPr>
-          <w:p>
-            <w:pPr/>
-            <w:r>
+            <w:tcW w:type="dxa" w:w="1500"/>
+            <w:tcMar>
+              <w:top w:type="dxa" w:w="60"/>
+              <w:left w:type="dxa" w:w="110"/>
+              <w:bottom w:type="dxa" w:w="60"/>
+              <w:right w:type="dxa" w:w="110"/>
+            </w:tcMar>
+            <w:vAlign w:val="center"/>
+          </w:tcPr>
+          <w:p>
+            <w:pPr>
+              <w:jc w:val="left"/>
+            </w:pPr>
+            <w:r>
+              <w:rPr>
+                <w:rFonts w:ascii="Arial" w:cs="Arial" w:eastAsia="Arial" w:hAnsi="Arial"/>
+                <w:b w:val="false"/>
+                <w:bCs w:val="false"/>
+                <w:color w:val="20262B"/>
+                <w:sz w:val="19"/>
+                <w:szCs w:val="19"/>
+              </w:rPr>
               <w:t xml:space="preserve">In produzione</w:t>
             </w:r>
           </w:p>
         </w:tc>
         <w:tc>
           <w:tcPr>
-            <w:tcW w:w="1583" w:type="dxa"/>
-          </w:tcPr>
-          <w:p>
-            <w:pPr/>
-            <w:r>
+            <w:tcW w:type="dxa" w:w="1100"/>
+            <w:tcMar>
+              <w:top w:type="dxa" w:w="60"/>
+              <w:left w:type="dxa" w:w="110"/>
+              <w:bottom w:type="dxa" w:w="60"/>
+              <w:right w:type="dxa" w:w="110"/>
+            </w:tcMar>
+            <w:vAlign w:val="center"/>
+          </w:tcPr>
+          <w:p>
+            <w:pPr>
+              <w:jc w:val="left"/>
+            </w:pPr>
+            <w:r>
+              <w:rPr>
+                <w:rFonts w:ascii="Arial" w:cs="Arial" w:eastAsia="Arial" w:hAnsi="Arial"/>
+                <w:b w:val="false"/>
+                <w:bCs w:val="false"/>
+                <w:color w:val="20262B"/>
+                <w:sz w:val="19"/>
+                <w:szCs w:val="19"/>
+              </w:rPr>
               <w:t xml:space="preserve">19 ottobre</w:t>
             </w:r>
           </w:p>
         </w:tc>
       </w:tr>
       <w:tr>
-        <w:tc>
-          <w:tcPr>
-            <w:tcW w:w="1669" w:type="dxa"/>
-          </w:tcPr>
-          <w:p>
-            <w:pPr/>
-            <w:r>
+        <w:trPr>
+          <w:cantSplit/>
+          <w:tblHeader w:val="false"/>
+        </w:trPr>
+        <w:tc>
+          <w:tcPr>
+            <w:tcW w:type="dxa" w:w="1750"/>
+            <w:tcMar>
+              <w:top w:type="dxa" w:w="60"/>
+              <w:left w:type="dxa" w:w="110"/>
+              <w:bottom w:type="dxa" w:w="60"/>
+              <w:right w:type="dxa" w:w="110"/>
+            </w:tcMar>
+            <w:vAlign w:val="center"/>
+          </w:tcPr>
+          <w:p>
+            <w:pPr>
+              <w:jc w:val="left"/>
+            </w:pPr>
+            <w:r>
+              <w:rPr>
+                <w:rFonts w:ascii="Arial" w:cs="Arial" w:eastAsia="Arial" w:hAnsi="Arial"/>
+                <w:b/>
+                <w:bCs/>
+                <w:color w:val="20262B"/>
+                <w:sz w:val="19"/>
+                <w:szCs w:val="19"/>
+              </w:rPr>
               <w:t xml:space="preserve">kosgroup.com</w:t>
             </w:r>
           </w:p>
         </w:tc>
         <w:tc>
           <w:tcPr>
-            <w:tcW w:w="1719" w:type="dxa"/>
-          </w:tcPr>
-          <w:p>
-            <w:pPr/>
-            <w:r>
+            <w:tcW w:type="dxa" w:w="2050"/>
+            <w:tcMar>
+              <w:top w:type="dxa" w:w="60"/>
+              <w:left w:type="dxa" w:w="110"/>
+              <w:bottom w:type="dxa" w:w="60"/>
+              <w:right w:type="dxa" w:w="110"/>
+            </w:tcMar>
+            <w:vAlign w:val="center"/>
+          </w:tcPr>
+          <w:p>
+            <w:pPr>
+              <w:jc w:val="left"/>
+            </w:pPr>
+            <w:r>
+              <w:rPr>
+                <w:rFonts w:ascii="Arial" w:cs="Arial" w:eastAsia="Arial" w:hAnsi="Arial"/>
+                <w:b w:val="false"/>
+                <w:bCs w:val="false"/>
+                <w:color w:val="20262B"/>
+                <w:sz w:val="19"/>
+                <w:szCs w:val="19"/>
+              </w:rPr>
               <w:t xml:space="preserve">19 · robots.txt</w:t>
             </w:r>
           </w:p>
         </w:tc>
         <w:tc>
           <w:tcPr>
-            <w:tcW w:w="3044" w:type="dxa"/>
-          </w:tcPr>
-          <w:p>
-            <w:pPr/>
-            <w:r>
+            <w:tcW w:type="dxa" w:w="3238"/>
+            <w:tcMar>
+              <w:top w:type="dxa" w:w="60"/>
+              <w:left w:type="dxa" w:w="110"/>
+              <w:bottom w:type="dxa" w:w="60"/>
+              <w:right w:type="dxa" w:w="110"/>
+            </w:tcMar>
+            <w:vAlign w:val="center"/>
+          </w:tcPr>
+          <w:p>
+            <w:pPr>
+              <w:jc w:val="left"/>
+            </w:pPr>
+            <w:r>
+              <w:rPr>
+                <w:rFonts w:ascii="Arial" w:cs="Arial" w:eastAsia="Arial" w:hAnsi="Arial"/>
+                <w:b w:val="false"/>
+                <w:bCs w:val="false"/>
+                <w:color w:val="20262B"/>
+                <w:sz w:val="19"/>
+                <w:szCs w:val="19"/>
+              </w:rPr>
               <w:t xml:space="preserve">Crawl-delay rimosso, regole Disallow corrette</w:t>
             </w:r>
           </w:p>
         </w:tc>
         <w:tc>
           <w:tcPr>
-            <w:tcW w:w="1345" w:type="dxa"/>
-          </w:tcPr>
-          <w:p>
-            <w:pPr/>
-            <w:r>
+            <w:tcW w:type="dxa" w:w="1500"/>
+            <w:tcMar>
+              <w:top w:type="dxa" w:w="60"/>
+              <w:left w:type="dxa" w:w="110"/>
+              <w:bottom w:type="dxa" w:w="60"/>
+              <w:right w:type="dxa" w:w="110"/>
+            </w:tcMar>
+            <w:vAlign w:val="center"/>
+          </w:tcPr>
+          <w:p>
+            <w:pPr>
+              <w:jc w:val="left"/>
+            </w:pPr>
+            <w:r>
+              <w:rPr>
+                <w:rFonts w:ascii="Arial" w:cs="Arial" w:eastAsia="Arial" w:hAnsi="Arial"/>
+                <w:b w:val="false"/>
+                <w:bCs w:val="false"/>
+                <w:color w:val="20262B"/>
+                <w:sz w:val="19"/>
+                <w:szCs w:val="19"/>
+              </w:rPr>
               <w:t xml:space="preserve">In produzione</w:t>
             </w:r>
           </w:p>
         </w:tc>
         <w:tc>
           <w:tcPr>
-            <w:tcW w:w="1583" w:type="dxa"/>
-          </w:tcPr>
-          <w:p>
-            <w:pPr/>
-            <w:r>
+            <w:tcW w:type="dxa" w:w="1100"/>
+            <w:tcMar>
+              <w:top w:type="dxa" w:w="60"/>
+              <w:left w:type="dxa" w:w="110"/>
+              <w:bottom w:type="dxa" w:w="60"/>
+              <w:right w:type="dxa" w:w="110"/>
+            </w:tcMar>
+            <w:vAlign w:val="center"/>
+          </w:tcPr>
+          <w:p>
+            <w:pPr>
+              <w:jc w:val="left"/>
+            </w:pPr>
+            <w:r>
+              <w:rPr>
+                <w:rFonts w:ascii="Arial" w:cs="Arial" w:eastAsia="Arial" w:hAnsi="Arial"/>
+                <w:b w:val="false"/>
+                <w:bCs w:val="false"/>
+                <w:color w:val="20262B"/>
+                <w:sz w:val="19"/>
+                <w:szCs w:val="19"/>
+              </w:rPr>
               <w:t xml:space="preserve">19 ottobre</w:t>
             </w:r>
           </w:p>
         </w:tc>
       </w:tr>
       <w:tr>
-        <w:tc>
-          <w:tcPr>
-            <w:tcW w:w="1669" w:type="dxa"/>
-          </w:tcPr>
-          <w:p>
-            <w:pPr/>
-            <w:r>
+        <w:trPr>
+          <w:cantSplit/>
+          <w:tblHeader w:val="false"/>
+        </w:trPr>
+        <w:tc>
+          <w:tcPr>
+            <w:tcW w:type="dxa" w:w="1750"/>
+            <w:tcMar>
+              <w:top w:type="dxa" w:w="60"/>
+              <w:left w:type="dxa" w:w="110"/>
+              <w:bottom w:type="dxa" w:w="60"/>
+              <w:right w:type="dxa" w:w="110"/>
+            </w:tcMar>
+            <w:vAlign w:val="center"/>
+          </w:tcPr>
+          <w:p>
+            <w:pPr>
+              <w:jc w:val="left"/>
+            </w:pPr>
+            <w:r>
+              <w:rPr>
+                <w:rFonts w:ascii="Arial" w:cs="Arial" w:eastAsia="Arial" w:hAnsi="Arial"/>
+                <w:b/>
+                <w:bCs/>
+                <w:color w:val="20262B"/>
+                <w:sz w:val="19"/>
+                <w:szCs w:val="19"/>
+              </w:rPr>
               <w:t xml:space="preserve">anniazzurri.it</w:t>
             </w:r>
           </w:p>
         </w:tc>
         <w:tc>
           <w:tcPr>
-            <w:tcW w:w="1719" w:type="dxa"/>
-          </w:tcPr>
-          <w:p>
-            <w:pPr/>
-            <w:r>
+            <w:tcW w:type="dxa" w:w="2050"/>
+            <w:tcMar>
+              <w:top w:type="dxa" w:w="60"/>
+              <w:left w:type="dxa" w:w="110"/>
+              <w:bottom w:type="dxa" w:w="60"/>
+              <w:right w:type="dxa" w:w="110"/>
+            </w:tcMar>
+            <w:vAlign w:val="center"/>
+          </w:tcPr>
+          <w:p>
+            <w:pPr>
+              <w:jc w:val="left"/>
+            </w:pPr>
+            <w:r>
+              <w:rPr>
+                <w:rFonts w:ascii="Arial" w:cs="Arial" w:eastAsia="Arial" w:hAnsi="Arial"/>
+                <w:b w:val="false"/>
+                <w:bCs w:val="false"/>
+                <w:color w:val="20262B"/>
+                <w:sz w:val="19"/>
+                <w:szCs w:val="19"/>
+              </w:rPr>
               <w:t xml:space="preserve">7 · Canonical duplicato</w:t>
             </w:r>
           </w:p>
         </w:tc>
         <w:tc>
           <w:tcPr>
-            <w:tcW w:w="3044" w:type="dxa"/>
-          </w:tcPr>
-          <w:p>
-            <w:pPr/>
-            <w:r>
+            <w:tcW w:type="dxa" w:w="3238"/>
+            <w:tcMar>
+              <w:top w:type="dxa" w:w="60"/>
+              <w:left w:type="dxa" w:w="110"/>
+              <w:bottom w:type="dxa" w:w="60"/>
+              <w:right w:type="dxa" w:w="110"/>
+            </w:tcMar>
+            <w:vAlign w:val="center"/>
+          </w:tcPr>
+          <w:p>
+            <w:pPr>
+              <w:jc w:val="left"/>
+            </w:pPr>
+            <w:r>
+              <w:rPr>
+                <w:rFonts w:ascii="Arial" w:cs="Arial" w:eastAsia="Arial" w:hAnsi="Arial"/>
+                <w:b w:val="false"/>
+                <w:bCs w:val="false"/>
+                <w:color w:val="20262B"/>
+                <w:sz w:val="19"/>
+                <w:szCs w:val="19"/>
+              </w:rPr>
               <w:t xml:space="preserve">Un solo canonical lato server: verificato</w:t>
             </w:r>
           </w:p>
         </w:tc>
         <w:tc>
           <w:tcPr>
-            <w:tcW w:w="1345" w:type="dxa"/>
-          </w:tcPr>
-          <w:p>
-            <w:pPr/>
-            <w:r>
+            <w:tcW w:type="dxa" w:w="1500"/>
+            <w:tcMar>
+              <w:top w:type="dxa" w:w="60"/>
+              <w:left w:type="dxa" w:w="110"/>
+              <w:bottom w:type="dxa" w:w="60"/>
+              <w:right w:type="dxa" w:w="110"/>
+            </w:tcMar>
+            <w:vAlign w:val="center"/>
+          </w:tcPr>
+          <w:p>
+            <w:pPr>
+              <w:jc w:val="left"/>
+            </w:pPr>
+            <w:r>
+              <w:rPr>
+                <w:rFonts w:ascii="Arial" w:cs="Arial" w:eastAsia="Arial" w:hAnsi="Arial"/>
+                <w:b w:val="false"/>
+                <w:bCs w:val="false"/>
+                <w:color w:val="20262B"/>
+                <w:sz w:val="19"/>
+                <w:szCs w:val="19"/>
+              </w:rPr>
               <w:t xml:space="preserve">Chiusa, già a posto</w:t>
             </w:r>
           </w:p>
         </w:tc>
         <w:tc>
           <w:tcPr>
-            <w:tcW w:w="1583" w:type="dxa"/>
-          </w:tcPr>
-          <w:p>
-            <w:pPr/>
-            <w:r>
+            <w:tcW w:type="dxa" w:w="1100"/>
+            <w:tcMar>
+              <w:top w:type="dxa" w:w="60"/>
+              <w:left w:type="dxa" w:w="110"/>
+              <w:bottom w:type="dxa" w:w="60"/>
+              <w:right w:type="dxa" w:w="110"/>
+            </w:tcMar>
+            <w:vAlign w:val="center"/>
+          </w:tcPr>
+          <w:p>
+            <w:pPr>
+              <w:jc w:val="left"/>
+            </w:pPr>
+            <w:r>
+              <w:rPr>
+                <w:rFonts w:ascii="Arial" w:cs="Arial" w:eastAsia="Arial" w:hAnsi="Arial"/>
+                <w:b w:val="false"/>
+                <w:bCs w:val="false"/>
+                <w:color w:val="20262B"/>
+                <w:sz w:val="19"/>
+                <w:szCs w:val="19"/>
+              </w:rPr>
               <w:t xml:space="preserve">19 ottobre</w:t>
             </w:r>
           </w:p>
         </w:tc>
       </w:tr>
       <w:tr>
-        <w:tc>
-          <w:tcPr>
-            <w:tcW w:w="1669" w:type="dxa"/>
-          </w:tcPr>
-          <w:p>
-            <w:pPr/>
-            <w:r>
+        <w:trPr>
+          <w:cantSplit/>
+          <w:tblHeader w:val="false"/>
+        </w:trPr>
+        <w:tc>
+          <w:tcPr>
+            <w:tcW w:type="dxa" w:w="1750"/>
+            <w:tcMar>
+              <w:top w:type="dxa" w:w="60"/>
+              <w:left w:type="dxa" w:w="110"/>
+              <w:bottom w:type="dxa" w:w="60"/>
+              <w:right w:type="dxa" w:w="110"/>
+            </w:tcMar>
+            <w:vAlign w:val="center"/>
+          </w:tcPr>
+          <w:p>
+            <w:pPr>
+              <w:jc w:val="left"/>
+            </w:pPr>
+            <w:r>
+              <w:rPr>
+                <w:rFonts w:ascii="Arial" w:cs="Arial" w:eastAsia="Arial" w:hAnsi="Arial"/>
+                <w:b/>
+                <w:bCs/>
+                <w:color w:val="20262B"/>
+                <w:sz w:val="19"/>
+                <w:szCs w:val="19"/>
+              </w:rPr>
               <w:t xml:space="preserve">anniazzurri.it</w:t>
             </w:r>
           </w:p>
         </w:tc>
         <w:tc>
           <w:tcPr>
-            <w:tcW w:w="1719" w:type="dxa"/>
-          </w:tcPr>
-          <w:p>
-            <w:pPr/>
-            <w:r>
+            <w:tcW w:type="dxa" w:w="2050"/>
+            <w:tcMar>
+              <w:top w:type="dxa" w:w="60"/>
+              <w:left w:type="dxa" w:w="110"/>
+              <w:bottom w:type="dxa" w:w="60"/>
+              <w:right w:type="dxa" w:w="110"/>
+            </w:tcMar>
+            <w:vAlign w:val="center"/>
+          </w:tcPr>
+          <w:p>
+            <w:pPr>
+              <w:jc w:val="left"/>
+            </w:pPr>
+            <w:r>
+              <w:rPr>
+                <w:rFonts w:ascii="Arial" w:cs="Arial" w:eastAsia="Arial" w:hAnsi="Arial"/>
+                <w:b w:val="false"/>
+                <w:bCs w:val="false"/>
+                <w:color w:val="20262B"/>
+                <w:sz w:val="19"/>
+                <w:szCs w:val="19"/>
+              </w:rPr>
               <w:t xml:space="preserve">8 · Ente e percorsi di navigazione</w:t>
             </w:r>
           </w:p>
         </w:tc>
         <w:tc>
           <w:tcPr>
-            <w:tcW w:w="3044" w:type="dxa"/>
-          </w:tcPr>
-          <w:p>
-            <w:pPr/>
-            <w:r>
+            <w:tcW w:type="dxa" w:w="3238"/>
+            <w:tcMar>
+              <w:top w:type="dxa" w:w="60"/>
+              <w:left w:type="dxa" w:w="110"/>
+              <w:bottom w:type="dxa" w:w="60"/>
+              <w:right w:type="dxa" w:w="110"/>
+            </w:tcMar>
+            <w:vAlign w:val="center"/>
+          </w:tcPr>
+          <w:p>
+            <w:pPr>
+              <w:jc w:val="left"/>
+            </w:pPr>
+            <w:r>
+              <w:rPr>
+                <w:rFonts w:ascii="Arial" w:cs="Arial" w:eastAsia="Arial" w:hAnsi="Arial"/>
+                <w:b w:val="false"/>
+                <w:bCs w:val="false"/>
+                <w:color w:val="20262B"/>
+                <w:sz w:val="19"/>
+                <w:szCs w:val="19"/>
+              </w:rPr>
               <w:t xml:space="preserve">Un solo </w:t>
             </w:r>
             <w:r>
               <w:rPr>
-                <w:rStyle w:val="CodeChar"/>
+                <w:rFonts w:ascii="Consolas" w:cs="Consolas" w:eastAsia="Consolas" w:hAnsi="Consolas"/>
+                <w:b w:val="false"/>
+                <w:bCs w:val="false"/>
+                <w:color w:val="1F5C6E"/>
+                <w:sz w:val="17"/>
+                <w:szCs w:val="17"/>
               </w:rPr>
               <w:t xml:space="preserve">@graph</w:t>
             </w:r>
             <w:r>
+              <w:rPr>
+                <w:rFonts w:ascii="Arial" w:cs="Arial" w:eastAsia="Arial" w:hAnsi="Arial"/>
+                <w:b w:val="false"/>
+                <w:bCs w:val="false"/>
+                <w:color w:val="20262B"/>
+                <w:sz w:val="19"/>
+                <w:szCs w:val="19"/>
+              </w:rPr>
               <w:t xml:space="preserve"> JSON-LD per pagina: ente KOS Care e briciole complete</w:t>
             </w:r>
           </w:p>
         </w:tc>
         <w:tc>
           <w:tcPr>
-            <w:tcW w:w="1345" w:type="dxa"/>
-          </w:tcPr>
-          <w:p>
-            <w:pPr/>
-            <w:r>
+            <w:tcW w:type="dxa" w:w="1500"/>
+            <w:tcMar>
+              <w:top w:type="dxa" w:w="60"/>
+              <w:left w:type="dxa" w:w="110"/>
+              <w:bottom w:type="dxa" w:w="60"/>
+              <w:right w:type="dxa" w:w="110"/>
+            </w:tcMar>
+            <w:vAlign w:val="center"/>
+          </w:tcPr>
+          <w:p>
+            <w:pPr>
+              <w:jc w:val="left"/>
+            </w:pPr>
+            <w:r>
+              <w:rPr>
+                <w:rFonts w:ascii="Arial" w:cs="Arial" w:eastAsia="Arial" w:hAnsi="Arial"/>
+                <w:b w:val="false"/>
+                <w:bCs w:val="false"/>
+                <w:color w:val="20262B"/>
+                <w:sz w:val="19"/>
+                <w:szCs w:val="19"/>
+              </w:rPr>
               <w:t xml:space="preserve">In produzione</w:t>
             </w:r>
           </w:p>
         </w:tc>
         <w:tc>
           <w:tcPr>
-            <w:tcW w:w="1583" w:type="dxa"/>
-          </w:tcPr>
-          <w:p>
-            <w:pPr/>
-            <w:r>
+            <w:tcW w:type="dxa" w:w="1100"/>
+            <w:tcMar>
+              <w:top w:type="dxa" w:w="60"/>
+              <w:left w:type="dxa" w:w="110"/>
+              <w:bottom w:type="dxa" w:w="60"/>
+              <w:right w:type="dxa" w:w="110"/>
+            </w:tcMar>
+            <w:vAlign w:val="center"/>
+          </w:tcPr>
+          <w:p>
+            <w:pPr>
+              <w:jc w:val="left"/>
+            </w:pPr>
+            <w:r>
+              <w:rPr>
+                <w:rFonts w:ascii="Arial" w:cs="Arial" w:eastAsia="Arial" w:hAnsi="Arial"/>
+                <w:b w:val="false"/>
+                <w:bCs w:val="false"/>
+                <w:color w:val="20262B"/>
+                <w:sz w:val="19"/>
+                <w:szCs w:val="19"/>
+              </w:rPr>
               <w:t xml:space="preserve">20 ottobre</w:t>
             </w:r>
           </w:p>
         </w:tc>
       </w:tr>
       <w:tr>
-        <w:tc>
-          <w:tcPr>
-            <w:tcW w:w="1669" w:type="dxa"/>
-          </w:tcPr>
-          <w:p>
-            <w:pPr/>
-            <w:r>
+        <w:trPr>
+          <w:cantSplit/>
+          <w:tblHeader w:val="false"/>
+        </w:trPr>
+        <w:tc>
+          <w:tcPr>
+            <w:tcW w:type="dxa" w:w="1750"/>
+            <w:tcMar>
+              <w:top w:type="dxa" w:w="60"/>
+              <w:left w:type="dxa" w:w="110"/>
+              <w:bottom w:type="dxa" w:w="60"/>
+              <w:right w:type="dxa" w:w="110"/>
+            </w:tcMar>
+            <w:vAlign w:val="center"/>
+          </w:tcPr>
+          <w:p>
+            <w:pPr>
+              <w:jc w:val="left"/>
+            </w:pPr>
+            <w:r>
+              <w:rPr>
+                <w:rFonts w:ascii="Arial" w:cs="Arial" w:eastAsia="Arial" w:hAnsi="Arial"/>
+                <w:b/>
+                <w:bCs/>
+                <w:color w:val="20262B"/>
+                <w:sz w:val="19"/>
+                <w:szCs w:val="19"/>
+              </w:rPr>
               <w:t xml:space="preserve">anniazzurri.it</w:t>
             </w:r>
           </w:p>
         </w:tc>
         <w:tc>
           <w:tcPr>
-            <w:tcW w:w="1719" w:type="dxa"/>
-          </w:tcPr>
-          <w:p>
-            <w:pPr/>
-            <w:r>
+            <w:tcW w:type="dxa" w:w="2050"/>
+            <w:tcMar>
+              <w:top w:type="dxa" w:w="60"/>
+              <w:left w:type="dxa" w:w="110"/>
+              <w:bottom w:type="dxa" w:w="60"/>
+              <w:right w:type="dxa" w:w="110"/>
+            </w:tcMar>
+            <w:vAlign w:val="center"/>
+          </w:tcPr>
+          <w:p>
+            <w:pPr>
+              <w:jc w:val="left"/>
+            </w:pPr>
+            <w:r>
+              <w:rPr>
+                <w:rFonts w:ascii="Arial" w:cs="Arial" w:eastAsia="Arial" w:hAnsi="Arial"/>
+                <w:b w:val="false"/>
+                <w:bCs w:val="false"/>
+                <w:color w:val="20262B"/>
+                <w:sz w:val="19"/>
+                <w:szCs w:val="19"/>
+              </w:rPr>
               <w:t xml:space="preserve">14 · Cache delle risorse statiche</w:t>
             </w:r>
           </w:p>
         </w:tc>
         <w:tc>
           <w:tcPr>
-            <w:tcW w:w="3044" w:type="dxa"/>
-          </w:tcPr>
-          <w:p>
-            <w:pPr/>
-            <w:r>
+            <w:tcW w:type="dxa" w:w="3238"/>
+            <w:tcMar>
+              <w:top w:type="dxa" w:w="60"/>
+              <w:left w:type="dxa" w:w="110"/>
+              <w:bottom w:type="dxa" w:w="60"/>
+              <w:right w:type="dxa" w:w="110"/>
+            </w:tcMar>
+            <w:vAlign w:val="center"/>
+          </w:tcPr>
+          <w:p>
+            <w:pPr>
+              <w:jc w:val="left"/>
+            </w:pPr>
+            <w:r>
+              <w:rPr>
+                <w:rFonts w:ascii="Arial" w:cs="Arial" w:eastAsia="Arial" w:hAnsi="Arial"/>
+                <w:b w:val="false"/>
+                <w:bCs w:val="false"/>
+                <w:color w:val="20262B"/>
+                <w:sz w:val="19"/>
+                <w:szCs w:val="19"/>
+              </w:rPr>
               <w:t xml:space="preserve">Come kosgroup.com (anticipata dallo sprint 4)</w:t>
             </w:r>
           </w:p>
         </w:tc>
         <w:tc>
           <w:tcPr>
-            <w:tcW w:w="1345" w:type="dxa"/>
-          </w:tcPr>
-          <w:p>
-            <w:pPr/>
-            <w:r>
+            <w:tcW w:type="dxa" w:w="1500"/>
+            <w:tcMar>
+              <w:top w:type="dxa" w:w="60"/>
+              <w:left w:type="dxa" w:w="110"/>
+              <w:bottom w:type="dxa" w:w="60"/>
+              <w:right w:type="dxa" w:w="110"/>
+            </w:tcMar>
+            <w:vAlign w:val="center"/>
+          </w:tcPr>
+          <w:p>
+            <w:pPr>
+              <w:jc w:val="left"/>
+            </w:pPr>
+            <w:r>
+              <w:rPr>
+                <w:rFonts w:ascii="Arial" w:cs="Arial" w:eastAsia="Arial" w:hAnsi="Arial"/>
+                <w:b w:val="false"/>
+                <w:bCs w:val="false"/>
+                <w:color w:val="20262B"/>
+                <w:sz w:val="19"/>
+                <w:szCs w:val="19"/>
+              </w:rPr>
               <w:t xml:space="preserve">In produzione</w:t>
             </w:r>
           </w:p>
         </w:tc>
         <w:tc>
           <w:tcPr>
-            <w:tcW w:w="1583" w:type="dxa"/>
-          </w:tcPr>
-          <w:p>
-            <w:pPr/>
-            <w:r>
+            <w:tcW w:type="dxa" w:w="1100"/>
+            <w:tcMar>
+              <w:top w:type="dxa" w:w="60"/>
+              <w:left w:type="dxa" w:w="110"/>
+              <w:bottom w:type="dxa" w:w="60"/>
+              <w:right w:type="dxa" w:w="110"/>
+            </w:tcMar>
+            <w:vAlign w:val="center"/>
+          </w:tcPr>
+          <w:p>
+            <w:pPr>
+              <w:jc w:val="left"/>
+            </w:pPr>
+            <w:r>
+              <w:rPr>
+                <w:rFonts w:ascii="Arial" w:cs="Arial" w:eastAsia="Arial" w:hAnsi="Arial"/>
+                <w:b w:val="false"/>
+                <w:bCs w:val="false"/>
+                <w:color w:val="20262B"/>
+                <w:sz w:val="19"/>
+                <w:szCs w:val="19"/>
+              </w:rPr>
               <w:t xml:space="preserve">19-20 ottobre</w:t>
             </w:r>
           </w:p>
         </w:tc>
       </w:tr>
       <w:tr>
-        <w:tc>
-          <w:tcPr>
-            <w:tcW w:w="1669" w:type="dxa"/>
-          </w:tcPr>
-          <w:p>
-            <w:pPr/>
-            <w:r>
+        <w:trPr>
+          <w:cantSplit/>
+          <w:tblHeader w:val="false"/>
+        </w:trPr>
+        <w:tc>
+          <w:tcPr>
+            <w:tcW w:type="dxa" w:w="1750"/>
+            <w:tcMar>
+              <w:top w:type="dxa" w:w="60"/>
+              <w:left w:type="dxa" w:w="110"/>
+              <w:bottom w:type="dxa" w:w="60"/>
+              <w:right w:type="dxa" w:w="110"/>
+            </w:tcMar>
+            <w:vAlign w:val="center"/>
+          </w:tcPr>
+          <w:p>
+            <w:pPr>
+              <w:jc w:val="left"/>
+            </w:pPr>
+            <w:r>
+              <w:rPr>
+                <w:rFonts w:ascii="Arial" w:cs="Arial" w:eastAsia="Arial" w:hAnsi="Arial"/>
+                <w:b/>
+                <w:bCs/>
+                <w:color w:val="20262B"/>
+                <w:sz w:val="19"/>
+                <w:szCs w:val="19"/>
+              </w:rPr>
               <w:t xml:space="preserve">anniazzurri.it</w:t>
             </w:r>
           </w:p>
         </w:tc>
         <w:tc>
           <w:tcPr>
-            <w:tcW w:w="1719" w:type="dxa"/>
-          </w:tcPr>
-          <w:p>
-            <w:pPr/>
-            <w:r>
+            <w:tcW w:type="dxa" w:w="2050"/>
+            <w:tcMar>
+              <w:top w:type="dxa" w:w="60"/>
+              <w:left w:type="dxa" w:w="110"/>
+              <w:bottom w:type="dxa" w:w="60"/>
+              <w:right w:type="dxa" w:w="110"/>
+            </w:tcMar>
+            <w:vAlign w:val="center"/>
+          </w:tcPr>
+          <w:p>
+            <w:pPr>
+              <w:jc w:val="left"/>
+            </w:pPr>
+            <w:r>
+              <w:rPr>
+                <w:rFonts w:ascii="Arial" w:cs="Arial" w:eastAsia="Arial" w:hAnsi="Arial"/>
+                <w:b w:val="false"/>
+                <w:bCs w:val="false"/>
+                <w:color w:val="20262B"/>
+                <w:sz w:val="19"/>
+                <w:szCs w:val="19"/>
+              </w:rPr>
               <w:t xml:space="preserve">18 · Titoli H1 mancanti</w:t>
             </w:r>
           </w:p>
         </w:tc>
         <w:tc>
           <w:tcPr>
-            <w:tcW w:w="3044" w:type="dxa"/>
-          </w:tcPr>
-          <w:p>
-            <w:pPr/>
-            <w:r>
+            <w:tcW w:type="dxa" w:w="3238"/>
+            <w:tcMar>
+              <w:top w:type="dxa" w:w="60"/>
+              <w:left w:type="dxa" w:w="110"/>
+              <w:bottom w:type="dxa" w:w="60"/>
+              <w:right w:type="dxa" w:w="110"/>
+            </w:tcMar>
+            <w:vAlign w:val="center"/>
+          </w:tcPr>
+          <w:p>
+            <w:pPr>
+              <w:jc w:val="left"/>
+            </w:pPr>
+            <w:r>
+              <w:rPr>
+                <w:rFonts w:ascii="Arial" w:cs="Arial" w:eastAsia="Arial" w:hAnsi="Arial"/>
+                <w:b w:val="false"/>
+                <w:bCs w:val="false"/>
+                <w:color w:val="20262B"/>
+                <w:sz w:val="19"/>
+                <w:szCs w:val="19"/>
+              </w:rPr>
               <w:t xml:space="preserve">H1 su home e galleria del convegno 2025</w:t>
             </w:r>
           </w:p>
         </w:tc>
         <w:tc>
           <w:tcPr>
-            <w:tcW w:w="1345" w:type="dxa"/>
-          </w:tcPr>
-          <w:p>
-            <w:pPr/>
-            <w:r>
+            <w:tcW w:type="dxa" w:w="1500"/>
+            <w:tcMar>
+              <w:top w:type="dxa" w:w="60"/>
+              <w:left w:type="dxa" w:w="110"/>
+              <w:bottom w:type="dxa" w:w="60"/>
+              <w:right w:type="dxa" w:w="110"/>
+            </w:tcMar>
+            <w:vAlign w:val="center"/>
+          </w:tcPr>
+          <w:p>
+            <w:pPr>
+              <w:jc w:val="left"/>
+            </w:pPr>
+            <w:r>
+              <w:rPr>
+                <w:rFonts w:ascii="Arial" w:cs="Arial" w:eastAsia="Arial" w:hAnsi="Arial"/>
+                <w:b w:val="false"/>
+                <w:bCs w:val="false"/>
+                <w:color w:val="20262B"/>
+                <w:sz w:val="19"/>
+                <w:szCs w:val="19"/>
+              </w:rPr>
               <w:t xml:space="preserve">In produzione</w:t>
             </w:r>
           </w:p>
         </w:tc>
         <w:tc>
           <w:tcPr>
-            <w:tcW w:w="1583" w:type="dxa"/>
-          </w:tcPr>
-          <w:p>
-            <w:pPr/>
-            <w:r>
+            <w:tcW w:type="dxa" w:w="1100"/>
+            <w:tcMar>
+              <w:top w:type="dxa" w:w="60"/>
+              <w:left w:type="dxa" w:w="110"/>
+              <w:bottom w:type="dxa" w:w="60"/>
+              <w:right w:type="dxa" w:w="110"/>
+            </w:tcMar>
+            <w:vAlign w:val="center"/>
+          </w:tcPr>
+          <w:p>
+            <w:pPr>
+              <w:jc w:val="left"/>
+            </w:pPr>
+            <w:r>
+              <w:rPr>
+                <w:rFonts w:ascii="Arial" w:cs="Arial" w:eastAsia="Arial" w:hAnsi="Arial"/>
+                <w:b w:val="false"/>
+                <w:bCs w:val="false"/>
+                <w:color w:val="20262B"/>
+                <w:sz w:val="19"/>
+                <w:szCs w:val="19"/>
+              </w:rPr>
               <w:t xml:space="preserve">20 ottobre</w:t>
             </w:r>
           </w:p>
         </w:tc>
       </w:tr>
       <w:tr>
-        <w:tc>
-          <w:tcPr>
-            <w:tcW w:w="1669" w:type="dxa"/>
-          </w:tcPr>
-          <w:p>
-            <w:pPr/>
-            <w:r>
+        <w:trPr>
+          <w:cantSplit/>
+          <w:tblHeader w:val="false"/>
+        </w:trPr>
+        <w:tc>
+          <w:tcPr>
+            <w:tcW w:type="dxa" w:w="1750"/>
+            <w:tcMar>
+              <w:top w:type="dxa" w:w="60"/>
+              <w:left w:type="dxa" w:w="110"/>
+              <w:bottom w:type="dxa" w:w="60"/>
+              <w:right w:type="dxa" w:w="110"/>
+            </w:tcMar>
+            <w:vAlign w:val="center"/>
+          </w:tcPr>
+          <w:p>
+            <w:pPr>
+              <w:jc w:val="left"/>
+            </w:pPr>
+            <w:r>
+              <w:rPr>
+                <w:rFonts w:ascii="Arial" w:cs="Arial" w:eastAsia="Arial" w:hAnsi="Arial"/>
+                <w:b/>
+                <w:bCs/>
+                <w:color w:val="20262B"/>
+                <w:sz w:val="19"/>
+                <w:szCs w:val="19"/>
+              </w:rPr>
               <w:t xml:space="preserve">anniazzurri.it</w:t>
             </w:r>
           </w:p>
         </w:tc>
         <w:tc>
           <w:tcPr>
-            <w:tcW w:w="1719" w:type="dxa"/>
-          </w:tcPr>
-          <w:p>
-            <w:pPr/>
-            <w:r>
+            <w:tcW w:type="dxa" w:w="2050"/>
+            <w:tcMar>
+              <w:top w:type="dxa" w:w="60"/>
+              <w:left w:type="dxa" w:w="110"/>
+              <w:bottom w:type="dxa" w:w="60"/>
+              <w:right w:type="dxa" w:w="110"/>
+            </w:tcMar>
+            <w:vAlign w:val="center"/>
+          </w:tcPr>
+          <w:p>
+            <w:pPr>
+              <w:jc w:val="left"/>
+            </w:pPr>
+            <w:r>
+              <w:rPr>
+                <w:rFonts w:ascii="Arial" w:cs="Arial" w:eastAsia="Arial" w:hAnsi="Arial"/>
+                <w:b w:val="false"/>
+                <w:bCs w:val="false"/>
+                <w:color w:val="20262B"/>
+                <w:sz w:val="19"/>
+                <w:szCs w:val="19"/>
+              </w:rPr>
               <w:t xml:space="preserve">19 · Accessibilità bot AI</w:t>
             </w:r>
           </w:p>
         </w:tc>
         <w:tc>
           <w:tcPr>
-            <w:tcW w:w="3044" w:type="dxa"/>
-          </w:tcPr>
-          <w:p>
-            <w:pPr/>
-            <w:r>
+            <w:tcW w:type="dxa" w:w="3238"/>
+            <w:tcMar>
+              <w:top w:type="dxa" w:w="60"/>
+              <w:left w:type="dxa" w:w="110"/>
+              <w:bottom w:type="dxa" w:w="60"/>
+              <w:right w:type="dxa" w:w="110"/>
+            </w:tcMar>
+            <w:vAlign w:val="center"/>
+          </w:tcPr>
+          <w:p>
+            <w:pPr>
+              <w:jc w:val="left"/>
+            </w:pPr>
+            <w:r>
+              <w:rPr>
+                <w:rFonts w:ascii="Arial" w:cs="Arial" w:eastAsia="Arial" w:hAnsi="Arial"/>
+                <w:b w:val="false"/>
+                <w:bCs w:val="false"/>
+                <w:color w:val="20262B"/>
+                <w:sz w:val="19"/>
+                <w:szCs w:val="19"/>
+              </w:rPr>
               <w:t xml:space="preserve">Come kosgroup.com</w:t>
             </w:r>
           </w:p>
         </w:tc>
         <w:tc>
           <w:tcPr>
-            <w:tcW w:w="1345" w:type="dxa"/>
-          </w:tcPr>
-          <w:p>
-            <w:pPr/>
-            <w:r>
+            <w:tcW w:type="dxa" w:w="1500"/>
+            <w:tcMar>
+              <w:top w:type="dxa" w:w="60"/>
+              <w:left w:type="dxa" w:w="110"/>
+              <w:bottom w:type="dxa" w:w="60"/>
+              <w:right w:type="dxa" w:w="110"/>
+            </w:tcMar>
+            <w:vAlign w:val="center"/>
+          </w:tcPr>
+          <w:p>
+            <w:pPr>
+              <w:jc w:val="left"/>
+            </w:pPr>
+            <w:r>
+              <w:rPr>
+                <w:rFonts w:ascii="Arial" w:cs="Arial" w:eastAsia="Arial" w:hAnsi="Arial"/>
+                <w:b w:val="false"/>
+                <w:bCs w:val="false"/>
+                <w:color w:val="20262B"/>
+                <w:sz w:val="19"/>
+                <w:szCs w:val="19"/>
+              </w:rPr>
               <w:t xml:space="preserve">Chiusa, già a posto</w:t>
             </w:r>
           </w:p>
         </w:tc>
         <w:tc>
           <w:tcPr>
-            <w:tcW w:w="1583" w:type="dxa"/>
-          </w:tcPr>
-          <w:p>
-            <w:pPr/>
-            <w:r>
+            <w:tcW w:type="dxa" w:w="1100"/>
+            <w:tcMar>
+              <w:top w:type="dxa" w:w="60"/>
+              <w:left w:type="dxa" w:w="110"/>
+              <w:bottom w:type="dxa" w:w="60"/>
+              <w:right w:type="dxa" w:w="110"/>
+            </w:tcMar>
+            <w:vAlign w:val="center"/>
+          </w:tcPr>
+          <w:p>
+            <w:pPr>
+              <w:jc w:val="left"/>
+            </w:pPr>
+            <w:r>
+              <w:rPr>
+                <w:rFonts w:ascii="Arial" w:cs="Arial" w:eastAsia="Arial" w:hAnsi="Arial"/>
+                <w:b w:val="false"/>
+                <w:bCs w:val="false"/>
+                <w:color w:val="20262B"/>
+                <w:sz w:val="19"/>
+                <w:szCs w:val="19"/>
+              </w:rPr>
               <w:t xml:space="preserve">20 ottobre</w:t>
             </w:r>
           </w:p>
@@ -697,310 +1756,750 @@
     </w:tbl>
     <w:p>
       <w:pPr>
-        <w:pStyle w:val="Heading2"/>
+        <w:spacing w:after="60"/>
       </w:pPr>
-      <w:r>
-        <w:t xml:space="preserve">kosgroup.com</w:t>
-      </w:r>
     </w:p>
     <w:p>
-      <w:pPr/>
-      <w:r>
+      <w:pPr>
+        <w:keepNext/>
+        <w:pBdr>
+          <w:bottom w:val="single" w:color="B8C7CC" w:sz="6" w:space="4"/>
+        </w:pBdr>
+        <w:spacing w:after="140" w:before="300"/>
+      </w:pPr>
+      <w:r>
+        <w:rPr>
+          <w:rFonts w:ascii="Arial" w:cs="Arial" w:eastAsia="Arial" w:hAnsi="Arial"/>
+          <w:b/>
+          <w:bCs/>
+          <w:color w:val="1F5C6E"/>
+          <w:sz w:val="28"/>
+          <w:szCs w:val="28"/>
+        </w:rPr>
+        <w:t xml:space="preserve">kosgroup.com</w:t>
+      </w:r>
+    </w:p>
+    <w:p>
+      <w:pPr>
+        <w:spacing w:after="120" w:before="0" w:line="290"/>
+        <w:jc w:val="both"/>
+      </w:pPr>
+      <w:r>
+        <w:rPr>
+          <w:rFonts w:ascii="Arial" w:cs="Arial" w:eastAsia="Arial" w:hAnsi="Arial"/>
+          <w:color w:val="20262B"/>
+          <w:sz w:val="21"/>
+          <w:szCs w:val="21"/>
+        </w:rPr>
         <w:t xml:space="preserve">Su kosgroup.com quattro voci sono chiuse e una (6, bot AI) è nella sezione dedicata. Tutte le modifiche sono in produzione e passano dalle regole web di nginx o da file statici: nessun contenuto è stato toccato.</w:t>
       </w:r>
     </w:p>
     <w:tbl>
       <w:tblPr>
-        <w:tblStyle w:val="TableGrid"/>
-        <w:tblW w:w="0" w:type="auto"/>
-        <w:tblLayout w:type="fixed"/>
-        <w:tblLook w:val="04A0" w:firstRow="1" w:lastRow="0" w:firstColumn="0" w:lastColumn="0" w:noHBand="0" w:noVBand="1"/>
+        <w:tblW w:type="dxa" w:w="9638"/>
+        <w:tblBorders>
+          <w:top w:val="single" w:color="B8C7CC" w:sz="4"/>
+          <w:left w:val="single" w:color="B8C7CC" w:sz="4"/>
+          <w:bottom w:val="single" w:color="B8C7CC" w:sz="4"/>
+          <w:right w:val="single" w:color="B8C7CC" w:sz="4"/>
+          <w:insideH w:val="single" w:color="B8C7CC" w:sz="4"/>
+          <w:insideV w:val="single" w:color="B8C7CC" w:sz="4"/>
+        </w:tblBorders>
       </w:tblPr>
       <w:tblGrid>
-        <w:gridCol w:w="2244"/>
-        <w:gridCol w:w="3996"/>
-        <w:gridCol w:w="3120"/>
+        <w:gridCol w:w="2000"/>
+        <w:gridCol w:w="4238"/>
+        <w:gridCol w:w="3400"/>
       </w:tblGrid>
       <w:tr>
         <w:trPr>
+          <w:cantSplit/>
           <w:tblHeader/>
         </w:trPr>
         <w:tc>
           <w:tcPr>
-            <w:tcW w:w="2244" w:type="dxa"/>
-            <w:shd w:val="clear" w:color="auto" w:fill="F2F2F2"/>
-          </w:tcPr>
-          <w:p>
-            <w:pPr/>
-            <w:r>
+            <w:tcW w:type="dxa" w:w="2000"/>
+            <w:shd w:fill="1F5C6E" w:color="auto" w:val="clear"/>
+            <w:tcMar>
+              <w:top w:type="dxa" w:w="60"/>
+              <w:left w:type="dxa" w:w="110"/>
+              <w:bottom w:type="dxa" w:w="60"/>
+              <w:right w:type="dxa" w:w="110"/>
+            </w:tcMar>
+            <w:vAlign w:val="center"/>
+          </w:tcPr>
+          <w:p>
+            <w:pPr>
+              <w:jc w:val="left"/>
+            </w:pPr>
+            <w:r>
+              <w:rPr>
+                <w:rFonts w:ascii="Arial" w:cs="Arial" w:eastAsia="Arial" w:hAnsi="Arial"/>
+                <w:b/>
+                <w:bCs/>
+                <w:color w:val="FFFFFF"/>
+                <w:sz w:val="19"/>
+                <w:szCs w:val="19"/>
+              </w:rPr>
               <w:t xml:space="preserve">Voce</w:t>
             </w:r>
           </w:p>
         </w:tc>
         <w:tc>
           <w:tcPr>
-            <w:tcW w:w="3996" w:type="dxa"/>
-            <w:shd w:val="clear" w:color="auto" w:fill="F2F2F2"/>
-          </w:tcPr>
-          <w:p>
-            <w:pPr/>
-            <w:r>
+            <w:tcW w:type="dxa" w:w="4238"/>
+            <w:shd w:fill="1F5C6E" w:color="auto" w:val="clear"/>
+            <w:tcMar>
+              <w:top w:type="dxa" w:w="60"/>
+              <w:left w:type="dxa" w:w="110"/>
+              <w:bottom w:type="dxa" w:w="60"/>
+              <w:right w:type="dxa" w:w="110"/>
+            </w:tcMar>
+            <w:vAlign w:val="center"/>
+          </w:tcPr>
+          <w:p>
+            <w:pPr>
+              <w:jc w:val="left"/>
+            </w:pPr>
+            <w:r>
+              <w:rPr>
+                <w:rFonts w:ascii="Arial" w:cs="Arial" w:eastAsia="Arial" w:hAnsi="Arial"/>
+                <w:b/>
+                <w:bCs/>
+                <w:color w:val="FFFFFF"/>
+                <w:sz w:val="19"/>
+                <w:szCs w:val="19"/>
+              </w:rPr>
               <w:t xml:space="preserve">Intervento</w:t>
             </w:r>
           </w:p>
         </w:tc>
         <w:tc>
           <w:tcPr>
-            <w:tcW w:w="3120" w:type="dxa"/>
-            <w:shd w:val="clear" w:color="auto" w:fill="F2F2F2"/>
-          </w:tcPr>
-          <w:p>
-            <w:pPr/>
-            <w:r>
+            <w:tcW w:type="dxa" w:w="3400"/>
+            <w:shd w:fill="1F5C6E" w:color="auto" w:val="clear"/>
+            <w:tcMar>
+              <w:top w:type="dxa" w:w="60"/>
+              <w:left w:type="dxa" w:w="110"/>
+              <w:bottom w:type="dxa" w:w="60"/>
+              <w:right w:type="dxa" w:w="110"/>
+            </w:tcMar>
+            <w:vAlign w:val="center"/>
+          </w:tcPr>
+          <w:p>
+            <w:pPr>
+              <w:jc w:val="left"/>
+            </w:pPr>
+            <w:r>
+              <w:rPr>
+                <w:rFonts w:ascii="Arial" w:cs="Arial" w:eastAsia="Arial" w:hAnsi="Arial"/>
+                <w:b/>
+                <w:bCs/>
+                <w:color w:val="FFFFFF"/>
+                <w:sz w:val="19"/>
+                <w:szCs w:val="19"/>
+              </w:rPr>
               <w:t xml:space="preserve">Come verificare</w:t>
             </w:r>
           </w:p>
         </w:tc>
       </w:tr>
       <w:tr>
-        <w:tc>
-          <w:tcPr>
-            <w:tcW w:w="2244" w:type="dxa"/>
-          </w:tcPr>
-          <w:p>
-            <w:pPr/>
-            <w:r>
+        <w:trPr>
+          <w:cantSplit/>
+          <w:tblHeader w:val="false"/>
+        </w:trPr>
+        <w:tc>
+          <w:tcPr>
+            <w:tcW w:type="dxa" w:w="2000"/>
+            <w:tcMar>
+              <w:top w:type="dxa" w:w="60"/>
+              <w:left w:type="dxa" w:w="110"/>
+              <w:bottom w:type="dxa" w:w="60"/>
+              <w:right w:type="dxa" w:w="110"/>
+            </w:tcMar>
+            <w:vAlign w:val="center"/>
+          </w:tcPr>
+          <w:p>
+            <w:pPr>
+              <w:jc w:val="left"/>
+            </w:pPr>
+            <w:r>
+              <w:rPr>
+                <w:rFonts w:ascii="Arial" w:cs="Arial" w:eastAsia="Arial" w:hAnsi="Arial"/>
+                <w:b/>
+                <w:bCs/>
+                <w:color w:val="20262B"/>
+                <w:sz w:val="19"/>
+                <w:szCs w:val="19"/>
+              </w:rPr>
               <w:t xml:space="preserve">3 · Cache</w:t>
             </w:r>
           </w:p>
         </w:tc>
         <w:tc>
           <w:tcPr>
-            <w:tcW w:w="3996" w:type="dxa"/>
-          </w:tcPr>
-          <w:p>
-            <w:pPr/>
-            <w:r>
+            <w:tcW w:type="dxa" w:w="4238"/>
+            <w:tcMar>
+              <w:top w:type="dxa" w:w="60"/>
+              <w:left w:type="dxa" w:w="110"/>
+              <w:bottom w:type="dxa" w:w="60"/>
+              <w:right w:type="dxa" w:w="110"/>
+            </w:tcMar>
+            <w:vAlign w:val="center"/>
+          </w:tcPr>
+          <w:p>
+            <w:pPr>
+              <w:jc w:val="left"/>
+            </w:pPr>
+            <w:r>
+              <w:rPr>
+                <w:rFonts w:ascii="Arial" w:cs="Arial" w:eastAsia="Arial" w:hAnsi="Arial"/>
+                <w:b w:val="false"/>
+                <w:bCs w:val="false"/>
+                <w:color w:val="20262B"/>
+                <w:sz w:val="19"/>
+                <w:szCs w:val="19"/>
+              </w:rPr>
               <w:t xml:space="preserve">Regole web: immagini e video 180 giorni, font 365 giorni, CSS e JS 180 giorni. Un plugin aggiunge a ogni CSS e JS locale </w:t>
             </w:r>
             <w:r>
               <w:rPr>
-                <w:rStyle w:val="CodeChar"/>
+                <w:rFonts w:ascii="Consolas" w:cs="Consolas" w:eastAsia="Consolas" w:hAnsi="Consolas"/>
+                <w:b w:val="false"/>
+                <w:bCs w:val="false"/>
+                <w:color w:val="1F5C6E"/>
+                <w:sz w:val="17"/>
+                <w:szCs w:val="17"/>
               </w:rPr>
               <w:t xml:space="preserve">?v=</w:t>
             </w:r>
             <w:r>
+              <w:rPr>
+                <w:rFonts w:ascii="Arial" w:cs="Arial" w:eastAsia="Arial" w:hAnsi="Arial"/>
+                <w:b w:val="false"/>
+                <w:bCs w:val="false"/>
+                <w:color w:val="20262B"/>
+                <w:sz w:val="19"/>
+                <w:szCs w:val="19"/>
+              </w:rPr>
               <w:t xml:space="preserve"> con la data del file, così una modifica raggiunge subito i visitatori anche con la cache lunga.</w:t>
             </w:r>
           </w:p>
         </w:tc>
         <w:tc>
           <w:tcPr>
-            <w:tcW w:w="3120" w:type="dxa"/>
-          </w:tcPr>
-          <w:p>
-            <w:pPr/>
-            <w:r>
+            <w:tcW w:type="dxa" w:w="3400"/>
+            <w:tcMar>
+              <w:top w:type="dxa" w:w="60"/>
+              <w:left w:type="dxa" w:w="110"/>
+              <w:bottom w:type="dxa" w:w="60"/>
+              <w:right w:type="dxa" w:w="110"/>
+            </w:tcMar>
+            <w:vAlign w:val="center"/>
+          </w:tcPr>
+          <w:p>
+            <w:pPr>
+              <w:jc w:val="left"/>
+            </w:pPr>
+            <w:r>
+              <w:rPr>
+                <w:rFonts w:ascii="Arial" w:cs="Arial" w:eastAsia="Arial" w:hAnsi="Arial"/>
+                <w:b w:val="false"/>
+                <w:bCs w:val="false"/>
+                <w:color w:val="20262B"/>
+                <w:sz w:val="19"/>
+                <w:szCs w:val="19"/>
+              </w:rPr>
               <w:t xml:space="preserve">Intestazione </w:t>
             </w:r>
             <w:r>
               <w:rPr>
-                <w:rStyle w:val="CodeChar"/>
+                <w:rFonts w:ascii="Consolas" w:cs="Consolas" w:eastAsia="Consolas" w:hAnsi="Consolas"/>
+                <w:b w:val="false"/>
+                <w:bCs w:val="false"/>
+                <w:color w:val="1F5C6E"/>
+                <w:sz w:val="17"/>
+                <w:szCs w:val="17"/>
               </w:rPr>
               <w:t xml:space="preserve">Cache-Control: max-age=15552000</w:t>
             </w:r>
             <w:r>
+              <w:rPr>
+                <w:rFonts w:ascii="Arial" w:cs="Arial" w:eastAsia="Arial" w:hAnsi="Arial"/>
+                <w:b w:val="false"/>
+                <w:bCs w:val="false"/>
+                <w:color w:val="20262B"/>
+                <w:sz w:val="19"/>
+                <w:szCs w:val="19"/>
+              </w:rPr>
               <w:t xml:space="preserve"> su </w:t>
             </w:r>
             <w:r>
               <w:rPr>
-                <w:rStyle w:val="CodeChar"/>
+                <w:rFonts w:ascii="Consolas" w:cs="Consolas" w:eastAsia="Consolas" w:hAnsi="Consolas"/>
+                <w:b w:val="false"/>
+                <w:bCs w:val="false"/>
+                <w:color w:val="1F5C6E"/>
+                <w:sz w:val="17"/>
+                <w:szCs w:val="17"/>
               </w:rPr>
               <w:t xml:space="preserve">https://kosgroup.com/assets/css/bootstrap.min.css</w:t>
             </w:r>
             <w:r>
+              <w:rPr>
+                <w:rFonts w:ascii="Arial" w:cs="Arial" w:eastAsia="Arial" w:hAnsi="Arial"/>
+                <w:b w:val="false"/>
+                <w:bCs w:val="false"/>
+                <w:color w:val="20262B"/>
+                <w:sz w:val="19"/>
+                <w:szCs w:val="19"/>
+              </w:rPr>
               <w:t xml:space="preserve">; nel sorgente di </w:t>
             </w:r>
             <w:r>
               <w:rPr>
-                <w:rStyle w:val="CodeChar"/>
+                <w:rFonts w:ascii="Consolas" w:cs="Consolas" w:eastAsia="Consolas" w:hAnsi="Consolas"/>
+                <w:b w:val="false"/>
+                <w:bCs w:val="false"/>
+                <w:color w:val="1F5C6E"/>
+                <w:sz w:val="17"/>
+                <w:szCs w:val="17"/>
               </w:rPr>
               <w:t xml:space="preserve">https://kosgroup.com/it</w:t>
             </w:r>
             <w:r>
+              <w:rPr>
+                <w:rFonts w:ascii="Arial" w:cs="Arial" w:eastAsia="Arial" w:hAnsi="Arial"/>
+                <w:b w:val="false"/>
+                <w:bCs w:val="false"/>
+                <w:color w:val="20262B"/>
+                <w:sz w:val="19"/>
+                <w:szCs w:val="19"/>
+              </w:rPr>
               <w:t xml:space="preserve"> i CSS e JS terminano con </w:t>
             </w:r>
             <w:r>
               <w:rPr>
-                <w:rStyle w:val="CodeChar"/>
+                <w:rFonts w:ascii="Consolas" w:cs="Consolas" w:eastAsia="Consolas" w:hAnsi="Consolas"/>
+                <w:b w:val="false"/>
+                <w:bCs w:val="false"/>
+                <w:color w:val="1F5C6E"/>
+                <w:sz w:val="17"/>
+                <w:szCs w:val="17"/>
               </w:rPr>
               <w:t xml:space="preserve">?v=</w:t>
             </w:r>
             <w:r>
+              <w:rPr>
+                <w:rFonts w:ascii="Arial" w:cs="Arial" w:eastAsia="Arial" w:hAnsi="Arial"/>
+                <w:b w:val="false"/>
+                <w:bCs w:val="false"/>
+                <w:color w:val="20262B"/>
+                <w:sz w:val="19"/>
+                <w:szCs w:val="19"/>
+              </w:rPr>
               <w:t xml:space="preserve"> e un numero. Le regole valgono per tutte le risorse servite dal sito; PageSpeed può ancora segnalare quelle di terze parti (Google Tag Manager, Cookiebot, mappe, video), la cui cache decide il fornitore.</w:t>
             </w:r>
           </w:p>
         </w:tc>
       </w:tr>
       <w:tr>
-        <w:tc>
-          <w:tcPr>
-            <w:tcW w:w="2244" w:type="dxa"/>
-          </w:tcPr>
-          <w:p>
-            <w:pPr/>
-            <w:r>
+        <w:trPr>
+          <w:cantSplit/>
+          <w:tblHeader w:val="false"/>
+        </w:trPr>
+        <w:tc>
+          <w:tcPr>
+            <w:tcW w:type="dxa" w:w="2000"/>
+            <w:tcMar>
+              <w:top w:type="dxa" w:w="60"/>
+              <w:left w:type="dxa" w:w="110"/>
+              <w:bottom w:type="dxa" w:w="60"/>
+              <w:right w:type="dxa" w:w="110"/>
+            </w:tcMar>
+            <w:vAlign w:val="center"/>
+          </w:tcPr>
+          <w:p>
+            <w:pPr>
+              <w:jc w:val="left"/>
+            </w:pPr>
+            <w:r>
+              <w:rPr>
+                <w:rFonts w:ascii="Arial" w:cs="Arial" w:eastAsia="Arial" w:hAnsi="Arial"/>
+                <w:b/>
+                <w:bCs/>
+                <w:color w:val="20262B"/>
+                <w:sz w:val="19"/>
+                <w:szCs w:val="19"/>
+              </w:rPr>
               <w:t xml:space="preserve">4 · Domini storici</w:t>
             </w:r>
           </w:p>
         </w:tc>
         <w:tc>
           <w:tcPr>
-            <w:tcW w:w="3996" w:type="dxa"/>
-          </w:tcPr>
-          <w:p>
-            <w:pPr/>
-            <w:r>
+            <w:tcW w:type="dxa" w:w="4238"/>
+            <w:tcMar>
+              <w:top w:type="dxa" w:w="60"/>
+              <w:left w:type="dxa" w:w="110"/>
+              <w:bottom w:type="dxa" w:w="60"/>
+              <w:right w:type="dxa" w:w="110"/>
+            </w:tcMar>
+            <w:vAlign w:val="center"/>
+          </w:tcPr>
+          <w:p>
+            <w:pPr>
+              <w:jc w:val="left"/>
+            </w:pPr>
+            <w:r>
+              <w:rPr>
+                <w:rFonts w:ascii="Arial" w:cs="Arial" w:eastAsia="Arial" w:hAnsi="Arial"/>
+                <w:b w:val="false"/>
+                <w:bCs w:val="false"/>
+                <w:color w:val="20262B"/>
+                <w:sz w:val="19"/>
+                <w:szCs w:val="19"/>
+              </w:rPr>
               <w:t xml:space="preserve">Già a posto prima dell'avvio. Un solo redirect 301 verso la pagina corrispondente, su https, https://www e http: polodiagnostico.it → </w:t>
             </w:r>
             <w:r>
               <w:rPr>
-                <w:rStyle w:val="CodeChar"/>
+                <w:rFonts w:ascii="Consolas" w:cs="Consolas" w:eastAsia="Consolas" w:hAnsi="Consolas"/>
+                <w:b w:val="false"/>
+                <w:bCs w:val="false"/>
+                <w:color w:val="1F5C6E"/>
+                <w:sz w:val="17"/>
+                <w:szCs w:val="17"/>
               </w:rPr>
               <w:t xml:space="preserve">/it/strutture/poliambulatori</w:t>
             </w:r>
             <w:r>
+              <w:rPr>
+                <w:rFonts w:ascii="Arial" w:cs="Arial" w:eastAsia="Arial" w:hAnsi="Arial"/>
+                <w:b w:val="false"/>
+                <w:bCs w:val="false"/>
+                <w:color w:val="20262B"/>
+                <w:sz w:val="19"/>
+                <w:szCs w:val="19"/>
+              </w:rPr>
               <w:t xml:space="preserve">, neomesia.com → </w:t>
             </w:r>
             <w:r>
               <w:rPr>
-                <w:rStyle w:val="CodeChar"/>
+                <w:rFonts w:ascii="Consolas" w:cs="Consolas" w:eastAsia="Consolas" w:hAnsi="Consolas"/>
+                <w:b w:val="false"/>
+                <w:bCs w:val="false"/>
+                <w:color w:val="1F5C6E"/>
+                <w:sz w:val="17"/>
+                <w:szCs w:val="17"/>
               </w:rPr>
               <w:t xml:space="preserve">/it/strutture/cliniche-psichiatriche</w:t>
             </w:r>
             <w:r>
+              <w:rPr>
+                <w:rFonts w:ascii="Arial" w:cs="Arial" w:eastAsia="Arial" w:hAnsi="Arial"/>
+                <w:b w:val="false"/>
+                <w:bCs w:val="false"/>
+                <w:color w:val="20262B"/>
+                <w:sz w:val="19"/>
+                <w:szCs w:val="19"/>
+              </w:rPr>
               <w:t xml:space="preserve">, sstefano.it → </w:t>
             </w:r>
             <w:r>
               <w:rPr>
-                <w:rStyle w:val="CodeChar"/>
+                <w:rFonts w:ascii="Consolas" w:cs="Consolas" w:eastAsia="Consolas" w:hAnsi="Consolas"/>
+                <w:b w:val="false"/>
+                <w:bCs w:val="false"/>
+                <w:color w:val="1F5C6E"/>
+                <w:sz w:val="17"/>
+                <w:szCs w:val="17"/>
               </w:rPr>
               <w:t xml:space="preserve">/it/strutture/centri-riabilitazione</w:t>
             </w:r>
             <w:r>
+              <w:rPr>
+                <w:rFonts w:ascii="Arial" w:cs="Arial" w:eastAsia="Arial" w:hAnsi="Arial"/>
+                <w:b w:val="false"/>
+                <w:bCs w:val="false"/>
+                <w:color w:val="20262B"/>
+                <w:sz w:val="19"/>
+                <w:szCs w:val="19"/>
+              </w:rPr>
               <w:t xml:space="preserve">, myolab.it → </w:t>
             </w:r>
             <w:r>
               <w:rPr>
-                <w:rStyle w:val="CodeChar"/>
+                <w:rFonts w:ascii="Consolas" w:cs="Consolas" w:eastAsia="Consolas" w:hAnsi="Consolas"/>
+                <w:b w:val="false"/>
+                <w:bCs w:val="false"/>
+                <w:color w:val="1F5C6E"/>
+                <w:sz w:val="17"/>
+                <w:szCs w:val="17"/>
               </w:rPr>
               <w:t xml:space="preserve">/it/centri/myolab</w:t>
             </w:r>
             <w:r>
+              <w:rPr>
+                <w:rFonts w:ascii="Arial" w:cs="Arial" w:eastAsia="Arial" w:hAnsi="Arial"/>
+                <w:b w:val="false"/>
+                <w:bCs w:val="false"/>
+                <w:color w:val="20262B"/>
+                <w:sz w:val="19"/>
+                <w:szCs w:val="19"/>
+              </w:rPr>
               <w:t xml:space="preserve">, casadicuravillapini.it → </w:t>
             </w:r>
             <w:r>
               <w:rPr>
-                <w:rStyle w:val="CodeChar"/>
+                <w:rFonts w:ascii="Consolas" w:cs="Consolas" w:eastAsia="Consolas" w:hAnsi="Consolas"/>
+                <w:b w:val="false"/>
+                <w:bCs w:val="false"/>
+                <w:color w:val="1F5C6E"/>
+                <w:sz w:val="17"/>
+                <w:szCs w:val="17"/>
               </w:rPr>
               <w:t xml:space="preserve">/it/centri/villa-dei-pini-civitanova</w:t>
             </w:r>
             <w:r>
+              <w:rPr>
+                <w:rFonts w:ascii="Arial" w:cs="Arial" w:eastAsia="Arial" w:hAnsi="Arial"/>
+                <w:b w:val="false"/>
+                <w:bCs w:val="false"/>
+                <w:color w:val="20262B"/>
+                <w:sz w:val="19"/>
+                <w:szCs w:val="19"/>
+              </w:rPr>
               <w:t xml:space="preserve">.</w:t>
             </w:r>
           </w:p>
         </w:tc>
         <w:tc>
           <w:tcPr>
-            <w:tcW w:w="3120" w:type="dxa"/>
-          </w:tcPr>
-          <w:p>
-            <w:pPr/>
-            <w:r>
-              <w:rPr>
-                <w:rStyle w:val="CodeChar"/>
+            <w:tcW w:type="dxa" w:w="3400"/>
+            <w:tcMar>
+              <w:top w:type="dxa" w:w="60"/>
+              <w:left w:type="dxa" w:w="110"/>
+              <w:bottom w:type="dxa" w:w="60"/>
+              <w:right w:type="dxa" w:w="110"/>
+            </w:tcMar>
+            <w:vAlign w:val="center"/>
+          </w:tcPr>
+          <w:p>
+            <w:pPr>
+              <w:jc w:val="left"/>
+            </w:pPr>
+            <w:r>
+              <w:rPr>
+                <w:rFonts w:ascii="Consolas" w:cs="Consolas" w:eastAsia="Consolas" w:hAnsi="Consolas"/>
+                <w:b w:val="false"/>
+                <w:bCs w:val="false"/>
+                <w:color w:val="1F5C6E"/>
+                <w:sz w:val="17"/>
+                <w:szCs w:val="17"/>
               </w:rPr>
               <w:t xml:space="preserve">curl -sIL https://polodiagnostico.it</w:t>
             </w:r>
             <w:r>
+              <w:rPr>
+                <w:rFonts w:ascii="Arial" w:cs="Arial" w:eastAsia="Arial" w:hAnsi="Arial"/>
+                <w:b w:val="false"/>
+                <w:bCs w:val="false"/>
+                <w:color w:val="20262B"/>
+                <w:sz w:val="19"/>
+                <w:szCs w:val="19"/>
+              </w:rPr>
               <w:t xml:space="preserve"> (e gli altri): un 301, poi 200. Nell'audit (slide 53) il quinto dominio è scritto «casadicuravillalpini.it»: il dominio storico è casadicuravillapini.it, quello verificato.</w:t>
             </w:r>
           </w:p>
         </w:tc>
       </w:tr>
       <w:tr>
-        <w:tc>
-          <w:tcPr>
-            <w:tcW w:w="2244" w:type="dxa"/>
-          </w:tcPr>
-          <w:p>
-            <w:pPr/>
-            <w:r>
+        <w:trPr>
+          <w:cantSplit/>
+          <w:tblHeader w:val="false"/>
+        </w:trPr>
+        <w:tc>
+          <w:tcPr>
+            <w:tcW w:type="dxa" w:w="2000"/>
+            <w:tcMar>
+              <w:top w:type="dxa" w:w="60"/>
+              <w:left w:type="dxa" w:w="110"/>
+              <w:bottom w:type="dxa" w:w="60"/>
+              <w:right w:type="dxa" w:w="110"/>
+            </w:tcMar>
+            <w:vAlign w:val="center"/>
+          </w:tcPr>
+          <w:p>
+            <w:pPr>
+              <w:jc w:val="left"/>
+            </w:pPr>
+            <w:r>
+              <w:rPr>
+                <w:rFonts w:ascii="Arial" w:cs="Arial" w:eastAsia="Arial" w:hAnsi="Arial"/>
+                <w:b/>
+                <w:bCs/>
+                <w:color w:val="20262B"/>
+                <w:sz w:val="19"/>
+                <w:szCs w:val="19"/>
+              </w:rPr>
               <w:t xml:space="preserve">6 · Bot AI</w:t>
             </w:r>
           </w:p>
         </w:tc>
         <w:tc>
           <w:tcPr>
-            <w:tcW w:w="3996" w:type="dxa"/>
-          </w:tcPr>
-          <w:p>
-            <w:pPr/>
-            <w:r>
+            <w:tcW w:type="dxa" w:w="4238"/>
+            <w:tcMar>
+              <w:top w:type="dxa" w:w="60"/>
+              <w:left w:type="dxa" w:w="110"/>
+              <w:bottom w:type="dxa" w:w="60"/>
+              <w:right w:type="dxa" w:w="110"/>
+            </w:tcMar>
+            <w:vAlign w:val="center"/>
+          </w:tcPr>
+          <w:p>
+            <w:pPr>
+              <w:jc w:val="left"/>
+            </w:pPr>
+            <w:r>
+              <w:rPr>
+                <w:rFonts w:ascii="Arial" w:cs="Arial" w:eastAsia="Arial" w:hAnsi="Arial"/>
+                <w:b w:val="false"/>
+                <w:bCs w:val="false"/>
+                <w:color w:val="20262B"/>
+                <w:sz w:val="19"/>
+                <w:szCs w:val="19"/>
+              </w:rPr>
               <w:t xml:space="preserve">Vedi «Accesso dei crawler AI».</w:t>
             </w:r>
           </w:p>
         </w:tc>
         <w:tc>
           <w:tcPr>
-            <w:tcW w:w="3120" w:type="dxa"/>
-          </w:tcPr>
-          <w:p>
-            <w:pPr/>
+            <w:tcW w:type="dxa" w:w="3400"/>
+            <w:tcMar>
+              <w:top w:type="dxa" w:w="60"/>
+              <w:left w:type="dxa" w:w="110"/>
+              <w:bottom w:type="dxa" w:w="60"/>
+              <w:right w:type="dxa" w:w="110"/>
+            </w:tcMar>
+            <w:vAlign w:val="center"/>
+          </w:tcPr>
+          <w:p>
+            <w:pPr>
+              <w:jc w:val="left"/>
+            </w:pPr>
           </w:p>
         </w:tc>
       </w:tr>
       <w:tr>
-        <w:tc>
-          <w:tcPr>
-            <w:tcW w:w="2244" w:type="dxa"/>
-          </w:tcPr>
-          <w:p>
-            <w:pPr/>
-            <w:r>
+        <w:trPr>
+          <w:cantSplit/>
+          <w:tblHeader w:val="false"/>
+        </w:trPr>
+        <w:tc>
+          <w:tcPr>
+            <w:tcW w:type="dxa" w:w="2000"/>
+            <w:tcMar>
+              <w:top w:type="dxa" w:w="60"/>
+              <w:left w:type="dxa" w:w="110"/>
+              <w:bottom w:type="dxa" w:w="60"/>
+              <w:right w:type="dxa" w:w="110"/>
+            </w:tcMar>
+            <w:vAlign w:val="center"/>
+          </w:tcPr>
+          <w:p>
+            <w:pPr>
+              <w:jc w:val="left"/>
+            </w:pPr>
+            <w:r>
+              <w:rPr>
+                <w:rFonts w:ascii="Arial" w:cs="Arial" w:eastAsia="Arial" w:hAnsi="Arial"/>
+                <w:b/>
+                <w:bCs/>
+                <w:color w:val="20262B"/>
+                <w:sz w:val="19"/>
+                <w:szCs w:val="19"/>
+              </w:rPr>
               <w:t xml:space="preserve">18 · llms.txt</w:t>
             </w:r>
           </w:p>
         </w:tc>
         <w:tc>
           <w:tcPr>
-            <w:tcW w:w="3996" w:type="dxa"/>
-          </w:tcPr>
-          <w:p>
-            <w:pPr/>
-            <w:r>
+            <w:tcW w:type="dxa" w:w="4238"/>
+            <w:tcMar>
+              <w:top w:type="dxa" w:w="60"/>
+              <w:left w:type="dxa" w:w="110"/>
+              <w:bottom w:type="dxa" w:w="60"/>
+              <w:right w:type="dxa" w:w="110"/>
+            </w:tcMar>
+            <w:vAlign w:val="center"/>
+          </w:tcPr>
+          <w:p>
+            <w:pPr>
+              <w:jc w:val="left"/>
+            </w:pPr>
+            <w:r>
+              <w:rPr>
+                <w:rFonts w:ascii="Arial" w:cs="Arial" w:eastAsia="Arial" w:hAnsi="Arial"/>
+                <w:b w:val="false"/>
+                <w:bCs w:val="false"/>
+                <w:color w:val="20262B"/>
+                <w:sz w:val="19"/>
+                <w:szCs w:val="19"/>
+              </w:rPr>
               <w:t xml:space="preserve">File nel formato llmstxt.org: sintesi del gruppo e 79 link alle pagine principali (aree di cura, strutture, contatti), servito come </w:t>
             </w:r>
             <w:r>
               <w:rPr>
-                <w:rStyle w:val="CodeChar"/>
+                <w:rFonts w:ascii="Consolas" w:cs="Consolas" w:eastAsia="Consolas" w:hAnsi="Consolas"/>
+                <w:b w:val="false"/>
+                <w:bCs w:val="false"/>
+                <w:color w:val="1F5C6E"/>
+                <w:sz w:val="17"/>
+                <w:szCs w:val="17"/>
               </w:rPr>
               <w:t xml:space="preserve">text/plain; charset=utf-8</w:t>
             </w:r>
             <w:r>
+              <w:rPr>
+                <w:rFonts w:ascii="Arial" w:cs="Arial" w:eastAsia="Arial" w:hAnsi="Arial"/>
+                <w:b w:val="false"/>
+                <w:bCs w:val="false"/>
+                <w:color w:val="20262B"/>
+                <w:sz w:val="19"/>
+                <w:szCs w:val="19"/>
+              </w:rPr>
               <w:t xml:space="preserve">. La sintesi riprende i contenuti istituzionali del sito.</w:t>
             </w:r>
           </w:p>
         </w:tc>
         <w:tc>
           <w:tcPr>
-            <w:tcW w:w="3120" w:type="dxa"/>
-          </w:tcPr>
-          <w:p>
-            <w:pPr/>
-            <w:r>
-              <w:rPr>
-                <w:rStyle w:val="CodeChar"/>
+            <w:tcW w:type="dxa" w:w="3400"/>
+            <w:tcMar>
+              <w:top w:type="dxa" w:w="60"/>
+              <w:left w:type="dxa" w:w="110"/>
+              <w:bottom w:type="dxa" w:w="60"/>
+              <w:right w:type="dxa" w:w="110"/>
+            </w:tcMar>
+            <w:vAlign w:val="center"/>
+          </w:tcPr>
+          <w:p>
+            <w:pPr>
+              <w:jc w:val="left"/>
+            </w:pPr>
+            <w:r>
+              <w:rPr>
+                <w:rFonts w:ascii="Consolas" w:cs="Consolas" w:eastAsia="Consolas" w:hAnsi="Consolas"/>
+                <w:b w:val="false"/>
+                <w:bCs w:val="false"/>
+                <w:color w:val="1F5C6E"/>
+                <w:sz w:val="17"/>
+                <w:szCs w:val="17"/>
               </w:rPr>
               <w:t xml:space="preserve">https://kosgroup.com/llms.txt</w:t>
             </w:r>
@@ -1008,91 +2507,221 @@
         </w:tc>
       </w:tr>
       <w:tr>
-        <w:tc>
-          <w:tcPr>
-            <w:tcW w:w="2244" w:type="dxa"/>
-          </w:tcPr>
-          <w:p>
-            <w:pPr/>
-            <w:r>
+        <w:trPr>
+          <w:cantSplit/>
+          <w:tblHeader w:val="false"/>
+        </w:trPr>
+        <w:tc>
+          <w:tcPr>
+            <w:tcW w:type="dxa" w:w="2000"/>
+            <w:tcMar>
+              <w:top w:type="dxa" w:w="60"/>
+              <w:left w:type="dxa" w:w="110"/>
+              <w:bottom w:type="dxa" w:w="60"/>
+              <w:right w:type="dxa" w:w="110"/>
+            </w:tcMar>
+            <w:vAlign w:val="center"/>
+          </w:tcPr>
+          <w:p>
+            <w:pPr>
+              <w:jc w:val="left"/>
+            </w:pPr>
+            <w:r>
+              <w:rPr>
+                <w:rFonts w:ascii="Arial" w:cs="Arial" w:eastAsia="Arial" w:hAnsi="Arial"/>
+                <w:b/>
+                <w:bCs/>
+                <w:color w:val="20262B"/>
+                <w:sz w:val="19"/>
+                <w:szCs w:val="19"/>
+              </w:rPr>
               <w:t xml:space="preserve">19 · robots.txt</w:t>
             </w:r>
           </w:p>
         </w:tc>
         <w:tc>
           <w:tcPr>
-            <w:tcW w:w="3996" w:type="dxa"/>
-          </w:tcPr>
-          <w:p>
-            <w:pPr/>
-            <w:r>
+            <w:tcW w:type="dxa" w:w="4238"/>
+            <w:tcMar>
+              <w:top w:type="dxa" w:w="60"/>
+              <w:left w:type="dxa" w:w="110"/>
+              <w:bottom w:type="dxa" w:w="60"/>
+              <w:right w:type="dxa" w:w="110"/>
+            </w:tcMar>
+            <w:vAlign w:val="center"/>
+          </w:tcPr>
+          <w:p>
+            <w:pPr>
+              <w:jc w:val="left"/>
+            </w:pPr>
+            <w:r>
+              <w:rPr>
+                <w:rFonts w:ascii="Arial" w:cs="Arial" w:eastAsia="Arial" w:hAnsi="Arial"/>
+                <w:b w:val="false"/>
+                <w:bCs w:val="false"/>
+                <w:color w:val="20262B"/>
+                <w:sz w:val="19"/>
+                <w:szCs w:val="19"/>
+              </w:rPr>
               <w:t xml:space="preserve">Tolto il </w:t>
             </w:r>
             <w:r>
               <w:rPr>
-                <w:rStyle w:val="CodeChar"/>
+                <w:rFonts w:ascii="Consolas" w:cs="Consolas" w:eastAsia="Consolas" w:hAnsi="Consolas"/>
+                <w:b w:val="false"/>
+                <w:bCs w:val="false"/>
+                <w:color w:val="1F5C6E"/>
+                <w:sz w:val="17"/>
+                <w:szCs w:val="17"/>
               </w:rPr>
               <w:t xml:space="preserve">Crawl-delay</w:t>
             </w:r>
             <w:r>
+              <w:rPr>
+                <w:rFonts w:ascii="Arial" w:cs="Arial" w:eastAsia="Arial" w:hAnsi="Arial"/>
+                <w:b w:val="false"/>
+                <w:bCs w:val="false"/>
+                <w:color w:val="20262B"/>
+                <w:sz w:val="19"/>
+                <w:szCs w:val="19"/>
+              </w:rPr>
               <w:t xml:space="preserve"> per Bingbot. Le regole </w:t>
             </w:r>
             <w:r>
               <w:rPr>
-                <w:rStyle w:val="CodeChar"/>
+                <w:rFonts w:ascii="Consolas" w:cs="Consolas" w:eastAsia="Consolas" w:hAnsi="Consolas"/>
+                <w:b w:val="false"/>
+                <w:bCs w:val="false"/>
+                <w:color w:val="1F5C6E"/>
+                <w:sz w:val="17"/>
+                <w:szCs w:val="17"/>
               </w:rPr>
               <w:t xml:space="preserve">Disallow</w:t>
             </w:r>
             <w:r>
+              <w:rPr>
+                <w:rFonts w:ascii="Arial" w:cs="Arial" w:eastAsia="Arial" w:hAnsi="Arial"/>
+                <w:b w:val="false"/>
+                <w:bCs w:val="false"/>
+                <w:color w:val="20262B"/>
+                <w:sz w:val="19"/>
+                <w:szCs w:val="19"/>
+              </w:rPr>
               <w:t xml:space="preserve"> sui parametri </w:t>
             </w:r>
             <w:r>
               <w:rPr>
-                <w:rStyle w:val="CodeChar"/>
+                <w:rFonts w:ascii="Consolas" w:cs="Consolas" w:eastAsia="Consolas" w:hAnsi="Consolas"/>
+                <w:b w:val="false"/>
+                <w:bCs w:val="false"/>
+                <w:color w:val="1F5C6E"/>
+                <w:sz w:val="17"/>
+                <w:szCs w:val="17"/>
               </w:rPr>
               <w:t xml:space="preserve">query</w:t>
             </w:r>
             <w:r>
+              <w:rPr>
+                <w:rFonts w:ascii="Arial" w:cs="Arial" w:eastAsia="Arial" w:hAnsi="Arial"/>
+                <w:b w:val="false"/>
+                <w:bCs w:val="false"/>
+                <w:color w:val="20262B"/>
+                <w:sz w:val="19"/>
+                <w:szCs w:val="19"/>
+              </w:rPr>
               <w:t xml:space="preserve"> e </w:t>
             </w:r>
             <w:r>
               <w:rPr>
-                <w:rStyle w:val="CodeChar"/>
+                <w:rFonts w:ascii="Consolas" w:cs="Consolas" w:eastAsia="Consolas" w:hAnsi="Consolas"/>
+                <w:b w:val="false"/>
+                <w:bCs w:val="false"/>
+                <w:color w:val="1F5C6E"/>
+                <w:sz w:val="17"/>
+                <w:szCs w:val="17"/>
               </w:rPr>
               <w:t xml:space="preserve">formId</w:t>
             </w:r>
             <w:r>
+              <w:rPr>
+                <w:rFonts w:ascii="Arial" w:cs="Arial" w:eastAsia="Arial" w:hAnsi="Arial"/>
+                <w:b w:val="false"/>
+                <w:bCs w:val="false"/>
+                <w:color w:val="20262B"/>
+                <w:sz w:val="19"/>
+                <w:szCs w:val="19"/>
+              </w:rPr>
               <w:t xml:space="preserve"> ora iniziano con </w:t>
             </w:r>
             <w:r>
               <w:rPr>
-                <w:rStyle w:val="CodeChar"/>
+                <w:rFonts w:ascii="Consolas" w:cs="Consolas" w:eastAsia="Consolas" w:hAnsi="Consolas"/>
+                <w:b w:val="false"/>
+                <w:bCs w:val="false"/>
+                <w:color w:val="1F5C6E"/>
+                <w:sz w:val="17"/>
+                <w:szCs w:val="17"/>
               </w:rPr>
               <w:t xml:space="preserve">/</w:t>
             </w:r>
             <w:r>
+              <w:rPr>
+                <w:rFonts w:ascii="Arial" w:cs="Arial" w:eastAsia="Arial" w:hAnsi="Arial"/>
+                <w:b w:val="false"/>
+                <w:bCs w:val="false"/>
+                <w:color w:val="20262B"/>
+                <w:sz w:val="19"/>
+                <w:szCs w:val="19"/>
+              </w:rPr>
               <w:t xml:space="preserve">, come richiedono lo standard (RFC 9309) e Google; nella forma precedente alcuni crawler potevano ignorarle. Un solo gruppo </w:t>
             </w:r>
             <w:r>
               <w:rPr>
-                <w:rStyle w:val="CodeChar"/>
+                <w:rFonts w:ascii="Consolas" w:cs="Consolas" w:eastAsia="Consolas" w:hAnsi="Consolas"/>
+                <w:b w:val="false"/>
+                <w:bCs w:val="false"/>
+                <w:color w:val="1F5C6E"/>
+                <w:sz w:val="17"/>
+                <w:szCs w:val="17"/>
               </w:rPr>
               <w:t xml:space="preserve">User-agent: *</w:t>
             </w:r>
             <w:r>
+              <w:rPr>
+                <w:rFonts w:ascii="Arial" w:cs="Arial" w:eastAsia="Arial" w:hAnsi="Arial"/>
+                <w:b w:val="false"/>
+                <w:bCs w:val="false"/>
+                <w:color w:val="20262B"/>
+                <w:sz w:val="19"/>
+                <w:szCs w:val="19"/>
+              </w:rPr>
               <w:t xml:space="preserve">, che ammette tutti i crawler AI.</w:t>
             </w:r>
           </w:p>
         </w:tc>
         <w:tc>
           <w:tcPr>
-            <w:tcW w:w="3120" w:type="dxa"/>
-          </w:tcPr>
-          <w:p>
-            <w:pPr/>
-            <w:r>
-              <w:rPr>
-                <w:rStyle w:val="CodeChar"/>
+            <w:tcW w:type="dxa" w:w="3400"/>
+            <w:tcMar>
+              <w:top w:type="dxa" w:w="60"/>
+              <w:left w:type="dxa" w:w="110"/>
+              <w:bottom w:type="dxa" w:w="60"/>
+              <w:right w:type="dxa" w:w="110"/>
+            </w:tcMar>
+            <w:vAlign w:val="center"/>
+          </w:tcPr>
+          <w:p>
+            <w:pPr>
+              <w:jc w:val="left"/>
+            </w:pPr>
+            <w:r>
+              <w:rPr>
+                <w:rFonts w:ascii="Consolas" w:cs="Consolas" w:eastAsia="Consolas" w:hAnsi="Consolas"/>
+                <w:b w:val="false"/>
+                <w:bCs w:val="false"/>
+                <w:color w:val="1F5C6E"/>
+                <w:sz w:val="17"/>
+                <w:szCs w:val="17"/>
               </w:rPr>
               <w:t xml:space="preserve">https://kosgroup.com/robots.txt</w:t>
             </w:r>
@@ -1102,381 +2731,924 @@
     </w:tbl>
     <w:p>
       <w:pPr>
-        <w:pStyle w:val="Heading2"/>
+        <w:spacing w:after="60"/>
       </w:pPr>
-      <w:r>
-        <w:t xml:space="preserve">anniazzurri.it</w:t>
-      </w:r>
     </w:p>
     <w:p>
-      <w:pPr/>
-      <w:r>
+      <w:pPr>
+        <w:keepNext/>
+        <w:pBdr>
+          <w:bottom w:val="single" w:color="B8C7CC" w:sz="6" w:space="4"/>
+        </w:pBdr>
+        <w:spacing w:after="140" w:before="300"/>
+      </w:pPr>
+      <w:r>
+        <w:rPr>
+          <w:rFonts w:ascii="Arial" w:cs="Arial" w:eastAsia="Arial" w:hAnsi="Arial"/>
+          <w:b/>
+          <w:bCs/>
+          <w:color w:val="1F5C6E"/>
+          <w:sz w:val="28"/>
+          <w:szCs w:val="28"/>
+        </w:rPr>
+        <w:t xml:space="preserve">anniazzurri.it</w:t>
+      </w:r>
+    </w:p>
+    <w:p>
+      <w:pPr>
+        <w:spacing w:after="120" w:before="0" w:line="290"/>
+        <w:jc w:val="both"/>
+      </w:pPr>
+      <w:r>
+        <w:rPr>
+          <w:rFonts w:ascii="Arial" w:cs="Arial" w:eastAsia="Arial" w:hAnsi="Arial"/>
+          <w:color w:val="20262B"/>
+          <w:sz w:val="21"/>
+          <w:szCs w:val="21"/>
+        </w:rPr>
         <w:t xml:space="preserve">Su anniazzurri.it il cambiamento principale è il dato strutturato (voce 8): ogni pagina emette un solo </w:t>
       </w:r>
       <w:r>
         <w:rPr>
-          <w:rStyle w:val="CodeChar"/>
+          <w:rFonts w:ascii="Consolas" w:cs="Consolas" w:eastAsia="Consolas" w:hAnsi="Consolas"/>
+          <w:color w:val="1F5C6E"/>
+          <w:sz w:val="19"/>
+          <w:szCs w:val="19"/>
         </w:rPr>
         <w:t xml:space="preserve">@graph</w:t>
       </w:r>
       <w:r>
+        <w:rPr>
+          <w:rFonts w:ascii="Arial" w:cs="Arial" w:eastAsia="Arial" w:hAnsi="Arial"/>
+          <w:color w:val="20262B"/>
+          <w:sz w:val="21"/>
+          <w:szCs w:val="21"/>
+        </w:rPr>
         <w:t xml:space="preserve"> dal server, al posto dei tre blocchi scritti a mano nel footer. La voce 7 risultava già risolta.</w:t>
       </w:r>
     </w:p>
     <w:tbl>
       <w:tblPr>
-        <w:tblStyle w:val="TableGrid"/>
-        <w:tblW w:w="0" w:type="auto"/>
-        <w:tblLayout w:type="fixed"/>
-        <w:tblLook w:val="04A0" w:firstRow="1" w:lastRow="0" w:firstColumn="0" w:lastColumn="0" w:noHBand="0" w:noVBand="1"/>
+        <w:tblW w:type="dxa" w:w="9638"/>
+        <w:tblBorders>
+          <w:top w:val="single" w:color="B8C7CC" w:sz="4"/>
+          <w:left w:val="single" w:color="B8C7CC" w:sz="4"/>
+          <w:bottom w:val="single" w:color="B8C7CC" w:sz="4"/>
+          <w:right w:val="single" w:color="B8C7CC" w:sz="4"/>
+          <w:insideH w:val="single" w:color="B8C7CC" w:sz="4"/>
+          <w:insideV w:val="single" w:color="B8C7CC" w:sz="4"/>
+        </w:tblBorders>
       </w:tblPr>
       <w:tblGrid>
-        <w:gridCol w:w="1464"/>
-        <w:gridCol w:w="4776"/>
-        <w:gridCol w:w="3120"/>
+        <w:gridCol w:w="2000"/>
+        <w:gridCol w:w="4238"/>
+        <w:gridCol w:w="3400"/>
       </w:tblGrid>
       <w:tr>
         <w:trPr>
+          <w:cantSplit/>
           <w:tblHeader/>
         </w:trPr>
         <w:tc>
           <w:tcPr>
-            <w:tcW w:w="1464" w:type="dxa"/>
-            <w:shd w:val="clear" w:color="auto" w:fill="F2F2F2"/>
-          </w:tcPr>
-          <w:p>
-            <w:pPr/>
-            <w:r>
+            <w:tcW w:type="dxa" w:w="2000"/>
+            <w:shd w:fill="1F5C6E" w:color="auto" w:val="clear"/>
+            <w:tcMar>
+              <w:top w:type="dxa" w:w="60"/>
+              <w:left w:type="dxa" w:w="110"/>
+              <w:bottom w:type="dxa" w:w="60"/>
+              <w:right w:type="dxa" w:w="110"/>
+            </w:tcMar>
+            <w:vAlign w:val="center"/>
+          </w:tcPr>
+          <w:p>
+            <w:pPr>
+              <w:jc w:val="left"/>
+            </w:pPr>
+            <w:r>
+              <w:rPr>
+                <w:rFonts w:ascii="Arial" w:cs="Arial" w:eastAsia="Arial" w:hAnsi="Arial"/>
+                <w:b/>
+                <w:bCs/>
+                <w:color w:val="FFFFFF"/>
+                <w:sz w:val="19"/>
+                <w:szCs w:val="19"/>
+              </w:rPr>
               <w:t xml:space="preserve">Voce</w:t>
             </w:r>
           </w:p>
         </w:tc>
         <w:tc>
           <w:tcPr>
-            <w:tcW w:w="4776" w:type="dxa"/>
-            <w:shd w:val="clear" w:color="auto" w:fill="F2F2F2"/>
-          </w:tcPr>
-          <w:p>
-            <w:pPr/>
-            <w:r>
+            <w:tcW w:type="dxa" w:w="4238"/>
+            <w:shd w:fill="1F5C6E" w:color="auto" w:val="clear"/>
+            <w:tcMar>
+              <w:top w:type="dxa" w:w="60"/>
+              <w:left w:type="dxa" w:w="110"/>
+              <w:bottom w:type="dxa" w:w="60"/>
+              <w:right w:type="dxa" w:w="110"/>
+            </w:tcMar>
+            <w:vAlign w:val="center"/>
+          </w:tcPr>
+          <w:p>
+            <w:pPr>
+              <w:jc w:val="left"/>
+            </w:pPr>
+            <w:r>
+              <w:rPr>
+                <w:rFonts w:ascii="Arial" w:cs="Arial" w:eastAsia="Arial" w:hAnsi="Arial"/>
+                <w:b/>
+                <w:bCs/>
+                <w:color w:val="FFFFFF"/>
+                <w:sz w:val="19"/>
+                <w:szCs w:val="19"/>
+              </w:rPr>
               <w:t xml:space="preserve">Intervento</w:t>
             </w:r>
           </w:p>
         </w:tc>
         <w:tc>
           <w:tcPr>
-            <w:tcW w:w="3120" w:type="dxa"/>
-            <w:shd w:val="clear" w:color="auto" w:fill="F2F2F2"/>
-          </w:tcPr>
-          <w:p>
-            <w:pPr/>
-            <w:r>
+            <w:tcW w:type="dxa" w:w="3400"/>
+            <w:shd w:fill="1F5C6E" w:color="auto" w:val="clear"/>
+            <w:tcMar>
+              <w:top w:type="dxa" w:w="60"/>
+              <w:left w:type="dxa" w:w="110"/>
+              <w:bottom w:type="dxa" w:w="60"/>
+              <w:right w:type="dxa" w:w="110"/>
+            </w:tcMar>
+            <w:vAlign w:val="center"/>
+          </w:tcPr>
+          <w:p>
+            <w:pPr>
+              <w:jc w:val="left"/>
+            </w:pPr>
+            <w:r>
+              <w:rPr>
+                <w:rFonts w:ascii="Arial" w:cs="Arial" w:eastAsia="Arial" w:hAnsi="Arial"/>
+                <w:b/>
+                <w:bCs/>
+                <w:color w:val="FFFFFF"/>
+                <w:sz w:val="19"/>
+                <w:szCs w:val="19"/>
+              </w:rPr>
               <w:t xml:space="preserve">Come verificare</w:t>
             </w:r>
           </w:p>
         </w:tc>
       </w:tr>
       <w:tr>
-        <w:tc>
-          <w:tcPr>
-            <w:tcW w:w="1464" w:type="dxa"/>
-          </w:tcPr>
-          <w:p>
-            <w:pPr/>
-            <w:r>
+        <w:trPr>
+          <w:cantSplit/>
+          <w:tblHeader w:val="false"/>
+        </w:trPr>
+        <w:tc>
+          <w:tcPr>
+            <w:tcW w:type="dxa" w:w="2000"/>
+            <w:tcMar>
+              <w:top w:type="dxa" w:w="60"/>
+              <w:left w:type="dxa" w:w="110"/>
+              <w:bottom w:type="dxa" w:w="60"/>
+              <w:right w:type="dxa" w:w="110"/>
+            </w:tcMar>
+            <w:vAlign w:val="center"/>
+          </w:tcPr>
+          <w:p>
+            <w:pPr>
+              <w:jc w:val="left"/>
+            </w:pPr>
+            <w:r>
+              <w:rPr>
+                <w:rFonts w:ascii="Arial" w:cs="Arial" w:eastAsia="Arial" w:hAnsi="Arial"/>
+                <w:b/>
+                <w:bCs/>
+                <w:color w:val="20262B"/>
+                <w:sz w:val="19"/>
+                <w:szCs w:val="19"/>
+              </w:rPr>
               <w:t xml:space="preserve">7 · Canonical duplicato</w:t>
             </w:r>
           </w:p>
         </w:tc>
         <w:tc>
           <w:tcPr>
-            <w:tcW w:w="4776" w:type="dxa"/>
-          </w:tcPr>
-          <w:p>
-            <w:pPr/>
-            <w:r>
+            <w:tcW w:type="dxa" w:w="4238"/>
+            <w:tcMar>
+              <w:top w:type="dxa" w:w="60"/>
+              <w:left w:type="dxa" w:w="110"/>
+              <w:bottom w:type="dxa" w:w="60"/>
+              <w:right w:type="dxa" w:w="110"/>
+            </w:tcMar>
+            <w:vAlign w:val="center"/>
+          </w:tcPr>
+          <w:p>
+            <w:pPr>
+              <w:jc w:val="left"/>
+            </w:pPr>
+            <w:r>
+              <w:rPr>
+                <w:rFonts w:ascii="Arial" w:cs="Arial" w:eastAsia="Arial" w:hAnsi="Arial"/>
+                <w:b w:val="false"/>
+                <w:bCs w:val="false"/>
+                <w:color w:val="20262B"/>
+                <w:sz w:val="19"/>
+                <w:szCs w:val="19"/>
+              </w:rPr>
               <w:t xml:space="preserve">Già risolta prima dell'avvio. Nell'HTML servito c'è un solo canonical, assoluto, https, senza www, nella forma canonica del sito. Verificato su 8 pagine di tipo diverso.</w:t>
             </w:r>
           </w:p>
         </w:tc>
         <w:tc>
           <w:tcPr>
-            <w:tcW w:w="3120" w:type="dxa"/>
-          </w:tcPr>
-          <w:p>
-            <w:pPr/>
-            <w:r>
+            <w:tcW w:type="dxa" w:w="3400"/>
+            <w:tcMar>
+              <w:top w:type="dxa" w:w="60"/>
+              <w:left w:type="dxa" w:w="110"/>
+              <w:bottom w:type="dxa" w:w="60"/>
+              <w:right w:type="dxa" w:w="110"/>
+            </w:tcMar>
+            <w:vAlign w:val="center"/>
+          </w:tcPr>
+          <w:p>
+            <w:pPr>
+              <w:jc w:val="left"/>
+            </w:pPr>
+            <w:r>
+              <w:rPr>
+                <w:rFonts w:ascii="Arial" w:cs="Arial" w:eastAsia="Arial" w:hAnsi="Arial"/>
+                <w:b w:val="false"/>
+                <w:bCs w:val="false"/>
+                <w:color w:val="20262B"/>
+                <w:sz w:val="19"/>
+                <w:szCs w:val="19"/>
+              </w:rPr>
               <w:t xml:space="preserve">Sorgente (Ctrl+U) di una residenza: un solo </w:t>
             </w:r>
             <w:r>
               <w:rPr>
-                <w:rStyle w:val="CodeChar"/>
+                <w:rFonts w:ascii="Consolas" w:cs="Consolas" w:eastAsia="Consolas" w:hAnsi="Consolas"/>
+                <w:b w:val="false"/>
+                <w:bCs w:val="false"/>
+                <w:color w:val="1F5C6E"/>
+                <w:sz w:val="17"/>
+                <w:szCs w:val="17"/>
               </w:rPr>
               <w:t xml:space="preserve">rel="canonical"</w:t>
             </w:r>
             <w:r>
+              <w:rPr>
+                <w:rFonts w:ascii="Arial" w:cs="Arial" w:eastAsia="Arial" w:hAnsi="Arial"/>
+                <w:b w:val="false"/>
+                <w:bCs w:val="false"/>
+                <w:color w:val="20262B"/>
+                <w:sz w:val="19"/>
+                <w:szCs w:val="19"/>
+              </w:rPr>
               <w:t xml:space="preserve">.</w:t>
             </w:r>
           </w:p>
         </w:tc>
       </w:tr>
       <w:tr>
-        <w:tc>
-          <w:tcPr>
-            <w:tcW w:w="1464" w:type="dxa"/>
-          </w:tcPr>
-          <w:p>
-            <w:pPr/>
-            <w:r>
+        <w:trPr>
+          <w:cantSplit/>
+          <w:tblHeader w:val="false"/>
+        </w:trPr>
+        <w:tc>
+          <w:tcPr>
+            <w:tcW w:type="dxa" w:w="2000"/>
+            <w:tcMar>
+              <w:top w:type="dxa" w:w="60"/>
+              <w:left w:type="dxa" w:w="110"/>
+              <w:bottom w:type="dxa" w:w="60"/>
+              <w:right w:type="dxa" w:w="110"/>
+            </w:tcMar>
+            <w:vAlign w:val="center"/>
+          </w:tcPr>
+          <w:p>
+            <w:pPr>
+              <w:jc w:val="left"/>
+            </w:pPr>
+            <w:r>
+              <w:rPr>
+                <w:rFonts w:ascii="Arial" w:cs="Arial" w:eastAsia="Arial" w:hAnsi="Arial"/>
+                <w:b/>
+                <w:bCs/>
+                <w:color w:val="20262B"/>
+                <w:sz w:val="19"/>
+                <w:szCs w:val="19"/>
+              </w:rPr>
               <w:t xml:space="preserve">8 · Ente e percorsi di navigazione</w:t>
             </w:r>
           </w:p>
         </w:tc>
         <w:tc>
           <w:tcPr>
-            <w:tcW w:w="4776" w:type="dxa"/>
-          </w:tcPr>
-          <w:p>
-            <w:pPr/>
-            <w:r>
+            <w:tcW w:type="dxa" w:w="4238"/>
+            <w:tcMar>
+              <w:top w:type="dxa" w:w="60"/>
+              <w:left w:type="dxa" w:w="110"/>
+              <w:bottom w:type="dxa" w:w="60"/>
+              <w:right w:type="dxa" w:w="110"/>
+            </w:tcMar>
+            <w:vAlign w:val="center"/>
+          </w:tcPr>
+          <w:p>
+            <w:pPr>
+              <w:jc w:val="left"/>
+            </w:pPr>
+            <w:r>
+              <w:rPr>
+                <w:rFonts w:ascii="Arial" w:cs="Arial" w:eastAsia="Arial" w:hAnsi="Arial"/>
+                <w:b w:val="false"/>
+                <w:bCs w:val="false"/>
+                <w:color w:val="20262B"/>
+                <w:sz w:val="19"/>
+                <w:szCs w:val="19"/>
+              </w:rPr>
               <w:t xml:space="preserve">Organization di KOS Care S.r.l. con </w:t>
             </w:r>
             <w:r>
               <w:rPr>
-                <w:rStyle w:val="CodeChar"/>
+                <w:rFonts w:ascii="Consolas" w:cs="Consolas" w:eastAsia="Consolas" w:hAnsi="Consolas"/>
+                <w:b w:val="false"/>
+                <w:bCs w:val="false"/>
+                <w:color w:val="1F5C6E"/>
+                <w:sz w:val="17"/>
+                <w:szCs w:val="17"/>
               </w:rPr>
               <w:t xml:space="preserve">@id</w:t>
             </w:r>
             <w:r>
+              <w:rPr>
+                <w:rFonts w:ascii="Arial" w:cs="Arial" w:eastAsia="Arial" w:hAnsi="Arial"/>
+                <w:b w:val="false"/>
+                <w:bCs w:val="false"/>
+                <w:color w:val="20262B"/>
+                <w:sz w:val="19"/>
+                <w:szCs w:val="19"/>
+              </w:rPr>
               <w:t xml:space="preserve">, ragione sociale, partita IVA, logo PNG, telefono, profili social e </w:t>
             </w:r>
             <w:r>
               <w:rPr>
-                <w:rStyle w:val="CodeChar"/>
+                <w:rFonts w:ascii="Consolas" w:cs="Consolas" w:eastAsia="Consolas" w:hAnsi="Consolas"/>
+                <w:b w:val="false"/>
+                <w:bCs w:val="false"/>
+                <w:color w:val="1F5C6E"/>
+                <w:sz w:val="17"/>
+                <w:szCs w:val="17"/>
               </w:rPr>
               <w:t xml:space="preserve">parentOrganization</w:t>
             </w:r>
             <w:r>
+              <w:rPr>
+                <w:rFonts w:ascii="Arial" w:cs="Arial" w:eastAsia="Arial" w:hAnsi="Arial"/>
+                <w:b w:val="false"/>
+                <w:bCs w:val="false"/>
+                <w:color w:val="20262B"/>
+                <w:sz w:val="19"/>
+                <w:szCs w:val="19"/>
+              </w:rPr>
               <w:t xml:space="preserve"> verso KOS S.p.A. (mai </w:t>
             </w:r>
             <w:r>
               <w:rPr>
-                <w:rStyle w:val="CodeChar"/>
+                <w:rFonts w:ascii="Consolas" w:cs="Consolas" w:eastAsia="Consolas" w:hAnsi="Consolas"/>
+                <w:b w:val="false"/>
+                <w:bCs w:val="false"/>
+                <w:color w:val="1F5C6E"/>
+                <w:sz w:val="17"/>
+                <w:szCs w:val="17"/>
               </w:rPr>
               <w:t xml:space="preserve">sameAs</w:t>
             </w:r>
             <w:r>
+              <w:rPr>
+                <w:rFonts w:ascii="Arial" w:cs="Arial" w:eastAsia="Arial" w:hAnsi="Arial"/>
+                <w:b w:val="false"/>
+                <w:bCs w:val="false"/>
+                <w:color w:val="20262B"/>
+                <w:sz w:val="19"/>
+                <w:szCs w:val="19"/>
+              </w:rPr>
               <w:t xml:space="preserve">). WebSite e WebPage collegati per </w:t>
             </w:r>
             <w:r>
               <w:rPr>
-                <w:rStyle w:val="CodeChar"/>
+                <w:rFonts w:ascii="Consolas" w:cs="Consolas" w:eastAsia="Consolas" w:hAnsi="Consolas"/>
+                <w:b w:val="false"/>
+                <w:bCs w:val="false"/>
+                <w:color w:val="1F5C6E"/>
+                <w:sz w:val="17"/>
+                <w:szCs w:val="17"/>
               </w:rPr>
               <w:t xml:space="preserve">@id</w:t>
             </w:r>
             <w:r>
+              <w:rPr>
+                <w:rFonts w:ascii="Arial" w:cs="Arial" w:eastAsia="Arial" w:hAnsi="Arial"/>
+                <w:b w:val="false"/>
+                <w:bCs w:val="false"/>
+                <w:color w:val="20262B"/>
+                <w:sz w:val="19"/>
+                <w:szCs w:val="19"/>
+              </w:rPr>
               <w:t xml:space="preserve">. BreadcrumbList su tutte le pagine tranne la home, con tutti i livelli (Home › Regione › Provincia › Residenza), identica alle briciole visibili e all'esempio della slide 35. Collegato anche il dato dello Sportello sociale (Service e FAQ), prima non emesso.</w:t>
             </w:r>
           </w:p>
         </w:tc>
         <w:tc>
           <w:tcPr>
-            <w:tcW w:w="3120" w:type="dxa"/>
-          </w:tcPr>
-          <w:p>
-            <w:pPr/>
-            <w:r>
+            <w:tcW w:type="dxa" w:w="3400"/>
+            <w:tcMar>
+              <w:top w:type="dxa" w:w="60"/>
+              <w:left w:type="dxa" w:w="110"/>
+              <w:bottom w:type="dxa" w:w="60"/>
+              <w:right w:type="dxa" w:w="110"/>
+            </w:tcMar>
+            <w:vAlign w:val="center"/>
+          </w:tcPr>
+          <w:p>
+            <w:pPr>
+              <w:jc w:val="left"/>
+            </w:pPr>
+            <w:r>
+              <w:rPr>
+                <w:rFonts w:ascii="Arial" w:cs="Arial" w:eastAsia="Arial" w:hAnsi="Arial"/>
+                <w:b w:val="false"/>
+                <w:bCs w:val="false"/>
+                <w:color w:val="20262B"/>
+                <w:sz w:val="19"/>
+                <w:szCs w:val="19"/>
+              </w:rPr>
               <w:t xml:space="preserve">Vico Mercati: </w:t>
             </w:r>
             <w:r>
               <w:rPr>
-                <w:rStyle w:val="CodeChar"/>
+                <w:rFonts w:ascii="Consolas" w:cs="Consolas" w:eastAsia="Consolas" w:hAnsi="Consolas"/>
+                <w:b w:val="false"/>
+                <w:bCs w:val="false"/>
+                <w:color w:val="1F5C6E"/>
+                <w:sz w:val="17"/>
+                <w:szCs w:val="17"/>
               </w:rPr>
               <w:t xml:space="preserve">https://anniazzurri.it/residenza-anni-azzurri-vico-mercati</w:t>
             </w:r>
             <w:r>
+              <w:rPr>
+                <w:rFonts w:ascii="Arial" w:cs="Arial" w:eastAsia="Arial" w:hAnsi="Arial"/>
+                <w:b w:val="false"/>
+                <w:bCs w:val="false"/>
+                <w:color w:val="20262B"/>
+                <w:sz w:val="19"/>
+                <w:szCs w:val="19"/>
+              </w:rPr>
               <w:t xml:space="preserve"> su validator.schema.org (0 errori, 0 avvisi) e Rich Results Test (Breadcrumb e Organizzazione validi).</w:t>
             </w:r>
           </w:p>
         </w:tc>
       </w:tr>
       <w:tr>
-        <w:tc>
-          <w:tcPr>
-            <w:tcW w:w="1464" w:type="dxa"/>
-          </w:tcPr>
-          <w:p>
-            <w:pPr/>
-            <w:r>
+        <w:trPr>
+          <w:cantSplit/>
+          <w:tblHeader w:val="false"/>
+        </w:trPr>
+        <w:tc>
+          <w:tcPr>
+            <w:tcW w:type="dxa" w:w="2000"/>
+            <w:tcMar>
+              <w:top w:type="dxa" w:w="60"/>
+              <w:left w:type="dxa" w:w="110"/>
+              <w:bottom w:type="dxa" w:w="60"/>
+              <w:right w:type="dxa" w:w="110"/>
+            </w:tcMar>
+            <w:vAlign w:val="center"/>
+          </w:tcPr>
+          <w:p>
+            <w:pPr>
+              <w:jc w:val="left"/>
+            </w:pPr>
+            <w:r>
+              <w:rPr>
+                <w:rFonts w:ascii="Arial" w:cs="Arial" w:eastAsia="Arial" w:hAnsi="Arial"/>
+                <w:b/>
+                <w:bCs/>
+                <w:color w:val="20262B"/>
+                <w:sz w:val="19"/>
+                <w:szCs w:val="19"/>
+              </w:rPr>
               <w:t xml:space="preserve">14 · Cache</w:t>
             </w:r>
           </w:p>
         </w:tc>
         <w:tc>
           <w:tcPr>
-            <w:tcW w:w="4776" w:type="dxa"/>
-          </w:tcPr>
-          <w:p>
-            <w:pPr/>
-            <w:r>
+            <w:tcW w:type="dxa" w:w="4238"/>
+            <w:tcMar>
+              <w:top w:type="dxa" w:w="60"/>
+              <w:left w:type="dxa" w:w="110"/>
+              <w:bottom w:type="dxa" w:w="60"/>
+              <w:right w:type="dxa" w:w="110"/>
+            </w:tcMar>
+            <w:vAlign w:val="center"/>
+          </w:tcPr>
+          <w:p>
+            <w:pPr>
+              <w:jc w:val="left"/>
+            </w:pPr>
+            <w:r>
+              <w:rPr>
+                <w:rFonts w:ascii="Arial" w:cs="Arial" w:eastAsia="Arial" w:hAnsi="Arial"/>
+                <w:b w:val="false"/>
+                <w:bCs w:val="false"/>
+                <w:color w:val="20262B"/>
+                <w:sz w:val="19"/>
+                <w:szCs w:val="19"/>
+              </w:rPr>
               <w:t xml:space="preserve">Come kosgroup.com: immagini 180 giorni, font 365 giorni, CSS e JS 180 giorni con versione automatica </w:t>
             </w:r>
             <w:r>
               <w:rPr>
-                <w:rStyle w:val="CodeChar"/>
+                <w:rFonts w:ascii="Consolas" w:cs="Consolas" w:eastAsia="Consolas" w:hAnsi="Consolas"/>
+                <w:b w:val="false"/>
+                <w:bCs w:val="false"/>
+                <w:color w:val="1F5C6E"/>
+                <w:sz w:val="17"/>
+                <w:szCs w:val="17"/>
               </w:rPr>
               <w:t xml:space="preserve">?v=</w:t>
             </w:r>
             <w:r>
+              <w:rPr>
+                <w:rFonts w:ascii="Arial" w:cs="Arial" w:eastAsia="Arial" w:hAnsi="Arial"/>
+                <w:b w:val="false"/>
+                <w:bCs w:val="false"/>
+                <w:color w:val="20262B"/>
+                <w:sz w:val="19"/>
+                <w:szCs w:val="19"/>
+              </w:rPr>
               <w:t xml:space="preserve">. Anticipata dallo sprint 4.</w:t>
             </w:r>
           </w:p>
         </w:tc>
         <w:tc>
           <w:tcPr>
-            <w:tcW w:w="3120" w:type="dxa"/>
-          </w:tcPr>
-          <w:p>
-            <w:pPr/>
-            <w:r>
-              <w:rPr>
-                <w:rStyle w:val="CodeChar"/>
+            <w:tcW w:type="dxa" w:w="3400"/>
+            <w:tcMar>
+              <w:top w:type="dxa" w:w="60"/>
+              <w:left w:type="dxa" w:w="110"/>
+              <w:bottom w:type="dxa" w:w="60"/>
+              <w:right w:type="dxa" w:w="110"/>
+            </w:tcMar>
+            <w:vAlign w:val="center"/>
+          </w:tcPr>
+          <w:p>
+            <w:pPr>
+              <w:jc w:val="left"/>
+            </w:pPr>
+            <w:r>
+              <w:rPr>
+                <w:rFonts w:ascii="Consolas" w:cs="Consolas" w:eastAsia="Consolas" w:hAnsi="Consolas"/>
+                <w:b w:val="false"/>
+                <w:bCs w:val="false"/>
+                <w:color w:val="1F5C6E"/>
+                <w:sz w:val="17"/>
+                <w:szCs w:val="17"/>
               </w:rPr>
               <w:t xml:space="preserve">Cache-Control: max-age=15552000</w:t>
             </w:r>
             <w:r>
+              <w:rPr>
+                <w:rFonts w:ascii="Arial" w:cs="Arial" w:eastAsia="Arial" w:hAnsi="Arial"/>
+                <w:b w:val="false"/>
+                <w:bCs w:val="false"/>
+                <w:color w:val="20262B"/>
+                <w:sz w:val="19"/>
+                <w:szCs w:val="19"/>
+              </w:rPr>
               <w:t xml:space="preserve"> su </w:t>
             </w:r>
             <w:r>
               <w:rPr>
-                <w:rStyle w:val="CodeChar"/>
+                <w:rFonts w:ascii="Consolas" w:cs="Consolas" w:eastAsia="Consolas" w:hAnsi="Consolas"/>
+                <w:b w:val="false"/>
+                <w:bCs w:val="false"/>
+                <w:color w:val="1F5C6E"/>
+                <w:sz w:val="17"/>
+                <w:szCs w:val="17"/>
               </w:rPr>
               <w:t xml:space="preserve">https://anniazzurri.it/dist/css/app.css</w:t>
             </w:r>
             <w:r>
+              <w:rPr>
+                <w:rFonts w:ascii="Arial" w:cs="Arial" w:eastAsia="Arial" w:hAnsi="Arial"/>
+                <w:b w:val="false"/>
+                <w:bCs w:val="false"/>
+                <w:color w:val="20262B"/>
+                <w:sz w:val="19"/>
+                <w:szCs w:val="19"/>
+              </w:rPr>
               <w:t xml:space="preserve">.</w:t>
             </w:r>
           </w:p>
         </w:tc>
       </w:tr>
       <w:tr>
-        <w:tc>
-          <w:tcPr>
-            <w:tcW w:w="1464" w:type="dxa"/>
-          </w:tcPr>
-          <w:p>
-            <w:pPr/>
-            <w:r>
+        <w:trPr>
+          <w:cantSplit/>
+          <w:tblHeader w:val="false"/>
+        </w:trPr>
+        <w:tc>
+          <w:tcPr>
+            <w:tcW w:type="dxa" w:w="2000"/>
+            <w:tcMar>
+              <w:top w:type="dxa" w:w="60"/>
+              <w:left w:type="dxa" w:w="110"/>
+              <w:bottom w:type="dxa" w:w="60"/>
+              <w:right w:type="dxa" w:w="110"/>
+            </w:tcMar>
+            <w:vAlign w:val="center"/>
+          </w:tcPr>
+          <w:p>
+            <w:pPr>
+              <w:jc w:val="left"/>
+            </w:pPr>
+            <w:r>
+              <w:rPr>
+                <w:rFonts w:ascii="Arial" w:cs="Arial" w:eastAsia="Arial" w:hAnsi="Arial"/>
+                <w:b/>
+                <w:bCs/>
+                <w:color w:val="20262B"/>
+                <w:sz w:val="19"/>
+                <w:szCs w:val="19"/>
+              </w:rPr>
               <w:t xml:space="preserve">18 · H1 mancanti</w:t>
             </w:r>
           </w:p>
         </w:tc>
         <w:tc>
           <w:tcPr>
-            <w:tcW w:w="4776" w:type="dxa"/>
-          </w:tcPr>
-          <w:p>
-            <w:pPr/>
-            <w:r>
+            <w:tcW w:type="dxa" w:w="4238"/>
+            <w:tcMar>
+              <w:top w:type="dxa" w:w="60"/>
+              <w:left w:type="dxa" w:w="110"/>
+              <w:bottom w:type="dxa" w:w="60"/>
+              <w:right w:type="dxa" w:w="110"/>
+            </w:tcMar>
+            <w:vAlign w:val="center"/>
+          </w:tcPr>
+          <w:p>
+            <w:pPr>
+              <w:jc w:val="left"/>
+            </w:pPr>
+            <w:r>
+              <w:rPr>
+                <w:rFonts w:ascii="Arial" w:cs="Arial" w:eastAsia="Arial" w:hAnsi="Arial"/>
+                <w:b w:val="false"/>
+                <w:bCs w:val="false"/>
+                <w:color w:val="20262B"/>
+                <w:sz w:val="19"/>
+                <w:szCs w:val="19"/>
+              </w:rPr>
               <w:t xml:space="preserve">Home: H1 «RSA e case di riposo in Italia», il primo testo proposto dall'agenzia, sotto il carosello. Tolto un H1 nascosto aggiunto in passato, così ne resta uno solo. Galleria del convegno 2025: H1 con il titolo della pagina e un paragrafo introduttivo; aggiunti canonical e dato strutturato, che il suo template non aveva.</w:t>
             </w:r>
           </w:p>
         </w:tc>
         <w:tc>
           <w:tcPr>
-            <w:tcW w:w="3120" w:type="dxa"/>
-          </w:tcPr>
-          <w:p>
-            <w:pPr/>
-            <w:r>
-              <w:rPr>
-                <w:rStyle w:val="CodeChar"/>
+            <w:tcW w:type="dxa" w:w="3400"/>
+            <w:tcMar>
+              <w:top w:type="dxa" w:w="60"/>
+              <w:left w:type="dxa" w:w="110"/>
+              <w:bottom w:type="dxa" w:w="60"/>
+              <w:right w:type="dxa" w:w="110"/>
+            </w:tcMar>
+            <w:vAlign w:val="center"/>
+          </w:tcPr>
+          <w:p>
+            <w:pPr>
+              <w:jc w:val="left"/>
+            </w:pPr>
+            <w:r>
+              <w:rPr>
+                <w:rFonts w:ascii="Consolas" w:cs="Consolas" w:eastAsia="Consolas" w:hAnsi="Consolas"/>
+                <w:b w:val="false"/>
+                <w:bCs w:val="false"/>
+                <w:color w:val="1F5C6E"/>
+                <w:sz w:val="17"/>
+                <w:szCs w:val="17"/>
               </w:rPr>
               <w:t xml:space="preserve">https://anniazzurri.it/</w:t>
             </w:r>
             <w:r>
+              <w:rPr>
+                <w:rFonts w:ascii="Arial" w:cs="Arial" w:eastAsia="Arial" w:hAnsi="Arial"/>
+                <w:b w:val="false"/>
+                <w:bCs w:val="false"/>
+                <w:color w:val="20262B"/>
+                <w:sz w:val="19"/>
+                <w:szCs w:val="19"/>
+              </w:rPr>
               <w:t xml:space="preserve"> e </w:t>
             </w:r>
             <w:r>
               <w:rPr>
-                <w:rStyle w:val="CodeChar"/>
+                <w:rFonts w:ascii="Consolas" w:cs="Consolas" w:eastAsia="Consolas" w:hAnsi="Consolas"/>
+                <w:b w:val="false"/>
+                <w:bCs w:val="false"/>
+                <w:color w:val="1F5C6E"/>
+                <w:sz w:val="17"/>
+                <w:szCs w:val="17"/>
               </w:rPr>
               <w:t xml:space="preserve">https://anniazzurri.it/galleria-fotografica-convegno-anni-azzurri-2025</w:t>
             </w:r>
             <w:r>
+              <w:rPr>
+                <w:rFonts w:ascii="Arial" w:cs="Arial" w:eastAsia="Arial" w:hAnsi="Arial"/>
+                <w:b w:val="false"/>
+                <w:bCs w:val="false"/>
+                <w:color w:val="20262B"/>
+                <w:sz w:val="19"/>
+                <w:szCs w:val="19"/>
+              </w:rPr>
               <w:t xml:space="preserve">: un solo </w:t>
             </w:r>
             <w:r>
               <w:rPr>
-                <w:rStyle w:val="CodeChar"/>
+                <w:rFonts w:ascii="Consolas" w:cs="Consolas" w:eastAsia="Consolas" w:hAnsi="Consolas"/>
+                <w:b w:val="false"/>
+                <w:bCs w:val="false"/>
+                <w:color w:val="1F5C6E"/>
+                <w:sz w:val="17"/>
+                <w:szCs w:val="17"/>
               </w:rPr>
               <w:t xml:space="preserve">&lt;h1&gt;</w:t>
             </w:r>
             <w:r>
+              <w:rPr>
+                <w:rFonts w:ascii="Arial" w:cs="Arial" w:eastAsia="Arial" w:hAnsi="Arial"/>
+                <w:b w:val="false"/>
+                <w:bCs w:val="false"/>
+                <w:color w:val="20262B"/>
+                <w:sz w:val="19"/>
+                <w:szCs w:val="19"/>
+              </w:rPr>
               <w:t xml:space="preserve">.</w:t>
             </w:r>
           </w:p>
         </w:tc>
       </w:tr>
       <w:tr>
-        <w:tc>
-          <w:tcPr>
-            <w:tcW w:w="1464" w:type="dxa"/>
-          </w:tcPr>
-          <w:p>
-            <w:pPr/>
-            <w:r>
+        <w:trPr>
+          <w:cantSplit/>
+          <w:tblHeader w:val="false"/>
+        </w:trPr>
+        <w:tc>
+          <w:tcPr>
+            <w:tcW w:type="dxa" w:w="2000"/>
+            <w:tcMar>
+              <w:top w:type="dxa" w:w="60"/>
+              <w:left w:type="dxa" w:w="110"/>
+              <w:bottom w:type="dxa" w:w="60"/>
+              <w:right w:type="dxa" w:w="110"/>
+            </w:tcMar>
+            <w:vAlign w:val="center"/>
+          </w:tcPr>
+          <w:p>
+            <w:pPr>
+              <w:jc w:val="left"/>
+            </w:pPr>
+            <w:r>
+              <w:rPr>
+                <w:rFonts w:ascii="Arial" w:cs="Arial" w:eastAsia="Arial" w:hAnsi="Arial"/>
+                <w:b/>
+                <w:bCs/>
+                <w:color w:val="20262B"/>
+                <w:sz w:val="19"/>
+                <w:szCs w:val="19"/>
+              </w:rPr>
               <w:t xml:space="preserve">19 · Bot AI</w:t>
             </w:r>
           </w:p>
         </w:tc>
         <w:tc>
           <w:tcPr>
-            <w:tcW w:w="4776" w:type="dxa"/>
-          </w:tcPr>
-          <w:p>
-            <w:pPr/>
-            <w:r>
+            <w:tcW w:type="dxa" w:w="4238"/>
+            <w:tcMar>
+              <w:top w:type="dxa" w:w="60"/>
+              <w:left w:type="dxa" w:w="110"/>
+              <w:bottom w:type="dxa" w:w="60"/>
+              <w:right w:type="dxa" w:w="110"/>
+            </w:tcMar>
+            <w:vAlign w:val="center"/>
+          </w:tcPr>
+          <w:p>
+            <w:pPr>
+              <w:jc w:val="left"/>
+            </w:pPr>
+            <w:r>
+              <w:rPr>
+                <w:rFonts w:ascii="Arial" w:cs="Arial" w:eastAsia="Arial" w:hAnsi="Arial"/>
+                <w:b w:val="false"/>
+                <w:bCs w:val="false"/>
+                <w:color w:val="20262B"/>
+                <w:sz w:val="19"/>
+                <w:szCs w:val="19"/>
+              </w:rPr>
               <w:t xml:space="preserve">Vedi «Accesso dei crawler AI».</w:t>
             </w:r>
           </w:p>
         </w:tc>
         <w:tc>
           <w:tcPr>
-            <w:tcW w:w="3120" w:type="dxa"/>
-          </w:tcPr>
-          <w:p>
-            <w:pPr/>
+            <w:tcW w:type="dxa" w:w="3400"/>
+            <w:tcMar>
+              <w:top w:type="dxa" w:w="60"/>
+              <w:left w:type="dxa" w:w="110"/>
+              <w:bottom w:type="dxa" w:w="60"/>
+              <w:right w:type="dxa" w:w="110"/>
+            </w:tcMar>
+            <w:vAlign w:val="center"/>
+          </w:tcPr>
+          <w:p>
+            <w:pPr>
+              <w:jc w:val="left"/>
+            </w:pPr>
           </w:p>
         </w:tc>
       </w:tr>
     </w:tbl>
     <w:p>
-      <w:pPr/>
-      <w:r>
-        <w:t xml:space="preserve">Dal 29 ottobre anche lo Sportello sociale ha un solo blocco: Service e FAQ sono entrati nel grafo unico. Sulle pagine di cure domiciliari, sull'Albero dei ricordi e sulla galleria del convegno sono comparse le briciole visibili, uguali al </w:t>
-      </w:r>
-      <w:r>
-        <w:rPr>
-          <w:rStyle w:val="CodeChar"/>
-        </w:rPr>
-        <w:t xml:space="preserve">BreadcrumbList</w:t>
-      </w:r>
-      <w:r>
-        <w:t xml:space="preserve">.</w:t>
-      </w:r>
+      <w:pPr>
+        <w:spacing w:after="60"/>
+      </w:pPr>
     </w:p>
     <w:p>
       <w:pPr>
-        <w:pStyle w:val="Heading2"/>
+        <w:spacing w:after="120" w:before="0" w:line="290"/>
+        <w:jc w:val="both"/>
       </w:pPr>
       <w:r>
-        <w:t xml:space="preserve">Accesso dei crawler AI (KOS-6, AA-19)</w:t>
+        <w:rPr>
+          <w:rFonts w:ascii="Arial" w:cs="Arial" w:eastAsia="Arial" w:hAnsi="Arial"/>
+          <w:color w:val="20262B"/>
+          <w:sz w:val="21"/>
+          <w:szCs w:val="21"/>
+        </w:rPr>
+        <w:t xml:space="preserve">Dal 29 ottobre anche lo Sportello sociale ha un solo blocco: Service e FAQ sono entrati nel grafo unico. Sulle pagine di cure domiciliari, sull'Albero dei ricordi e sulla galleria del convegno sono comparse le briciole visibili, uguali al </w:t>
+      </w:r>
+      <w:r>
+        <w:rPr>
+          <w:rFonts w:ascii="Consolas" w:cs="Consolas" w:eastAsia="Consolas" w:hAnsi="Consolas"/>
+          <w:color w:val="1F5C6E"/>
+          <w:sz w:val="19"/>
+          <w:szCs w:val="19"/>
+        </w:rPr>
+        <w:t xml:space="preserve">BreadcrumbList</w:t>
+      </w:r>
+      <w:r>
+        <w:rPr>
+          <w:rFonts w:ascii="Arial" w:cs="Arial" w:eastAsia="Arial" w:hAnsi="Arial"/>
+          <w:color w:val="20262B"/>
+          <w:sz w:val="21"/>
+          <w:szCs w:val="21"/>
+        </w:rPr>
+        <w:t xml:space="preserve">.</w:t>
       </w:r>
     </w:p>
     <w:p>
-      <w:pPr/>
-      <w:r>
+      <w:pPr>
+        <w:keepNext/>
+        <w:pBdr>
+          <w:bottom w:val="single" w:color="B8C7CC" w:sz="6" w:space="4"/>
+        </w:pBdr>
+        <w:spacing w:after="140" w:before="300"/>
+      </w:pPr>
+      <w:r>
+        <w:rPr>
+          <w:rFonts w:ascii="Arial" w:cs="Arial" w:eastAsia="Arial" w:hAnsi="Arial"/>
+          <w:b/>
+          <w:bCs/>
+          <w:color w:val="1F5C6E"/>
+          <w:sz w:val="28"/>
+          <w:szCs w:val="28"/>
+        </w:rPr>
+        <w:t xml:space="preserve">Accesso dei crawler AI (KOS-6, AA-19)</w:t>
+      </w:r>
+    </w:p>
+    <w:p>
+      <w:pPr>
+        <w:spacing w:after="120" w:before="0" w:line="290"/>
+        <w:jc w:val="both"/>
+      </w:pPr>
+      <w:r>
+        <w:rPr>
+          <w:rFonts w:ascii="Arial" w:cs="Arial" w:eastAsia="Arial" w:hAnsi="Arial"/>
+          <w:color w:val="20262B"/>
+          <w:sz w:val="21"/>
+          <w:szCs w:val="21"/>
+        </w:rPr>
         <w:t xml:space="preserve">Nessuno dei due siti blocca i crawler AI: non li blocca il robots.txt, non li bloccano le regole del server, e il sistema anti-bot della piattaforma non ha mai fermato i loro IP ufficiali. Le verifiche sono del 20 ottobre 2026.</w:t>
       </w:r>
     </w:p>
@@ -1487,32 +3659,63 @@
           <w:ilvl w:val="0"/>
           <w:numId w:val="2"/>
         </w:numPr>
+        <w:spacing w:after="70" w:line="290"/>
+        <w:jc w:val="both"/>
       </w:pPr>
       <w:r>
         <w:rPr>
+          <w:rFonts w:ascii="Arial" w:cs="Arial" w:eastAsia="Arial" w:hAnsi="Arial"/>
           <w:b/>
+          <w:bCs/>
+          <w:color w:val="20262B"/>
+          <w:sz w:val="21"/>
+          <w:szCs w:val="21"/>
         </w:rPr>
         <w:t xml:space="preserve">robots.txt</w:t>
       </w:r>
       <w:r>
+        <w:rPr>
+          <w:rFonts w:ascii="Arial" w:cs="Arial" w:eastAsia="Arial" w:hAnsi="Arial"/>
+          <w:color w:val="20262B"/>
+          <w:sz w:val="21"/>
+          <w:szCs w:val="21"/>
+        </w:rPr>
         <w:t xml:space="preserve">: un solo gruppo </w:t>
       </w:r>
       <w:r>
         <w:rPr>
-          <w:rStyle w:val="CodeChar"/>
+          <w:rFonts w:ascii="Consolas" w:cs="Consolas" w:eastAsia="Consolas" w:hAnsi="Consolas"/>
+          <w:color w:val="1F5C6E"/>
+          <w:sz w:val="19"/>
+          <w:szCs w:val="19"/>
         </w:rPr>
         <w:t xml:space="preserve">User-agent: *</w:t>
       </w:r>
       <w:r>
+        <w:rPr>
+          <w:rFonts w:ascii="Arial" w:cs="Arial" w:eastAsia="Arial" w:hAnsi="Arial"/>
+          <w:color w:val="20262B"/>
+          <w:sz w:val="21"/>
+          <w:szCs w:val="21"/>
+        </w:rPr>
         <w:t xml:space="preserve">, che non esclude nessun bot; nessun </w:t>
       </w:r>
       <w:r>
         <w:rPr>
-          <w:rStyle w:val="CodeChar"/>
+          <w:rFonts w:ascii="Consolas" w:cs="Consolas" w:eastAsia="Consolas" w:hAnsi="Consolas"/>
+          <w:color w:val="1F5C6E"/>
+          <w:sz w:val="19"/>
+          <w:szCs w:val="19"/>
         </w:rPr>
         <w:t xml:space="preserve">Crawl-delay</w:t>
       </w:r>
       <w:r>
+        <w:rPr>
+          <w:rFonts w:ascii="Arial" w:cs="Arial" w:eastAsia="Arial" w:hAnsi="Arial"/>
+          <w:color w:val="20262B"/>
+          <w:sz w:val="21"/>
+          <w:szCs w:val="21"/>
+        </w:rPr>
         <w:t xml:space="preserve">.</w:t>
       </w:r>
     </w:p>
@@ -1523,14 +3726,27 @@
           <w:ilvl w:val="0"/>
           <w:numId w:val="2"/>
         </w:numPr>
+        <w:spacing w:after="70" w:line="290"/>
+        <w:jc w:val="both"/>
       </w:pPr>
       <w:r>
         <w:rPr>
+          <w:rFonts w:ascii="Arial" w:cs="Arial" w:eastAsia="Arial" w:hAnsi="Arial"/>
           <w:b/>
+          <w:bCs/>
+          <w:color w:val="20262B"/>
+          <w:sz w:val="21"/>
+          <w:szCs w:val="21"/>
         </w:rPr>
         <w:t xml:space="preserve">Risposta agli user agent</w:t>
       </w:r>
       <w:r>
+        <w:rPr>
+          <w:rFonts w:ascii="Arial" w:cs="Arial" w:eastAsia="Arial" w:hAnsi="Arial"/>
+          <w:color w:val="20262B"/>
+          <w:sz w:val="21"/>
+          <w:szCs w:val="21"/>
+        </w:rPr>
         <w:t xml:space="preserve">: GPTBot, OAI-SearchBot, ChatGPT-User, ClaudeBot, Claude-User, Claude-SearchBot, PerplexityBot, Perplexity-User e Bingbot su una pagina di ciascun sito. Tutte le 18 richieste rispondono 200, con la stessa pagina servita a un browser: 70.112 byte su anniazzurri.it, circa 88.300 su kosgroup.com.</w:t>
       </w:r>
     </w:p>
@@ -1541,14 +3757,27 @@
           <w:ilvl w:val="0"/>
           <w:numId w:val="2"/>
         </w:numPr>
+        <w:spacing w:after="70" w:line="290"/>
+        <w:jc w:val="both"/>
       </w:pPr>
       <w:r>
         <w:rPr>
+          <w:rFonts w:ascii="Arial" w:cs="Arial" w:eastAsia="Arial" w:hAnsi="Arial"/>
           <w:b/>
+          <w:bCs/>
+          <w:color w:val="20262B"/>
+          <w:sz w:val="21"/>
+          <w:szCs w:val="21"/>
         </w:rPr>
         <w:t xml:space="preserve">Log del server sugli IP ufficiali</w:t>
       </w:r>
       <w:r>
+        <w:rPr>
+          <w:rFonts w:ascii="Arial" w:cs="Arial" w:eastAsia="Arial" w:hAnsi="Arial"/>
+          <w:color w:val="20262B"/>
+          <w:sz w:val="21"/>
+          <w:szCs w:val="21"/>
+        </w:rPr>
         <w:t xml:space="preserve">: gli elenchi pubblicati da OpenAI, Anthropic e Perplexity, scaricati il giorno stesso, confrontati con l'intero log degli errori di nginx (kosgroup.com da agosto 2024, anniazzurri.it da maggio 2022).</w:t>
       </w:r>
     </w:p>
@@ -1559,354 +3788,878 @@
           <w:ilvl w:val="0"/>
           <w:numId w:val="2"/>
         </w:numPr>
+        <w:spacing w:after="70" w:line="290"/>
+        <w:jc w:val="both"/>
       </w:pPr>
       <w:r>
         <w:rPr>
+          <w:rFonts w:ascii="Arial" w:cs="Arial" w:eastAsia="Arial" w:hAnsi="Arial"/>
           <w:b/>
+          <w:bCs/>
+          <w:color w:val="20262B"/>
+          <w:sz w:val="21"/>
+          <w:szCs w:val="21"/>
         </w:rPr>
         <w:t xml:space="preserve">Controllo esterno</w:t>
       </w:r>
       <w:r>
+        <w:rPr>
+          <w:rFonts w:ascii="Arial" w:cs="Arial" w:eastAsia="Arial" w:hAnsi="Arial"/>
+          <w:color w:val="20262B"/>
+          <w:sz w:val="21"/>
+          <w:szCs w:val="21"/>
+        </w:rPr>
         <w:t xml:space="preserve">: uno strumento pubblico di AI visibility, che interroga il sito dai propri server con 33 user agent di motori, assistenti AI e crawler di addestramento, ha dato 100 su 100 a kosgroup.com (27 ottobre 2026) e ad anniazzurri.it (29 ottobre 2026): 33 crawler ammessi su 33 (11 di ricerca AI, 8 assistenti, 14 di addestramento), stessa pagina del browser, nessun noindex né X-Robots-Tag. Stesso risultato sui due siti.</w:t>
       </w:r>
+    </w:p>
+    <w:p>
+      <w:pPr>
+        <w:spacing w:after="60"/>
+      </w:pPr>
     </w:p>
     <w:tbl>
       <w:tblPr>
-        <w:tblStyle w:val="TableGrid"/>
-        <w:tblW w:w="0" w:type="auto"/>
-        <w:tblLayout w:type="fixed"/>
-        <w:tblLook w:val="04A0" w:firstRow="1" w:lastRow="0" w:firstColumn="0" w:lastColumn="0" w:noHBand="0" w:noVBand="1"/>
+        <w:tblW w:type="dxa" w:w="9638"/>
+        <w:tblBorders>
+          <w:top w:val="single" w:color="B8C7CC" w:sz="4"/>
+          <w:left w:val="single" w:color="B8C7CC" w:sz="4"/>
+          <w:bottom w:val="single" w:color="B8C7CC" w:sz="4"/>
+          <w:right w:val="single" w:color="B8C7CC" w:sz="4"/>
+          <w:insideH w:val="single" w:color="B8C7CC" w:sz="4"/>
+          <w:insideV w:val="single" w:color="B8C7CC" w:sz="4"/>
+        </w:tblBorders>
       </w:tblPr>
       <w:tblGrid>
-        <w:gridCol w:w="4455"/>
-        <w:gridCol w:w="1748"/>
-        <w:gridCol w:w="1702"/>
-        <w:gridCol w:w="1455"/>
+        <w:gridCol w:w="3638"/>
+        <w:gridCol w:w="2000"/>
+        <w:gridCol w:w="2000"/>
+        <w:gridCol w:w="2000"/>
       </w:tblGrid>
       <w:tr>
         <w:trPr>
+          <w:cantSplit/>
           <w:tblHeader/>
         </w:trPr>
         <w:tc>
           <w:tcPr>
-            <w:tcW w:w="4455" w:type="dxa"/>
-            <w:shd w:val="clear" w:color="auto" w:fill="F2F2F2"/>
-          </w:tcPr>
-          <w:p>
-            <w:pPr/>
-            <w:r>
+            <w:tcW w:type="dxa" w:w="3638"/>
+            <w:shd w:fill="1F5C6E" w:color="auto" w:val="clear"/>
+            <w:tcMar>
+              <w:top w:type="dxa" w:w="60"/>
+              <w:left w:type="dxa" w:w="110"/>
+              <w:bottom w:type="dxa" w:w="60"/>
+              <w:right w:type="dxa" w:w="110"/>
+            </w:tcMar>
+            <w:vAlign w:val="center"/>
+          </w:tcPr>
+          <w:p>
+            <w:pPr>
+              <w:jc w:val="left"/>
+            </w:pPr>
+            <w:r>
+              <w:rPr>
+                <w:rFonts w:ascii="Arial" w:cs="Arial" w:eastAsia="Arial" w:hAnsi="Arial"/>
+                <w:b/>
+                <w:bCs/>
+                <w:color w:val="FFFFFF"/>
+                <w:sz w:val="19"/>
+                <w:szCs w:val="19"/>
+              </w:rPr>
               <w:t xml:space="preserve">Bot (IP ufficiali)</w:t>
             </w:r>
           </w:p>
         </w:tc>
         <w:tc>
           <w:tcPr>
-            <w:tcW w:w="1748" w:type="dxa"/>
-            <w:shd w:val="clear" w:color="auto" w:fill="F2F2F2"/>
-          </w:tcPr>
-          <w:p>
-            <w:pPr/>
-            <w:r>
+            <w:tcW w:type="dxa" w:w="2000"/>
+            <w:shd w:fill="1F5C6E" w:color="auto" w:val="clear"/>
+            <w:tcMar>
+              <w:top w:type="dxa" w:w="60"/>
+              <w:left w:type="dxa" w:w="110"/>
+              <w:bottom w:type="dxa" w:w="60"/>
+              <w:right w:type="dxa" w:w="110"/>
+            </w:tcMar>
+            <w:vAlign w:val="center"/>
+          </w:tcPr>
+          <w:p>
+            <w:pPr>
+              <w:jc w:val="left"/>
+            </w:pPr>
+            <w:r>
+              <w:rPr>
+                <w:rFonts w:ascii="Arial" w:cs="Arial" w:eastAsia="Arial" w:hAnsi="Arial"/>
+                <w:b/>
+                <w:bCs/>
+                <w:color w:val="FFFFFF"/>
+                <w:sz w:val="19"/>
+                <w:szCs w:val="19"/>
+              </w:rPr>
               <w:t xml:space="preserve">kosgroup.com: righe nel log</w:t>
             </w:r>
           </w:p>
         </w:tc>
         <w:tc>
           <w:tcPr>
-            <w:tcW w:w="1702" w:type="dxa"/>
-            <w:shd w:val="clear" w:color="auto" w:fill="F2F2F2"/>
-          </w:tcPr>
-          <w:p>
-            <w:pPr/>
-            <w:r>
+            <w:tcW w:type="dxa" w:w="2000"/>
+            <w:shd w:fill="1F5C6E" w:color="auto" w:val="clear"/>
+            <w:tcMar>
+              <w:top w:type="dxa" w:w="60"/>
+              <w:left w:type="dxa" w:w="110"/>
+              <w:bottom w:type="dxa" w:w="60"/>
+              <w:right w:type="dxa" w:w="110"/>
+            </w:tcMar>
+            <w:vAlign w:val="center"/>
+          </w:tcPr>
+          <w:p>
+            <w:pPr>
+              <w:jc w:val="left"/>
+            </w:pPr>
+            <w:r>
+              <w:rPr>
+                <w:rFonts w:ascii="Arial" w:cs="Arial" w:eastAsia="Arial" w:hAnsi="Arial"/>
+                <w:b/>
+                <w:bCs/>
+                <w:color w:val="FFFFFF"/>
+                <w:sz w:val="19"/>
+                <w:szCs w:val="19"/>
+              </w:rPr>
               <w:t xml:space="preserve">anniazzurri.it: righe nel log</w:t>
             </w:r>
           </w:p>
         </w:tc>
         <w:tc>
           <w:tcPr>
-            <w:tcW w:w="1455" w:type="dxa"/>
-            <w:shd w:val="clear" w:color="auto" w:fill="F2F2F2"/>
-          </w:tcPr>
-          <w:p>
-            <w:pPr/>
-            <w:r>
+            <w:tcW w:type="dxa" w:w="2000"/>
+            <w:shd w:fill="1F5C6E" w:color="auto" w:val="clear"/>
+            <w:tcMar>
+              <w:top w:type="dxa" w:w="60"/>
+              <w:left w:type="dxa" w:w="110"/>
+              <w:bottom w:type="dxa" w:w="60"/>
+              <w:right w:type="dxa" w:w="110"/>
+            </w:tcMar>
+            <w:vAlign w:val="center"/>
+          </w:tcPr>
+          <w:p>
+            <w:pPr>
+              <w:jc w:val="left"/>
+            </w:pPr>
+            <w:r>
+              <w:rPr>
+                <w:rFonts w:ascii="Arial" w:cs="Arial" w:eastAsia="Arial" w:hAnsi="Arial"/>
+                <w:b/>
+                <w:bCs/>
+                <w:color w:val="FFFFFF"/>
+                <w:sz w:val="19"/>
+                <w:szCs w:val="19"/>
+              </w:rPr>
               <w:t xml:space="preserve">Sfide o ban anti-bot, limiti di frequenza</w:t>
             </w:r>
           </w:p>
         </w:tc>
       </w:tr>
       <w:tr>
-        <w:tc>
-          <w:tcPr>
-            <w:tcW w:w="4455" w:type="dxa"/>
-          </w:tcPr>
-          <w:p>
-            <w:pPr/>
-            <w:r>
+        <w:trPr>
+          <w:cantSplit/>
+          <w:tblHeader w:val="false"/>
+        </w:trPr>
+        <w:tc>
+          <w:tcPr>
+            <w:tcW w:type="dxa" w:w="3638"/>
+            <w:tcMar>
+              <w:top w:type="dxa" w:w="60"/>
+              <w:left w:type="dxa" w:w="110"/>
+              <w:bottom w:type="dxa" w:w="60"/>
+              <w:right w:type="dxa" w:w="110"/>
+            </w:tcMar>
+            <w:vAlign w:val="center"/>
+          </w:tcPr>
+          <w:p>
+            <w:pPr>
+              <w:jc w:val="left"/>
+            </w:pPr>
+            <w:r>
+              <w:rPr>
+                <w:rFonts w:ascii="Arial" w:cs="Arial" w:eastAsia="Arial" w:hAnsi="Arial"/>
+                <w:b/>
+                <w:bCs/>
+                <w:color w:val="20262B"/>
+                <w:sz w:val="19"/>
+                <w:szCs w:val="19"/>
+              </w:rPr>
               <w:t xml:space="preserve">OpenAI GPTBot</w:t>
             </w:r>
           </w:p>
         </w:tc>
         <w:tc>
           <w:tcPr>
-            <w:tcW w:w="1748" w:type="dxa"/>
-          </w:tcPr>
-          <w:p>
-            <w:pPr/>
-            <w:r>
+            <w:tcW w:type="dxa" w:w="2000"/>
+            <w:tcMar>
+              <w:top w:type="dxa" w:w="60"/>
+              <w:left w:type="dxa" w:w="110"/>
+              <w:bottom w:type="dxa" w:w="60"/>
+              <w:right w:type="dxa" w:w="110"/>
+            </w:tcMar>
+            <w:vAlign w:val="center"/>
+          </w:tcPr>
+          <w:p>
+            <w:pPr>
+              <w:jc w:val="right"/>
+            </w:pPr>
+            <w:r>
+              <w:rPr>
+                <w:rFonts w:ascii="Arial" w:cs="Arial" w:eastAsia="Arial" w:hAnsi="Arial"/>
+                <w:b w:val="false"/>
+                <w:bCs w:val="false"/>
+                <w:color w:val="20262B"/>
+                <w:sz w:val="19"/>
+                <w:szCs w:val="19"/>
+              </w:rPr>
               <w:t xml:space="preserve">953</w:t>
             </w:r>
           </w:p>
         </w:tc>
         <w:tc>
           <w:tcPr>
-            <w:tcW w:w="1702" w:type="dxa"/>
-          </w:tcPr>
-          <w:p>
-            <w:pPr/>
-            <w:r>
+            <w:tcW w:type="dxa" w:w="2000"/>
+            <w:tcMar>
+              <w:top w:type="dxa" w:w="60"/>
+              <w:left w:type="dxa" w:w="110"/>
+              <w:bottom w:type="dxa" w:w="60"/>
+              <w:right w:type="dxa" w:w="110"/>
+            </w:tcMar>
+            <w:vAlign w:val="center"/>
+          </w:tcPr>
+          <w:p>
+            <w:pPr>
+              <w:jc w:val="right"/>
+            </w:pPr>
+            <w:r>
+              <w:rPr>
+                <w:rFonts w:ascii="Arial" w:cs="Arial" w:eastAsia="Arial" w:hAnsi="Arial"/>
+                <w:b w:val="false"/>
+                <w:bCs w:val="false"/>
+                <w:color w:val="20262B"/>
+                <w:sz w:val="19"/>
+                <w:szCs w:val="19"/>
+              </w:rPr>
               <w:t xml:space="preserve">3.484</w:t>
             </w:r>
           </w:p>
         </w:tc>
         <w:tc>
           <w:tcPr>
-            <w:tcW w:w="1455" w:type="dxa"/>
-          </w:tcPr>
-          <w:p>
-            <w:pPr/>
-            <w:r>
+            <w:tcW w:type="dxa" w:w="2000"/>
+            <w:tcMar>
+              <w:top w:type="dxa" w:w="60"/>
+              <w:left w:type="dxa" w:w="110"/>
+              <w:bottom w:type="dxa" w:w="60"/>
+              <w:right w:type="dxa" w:w="110"/>
+            </w:tcMar>
+            <w:vAlign w:val="center"/>
+          </w:tcPr>
+          <w:p>
+            <w:pPr>
+              <w:jc w:val="right"/>
+            </w:pPr>
+            <w:r>
+              <w:rPr>
+                <w:rFonts w:ascii="Arial" w:cs="Arial" w:eastAsia="Arial" w:hAnsi="Arial"/>
+                <w:b w:val="false"/>
+                <w:bCs w:val="false"/>
+                <w:color w:val="20262B"/>
+                <w:sz w:val="19"/>
+                <w:szCs w:val="19"/>
+              </w:rPr>
               <w:t xml:space="preserve">0</w:t>
             </w:r>
           </w:p>
         </w:tc>
       </w:tr>
       <w:tr>
-        <w:tc>
-          <w:tcPr>
-            <w:tcW w:w="4455" w:type="dxa"/>
-          </w:tcPr>
-          <w:p>
-            <w:pPr/>
-            <w:r>
+        <w:trPr>
+          <w:cantSplit/>
+          <w:tblHeader w:val="false"/>
+        </w:trPr>
+        <w:tc>
+          <w:tcPr>
+            <w:tcW w:type="dxa" w:w="3638"/>
+            <w:tcMar>
+              <w:top w:type="dxa" w:w="60"/>
+              <w:left w:type="dxa" w:w="110"/>
+              <w:bottom w:type="dxa" w:w="60"/>
+              <w:right w:type="dxa" w:w="110"/>
+            </w:tcMar>
+            <w:vAlign w:val="center"/>
+          </w:tcPr>
+          <w:p>
+            <w:pPr>
+              <w:jc w:val="left"/>
+            </w:pPr>
+            <w:r>
+              <w:rPr>
+                <w:rFonts w:ascii="Arial" w:cs="Arial" w:eastAsia="Arial" w:hAnsi="Arial"/>
+                <w:b/>
+                <w:bCs/>
+                <w:color w:val="20262B"/>
+                <w:sz w:val="19"/>
+                <w:szCs w:val="19"/>
+              </w:rPr>
               <w:t xml:space="preserve">OpenAI OAI-SearchBot</w:t>
             </w:r>
           </w:p>
         </w:tc>
         <w:tc>
           <w:tcPr>
-            <w:tcW w:w="1748" w:type="dxa"/>
-          </w:tcPr>
-          <w:p>
-            <w:pPr/>
-            <w:r>
+            <w:tcW w:type="dxa" w:w="2000"/>
+            <w:tcMar>
+              <w:top w:type="dxa" w:w="60"/>
+              <w:left w:type="dxa" w:w="110"/>
+              <w:bottom w:type="dxa" w:w="60"/>
+              <w:right w:type="dxa" w:w="110"/>
+            </w:tcMar>
+            <w:vAlign w:val="center"/>
+          </w:tcPr>
+          <w:p>
+            <w:pPr>
+              <w:jc w:val="right"/>
+            </w:pPr>
+            <w:r>
+              <w:rPr>
+                <w:rFonts w:ascii="Arial" w:cs="Arial" w:eastAsia="Arial" w:hAnsi="Arial"/>
+                <w:b w:val="false"/>
+                <w:bCs w:val="false"/>
+                <w:color w:val="20262B"/>
+                <w:sz w:val="19"/>
+                <w:szCs w:val="19"/>
+              </w:rPr>
               <w:t xml:space="preserve">2.816</w:t>
             </w:r>
           </w:p>
         </w:tc>
         <w:tc>
           <w:tcPr>
-            <w:tcW w:w="1702" w:type="dxa"/>
-          </w:tcPr>
-          <w:p>
-            <w:pPr/>
-            <w:r>
+            <w:tcW w:type="dxa" w:w="2000"/>
+            <w:tcMar>
+              <w:top w:type="dxa" w:w="60"/>
+              <w:left w:type="dxa" w:w="110"/>
+              <w:bottom w:type="dxa" w:w="60"/>
+              <w:right w:type="dxa" w:w="110"/>
+            </w:tcMar>
+            <w:vAlign w:val="center"/>
+          </w:tcPr>
+          <w:p>
+            <w:pPr>
+              <w:jc w:val="right"/>
+            </w:pPr>
+            <w:r>
+              <w:rPr>
+                <w:rFonts w:ascii="Arial" w:cs="Arial" w:eastAsia="Arial" w:hAnsi="Arial"/>
+                <w:b w:val="false"/>
+                <w:bCs w:val="false"/>
+                <w:color w:val="20262B"/>
+                <w:sz w:val="19"/>
+                <w:szCs w:val="19"/>
+              </w:rPr>
               <w:t xml:space="preserve">1.960</w:t>
             </w:r>
           </w:p>
         </w:tc>
         <w:tc>
           <w:tcPr>
-            <w:tcW w:w="1455" w:type="dxa"/>
-          </w:tcPr>
-          <w:p>
-            <w:pPr/>
-            <w:r>
+            <w:tcW w:type="dxa" w:w="2000"/>
+            <w:tcMar>
+              <w:top w:type="dxa" w:w="60"/>
+              <w:left w:type="dxa" w:w="110"/>
+              <w:bottom w:type="dxa" w:w="60"/>
+              <w:right w:type="dxa" w:w="110"/>
+            </w:tcMar>
+            <w:vAlign w:val="center"/>
+          </w:tcPr>
+          <w:p>
+            <w:pPr>
+              <w:jc w:val="right"/>
+            </w:pPr>
+            <w:r>
+              <w:rPr>
+                <w:rFonts w:ascii="Arial" w:cs="Arial" w:eastAsia="Arial" w:hAnsi="Arial"/>
+                <w:b w:val="false"/>
+                <w:bCs w:val="false"/>
+                <w:color w:val="20262B"/>
+                <w:sz w:val="19"/>
+                <w:szCs w:val="19"/>
+              </w:rPr>
               <w:t xml:space="preserve">0</w:t>
             </w:r>
           </w:p>
         </w:tc>
       </w:tr>
       <w:tr>
-        <w:tc>
-          <w:tcPr>
-            <w:tcW w:w="4455" w:type="dxa"/>
-          </w:tcPr>
-          <w:p>
-            <w:pPr/>
-            <w:r>
+        <w:trPr>
+          <w:cantSplit/>
+          <w:tblHeader w:val="false"/>
+        </w:trPr>
+        <w:tc>
+          <w:tcPr>
+            <w:tcW w:type="dxa" w:w="3638"/>
+            <w:tcMar>
+              <w:top w:type="dxa" w:w="60"/>
+              <w:left w:type="dxa" w:w="110"/>
+              <w:bottom w:type="dxa" w:w="60"/>
+              <w:right w:type="dxa" w:w="110"/>
+            </w:tcMar>
+            <w:vAlign w:val="center"/>
+          </w:tcPr>
+          <w:p>
+            <w:pPr>
+              <w:jc w:val="left"/>
+            </w:pPr>
+            <w:r>
+              <w:rPr>
+                <w:rFonts w:ascii="Arial" w:cs="Arial" w:eastAsia="Arial" w:hAnsi="Arial"/>
+                <w:b/>
+                <w:bCs/>
+                <w:color w:val="20262B"/>
+                <w:sz w:val="19"/>
+                <w:szCs w:val="19"/>
+              </w:rPr>
               <w:t xml:space="preserve">OpenAI ChatGPT-User</w:t>
             </w:r>
           </w:p>
         </w:tc>
         <w:tc>
           <w:tcPr>
-            <w:tcW w:w="1748" w:type="dxa"/>
-          </w:tcPr>
-          <w:p>
-            <w:pPr/>
-            <w:r>
+            <w:tcW w:type="dxa" w:w="2000"/>
+            <w:tcMar>
+              <w:top w:type="dxa" w:w="60"/>
+              <w:left w:type="dxa" w:w="110"/>
+              <w:bottom w:type="dxa" w:w="60"/>
+              <w:right w:type="dxa" w:w="110"/>
+            </w:tcMar>
+            <w:vAlign w:val="center"/>
+          </w:tcPr>
+          <w:p>
+            <w:pPr>
+              <w:jc w:val="right"/>
+            </w:pPr>
+            <w:r>
+              <w:rPr>
+                <w:rFonts w:ascii="Arial" w:cs="Arial" w:eastAsia="Arial" w:hAnsi="Arial"/>
+                <w:b w:val="false"/>
+                <w:bCs w:val="false"/>
+                <w:color w:val="20262B"/>
+                <w:sz w:val="19"/>
+                <w:szCs w:val="19"/>
+              </w:rPr>
               <w:t xml:space="preserve">11.492</w:t>
             </w:r>
           </w:p>
         </w:tc>
         <w:tc>
           <w:tcPr>
-            <w:tcW w:w="1702" w:type="dxa"/>
-          </w:tcPr>
-          <w:p>
-            <w:pPr/>
-            <w:r>
+            <w:tcW w:type="dxa" w:w="2000"/>
+            <w:tcMar>
+              <w:top w:type="dxa" w:w="60"/>
+              <w:left w:type="dxa" w:w="110"/>
+              <w:bottom w:type="dxa" w:w="60"/>
+              <w:right w:type="dxa" w:w="110"/>
+            </w:tcMar>
+            <w:vAlign w:val="center"/>
+          </w:tcPr>
+          <w:p>
+            <w:pPr>
+              <w:jc w:val="right"/>
+            </w:pPr>
+            <w:r>
+              <w:rPr>
+                <w:rFonts w:ascii="Arial" w:cs="Arial" w:eastAsia="Arial" w:hAnsi="Arial"/>
+                <w:b w:val="false"/>
+                <w:bCs w:val="false"/>
+                <w:color w:val="20262B"/>
+                <w:sz w:val="19"/>
+                <w:szCs w:val="19"/>
+              </w:rPr>
               <w:t xml:space="preserve">5.367</w:t>
             </w:r>
           </w:p>
         </w:tc>
         <w:tc>
           <w:tcPr>
-            <w:tcW w:w="1455" w:type="dxa"/>
-          </w:tcPr>
-          <w:p>
-            <w:pPr/>
-            <w:r>
+            <w:tcW w:type="dxa" w:w="2000"/>
+            <w:tcMar>
+              <w:top w:type="dxa" w:w="60"/>
+              <w:left w:type="dxa" w:w="110"/>
+              <w:bottom w:type="dxa" w:w="60"/>
+              <w:right w:type="dxa" w:w="110"/>
+            </w:tcMar>
+            <w:vAlign w:val="center"/>
+          </w:tcPr>
+          <w:p>
+            <w:pPr>
+              <w:jc w:val="right"/>
+            </w:pPr>
+            <w:r>
+              <w:rPr>
+                <w:rFonts w:ascii="Arial" w:cs="Arial" w:eastAsia="Arial" w:hAnsi="Arial"/>
+                <w:b w:val="false"/>
+                <w:bCs w:val="false"/>
+                <w:color w:val="20262B"/>
+                <w:sz w:val="19"/>
+                <w:szCs w:val="19"/>
+              </w:rPr>
               <w:t xml:space="preserve">0</w:t>
             </w:r>
           </w:p>
         </w:tc>
       </w:tr>
       <w:tr>
-        <w:tc>
-          <w:tcPr>
-            <w:tcW w:w="4455" w:type="dxa"/>
-          </w:tcPr>
-          <w:p>
-            <w:pPr/>
-            <w:r>
+        <w:trPr>
+          <w:cantSplit/>
+          <w:tblHeader w:val="false"/>
+        </w:trPr>
+        <w:tc>
+          <w:tcPr>
+            <w:tcW w:type="dxa" w:w="3638"/>
+            <w:tcMar>
+              <w:top w:type="dxa" w:w="60"/>
+              <w:left w:type="dxa" w:w="110"/>
+              <w:bottom w:type="dxa" w:w="60"/>
+              <w:right w:type="dxa" w:w="110"/>
+            </w:tcMar>
+            <w:vAlign w:val="center"/>
+          </w:tcPr>
+          <w:p>
+            <w:pPr>
+              <w:jc w:val="left"/>
+            </w:pPr>
+            <w:r>
+              <w:rPr>
+                <w:rFonts w:ascii="Arial" w:cs="Arial" w:eastAsia="Arial" w:hAnsi="Arial"/>
+                <w:b/>
+                <w:bCs/>
+                <w:color w:val="20262B"/>
+                <w:sz w:val="19"/>
+                <w:szCs w:val="19"/>
+              </w:rPr>
               <w:t xml:space="preserve">Anthropic (ClaudeBot, Claude-User, Claude-SearchBot)</w:t>
             </w:r>
           </w:p>
         </w:tc>
         <w:tc>
           <w:tcPr>
-            <w:tcW w:w="1748" w:type="dxa"/>
-          </w:tcPr>
-          <w:p>
-            <w:pPr/>
-            <w:r>
+            <w:tcW w:type="dxa" w:w="2000"/>
+            <w:tcMar>
+              <w:top w:type="dxa" w:w="60"/>
+              <w:left w:type="dxa" w:w="110"/>
+              <w:bottom w:type="dxa" w:w="60"/>
+              <w:right w:type="dxa" w:w="110"/>
+            </w:tcMar>
+            <w:vAlign w:val="center"/>
+          </w:tcPr>
+          <w:p>
+            <w:pPr>
+              <w:jc w:val="right"/>
+            </w:pPr>
+            <w:r>
+              <w:rPr>
+                <w:rFonts w:ascii="Arial" w:cs="Arial" w:eastAsia="Arial" w:hAnsi="Arial"/>
+                <w:b w:val="false"/>
+                <w:bCs w:val="false"/>
+                <w:color w:val="20262B"/>
+                <w:sz w:val="19"/>
+                <w:szCs w:val="19"/>
+              </w:rPr>
               <w:t xml:space="preserve">179</w:t>
             </w:r>
           </w:p>
         </w:tc>
         <w:tc>
           <w:tcPr>
-            <w:tcW w:w="1702" w:type="dxa"/>
-          </w:tcPr>
-          <w:p>
-            <w:pPr/>
-            <w:r>
+            <w:tcW w:type="dxa" w:w="2000"/>
+            <w:tcMar>
+              <w:top w:type="dxa" w:w="60"/>
+              <w:left w:type="dxa" w:w="110"/>
+              <w:bottom w:type="dxa" w:w="60"/>
+              <w:right w:type="dxa" w:w="110"/>
+            </w:tcMar>
+            <w:vAlign w:val="center"/>
+          </w:tcPr>
+          <w:p>
+            <w:pPr>
+              <w:jc w:val="right"/>
+            </w:pPr>
+            <w:r>
+              <w:rPr>
+                <w:rFonts w:ascii="Arial" w:cs="Arial" w:eastAsia="Arial" w:hAnsi="Arial"/>
+                <w:b w:val="false"/>
+                <w:bCs w:val="false"/>
+                <w:color w:val="20262B"/>
+                <w:sz w:val="19"/>
+                <w:szCs w:val="19"/>
+              </w:rPr>
               <w:t xml:space="preserve">232</w:t>
             </w:r>
           </w:p>
         </w:tc>
         <w:tc>
           <w:tcPr>
-            <w:tcW w:w="1455" w:type="dxa"/>
-          </w:tcPr>
-          <w:p>
-            <w:pPr/>
-            <w:r>
+            <w:tcW w:type="dxa" w:w="2000"/>
+            <w:tcMar>
+              <w:top w:type="dxa" w:w="60"/>
+              <w:left w:type="dxa" w:w="110"/>
+              <w:bottom w:type="dxa" w:w="60"/>
+              <w:right w:type="dxa" w:w="110"/>
+            </w:tcMar>
+            <w:vAlign w:val="center"/>
+          </w:tcPr>
+          <w:p>
+            <w:pPr>
+              <w:jc w:val="right"/>
+            </w:pPr>
+            <w:r>
+              <w:rPr>
+                <w:rFonts w:ascii="Arial" w:cs="Arial" w:eastAsia="Arial" w:hAnsi="Arial"/>
+                <w:b w:val="false"/>
+                <w:bCs w:val="false"/>
+                <w:color w:val="20262B"/>
+                <w:sz w:val="19"/>
+                <w:szCs w:val="19"/>
+              </w:rPr>
               <w:t xml:space="preserve">0</w:t>
             </w:r>
           </w:p>
         </w:tc>
       </w:tr>
       <w:tr>
-        <w:tc>
-          <w:tcPr>
-            <w:tcW w:w="4455" w:type="dxa"/>
-          </w:tcPr>
-          <w:p>
-            <w:pPr/>
-            <w:r>
+        <w:trPr>
+          <w:cantSplit/>
+          <w:tblHeader w:val="false"/>
+        </w:trPr>
+        <w:tc>
+          <w:tcPr>
+            <w:tcW w:type="dxa" w:w="3638"/>
+            <w:tcMar>
+              <w:top w:type="dxa" w:w="60"/>
+              <w:left w:type="dxa" w:w="110"/>
+              <w:bottom w:type="dxa" w:w="60"/>
+              <w:right w:type="dxa" w:w="110"/>
+            </w:tcMar>
+            <w:vAlign w:val="center"/>
+          </w:tcPr>
+          <w:p>
+            <w:pPr>
+              <w:jc w:val="left"/>
+            </w:pPr>
+            <w:r>
+              <w:rPr>
+                <w:rFonts w:ascii="Arial" w:cs="Arial" w:eastAsia="Arial" w:hAnsi="Arial"/>
+                <w:b/>
+                <w:bCs/>
+                <w:color w:val="20262B"/>
+                <w:sz w:val="19"/>
+                <w:szCs w:val="19"/>
+              </w:rPr>
               <w:t xml:space="preserve">PerplexityBot</w:t>
             </w:r>
           </w:p>
         </w:tc>
         <w:tc>
           <w:tcPr>
-            <w:tcW w:w="1748" w:type="dxa"/>
-          </w:tcPr>
-          <w:p>
-            <w:pPr/>
-            <w:r>
+            <w:tcW w:type="dxa" w:w="2000"/>
+            <w:tcMar>
+              <w:top w:type="dxa" w:w="60"/>
+              <w:left w:type="dxa" w:w="110"/>
+              <w:bottom w:type="dxa" w:w="60"/>
+              <w:right w:type="dxa" w:w="110"/>
+            </w:tcMar>
+            <w:vAlign w:val="center"/>
+          </w:tcPr>
+          <w:p>
+            <w:pPr>
+              <w:jc w:val="right"/>
+            </w:pPr>
+            <w:r>
+              <w:rPr>
+                <w:rFonts w:ascii="Arial" w:cs="Arial" w:eastAsia="Arial" w:hAnsi="Arial"/>
+                <w:b w:val="false"/>
+                <w:bCs w:val="false"/>
+                <w:color w:val="20262B"/>
+                <w:sz w:val="19"/>
+                <w:szCs w:val="19"/>
+              </w:rPr>
               <w:t xml:space="preserve">4.466</w:t>
             </w:r>
           </w:p>
         </w:tc>
         <w:tc>
           <w:tcPr>
-            <w:tcW w:w="1702" w:type="dxa"/>
-          </w:tcPr>
-          <w:p>
-            <w:pPr/>
-            <w:r>
+            <w:tcW w:type="dxa" w:w="2000"/>
+            <w:tcMar>
+              <w:top w:type="dxa" w:w="60"/>
+              <w:left w:type="dxa" w:w="110"/>
+              <w:bottom w:type="dxa" w:w="60"/>
+              <w:right w:type="dxa" w:w="110"/>
+            </w:tcMar>
+            <w:vAlign w:val="center"/>
+          </w:tcPr>
+          <w:p>
+            <w:pPr>
+              <w:jc w:val="right"/>
+            </w:pPr>
+            <w:r>
+              <w:rPr>
+                <w:rFonts w:ascii="Arial" w:cs="Arial" w:eastAsia="Arial" w:hAnsi="Arial"/>
+                <w:b w:val="false"/>
+                <w:bCs w:val="false"/>
+                <w:color w:val="20262B"/>
+                <w:sz w:val="19"/>
+                <w:szCs w:val="19"/>
+              </w:rPr>
               <w:t xml:space="preserve">4.320</w:t>
             </w:r>
           </w:p>
         </w:tc>
         <w:tc>
           <w:tcPr>
-            <w:tcW w:w="1455" w:type="dxa"/>
-          </w:tcPr>
-          <w:p>
-            <w:pPr/>
-            <w:r>
+            <w:tcW w:type="dxa" w:w="2000"/>
+            <w:tcMar>
+              <w:top w:type="dxa" w:w="60"/>
+              <w:left w:type="dxa" w:w="110"/>
+              <w:bottom w:type="dxa" w:w="60"/>
+              <w:right w:type="dxa" w:w="110"/>
+            </w:tcMar>
+            <w:vAlign w:val="center"/>
+          </w:tcPr>
+          <w:p>
+            <w:pPr>
+              <w:jc w:val="right"/>
+            </w:pPr>
+            <w:r>
+              <w:rPr>
+                <w:rFonts w:ascii="Arial" w:cs="Arial" w:eastAsia="Arial" w:hAnsi="Arial"/>
+                <w:b w:val="false"/>
+                <w:bCs w:val="false"/>
+                <w:color w:val="20262B"/>
+                <w:sz w:val="19"/>
+                <w:szCs w:val="19"/>
+              </w:rPr>
               <w:t xml:space="preserve">0</w:t>
             </w:r>
           </w:p>
         </w:tc>
       </w:tr>
       <w:tr>
-        <w:tc>
-          <w:tcPr>
-            <w:tcW w:w="4455" w:type="dxa"/>
-          </w:tcPr>
-          <w:p>
-            <w:pPr/>
-            <w:r>
+        <w:trPr>
+          <w:cantSplit/>
+          <w:tblHeader w:val="false"/>
+        </w:trPr>
+        <w:tc>
+          <w:tcPr>
+            <w:tcW w:type="dxa" w:w="3638"/>
+            <w:tcMar>
+              <w:top w:type="dxa" w:w="60"/>
+              <w:left w:type="dxa" w:w="110"/>
+              <w:bottom w:type="dxa" w:w="60"/>
+              <w:right w:type="dxa" w:w="110"/>
+            </w:tcMar>
+            <w:vAlign w:val="center"/>
+          </w:tcPr>
+          <w:p>
+            <w:pPr>
+              <w:jc w:val="left"/>
+            </w:pPr>
+            <w:r>
+              <w:rPr>
+                <w:rFonts w:ascii="Arial" w:cs="Arial" w:eastAsia="Arial" w:hAnsi="Arial"/>
+                <w:b/>
+                <w:bCs/>
+                <w:color w:val="20262B"/>
+                <w:sz w:val="19"/>
+                <w:szCs w:val="19"/>
+              </w:rPr>
               <w:t xml:space="preserve">Perplexity-User</w:t>
             </w:r>
           </w:p>
         </w:tc>
         <w:tc>
           <w:tcPr>
-            <w:tcW w:w="1748" w:type="dxa"/>
-          </w:tcPr>
-          <w:p>
-            <w:pPr/>
-            <w:r>
+            <w:tcW w:type="dxa" w:w="2000"/>
+            <w:tcMar>
+              <w:top w:type="dxa" w:w="60"/>
+              <w:left w:type="dxa" w:w="110"/>
+              <w:bottom w:type="dxa" w:w="60"/>
+              <w:right w:type="dxa" w:w="110"/>
+            </w:tcMar>
+            <w:vAlign w:val="center"/>
+          </w:tcPr>
+          <w:p>
+            <w:pPr>
+              <w:jc w:val="right"/>
+            </w:pPr>
+            <w:r>
+              <w:rPr>
+                <w:rFonts w:ascii="Arial" w:cs="Arial" w:eastAsia="Arial" w:hAnsi="Arial"/>
+                <w:b w:val="false"/>
+                <w:bCs w:val="false"/>
+                <w:color w:val="20262B"/>
+                <w:sz w:val="19"/>
+                <w:szCs w:val="19"/>
+              </w:rPr>
               <w:t xml:space="preserve">365</w:t>
             </w:r>
           </w:p>
         </w:tc>
         <w:tc>
           <w:tcPr>
-            <w:tcW w:w="1702" w:type="dxa"/>
-          </w:tcPr>
-          <w:p>
-            <w:pPr/>
-            <w:r>
+            <w:tcW w:type="dxa" w:w="2000"/>
+            <w:tcMar>
+              <w:top w:type="dxa" w:w="60"/>
+              <w:left w:type="dxa" w:w="110"/>
+              <w:bottom w:type="dxa" w:w="60"/>
+              <w:right w:type="dxa" w:w="110"/>
+            </w:tcMar>
+            <w:vAlign w:val="center"/>
+          </w:tcPr>
+          <w:p>
+            <w:pPr>
+              <w:jc w:val="right"/>
+            </w:pPr>
+            <w:r>
+              <w:rPr>
+                <w:rFonts w:ascii="Arial" w:cs="Arial" w:eastAsia="Arial" w:hAnsi="Arial"/>
+                <w:b w:val="false"/>
+                <w:bCs w:val="false"/>
+                <w:color w:val="20262B"/>
+                <w:sz w:val="19"/>
+                <w:szCs w:val="19"/>
+              </w:rPr>
               <w:t xml:space="preserve">308</w:t>
             </w:r>
           </w:p>
         </w:tc>
         <w:tc>
           <w:tcPr>
-            <w:tcW w:w="1455" w:type="dxa"/>
-          </w:tcPr>
-          <w:p>
-            <w:pPr/>
-            <w:r>
+            <w:tcW w:type="dxa" w:w="2000"/>
+            <w:tcMar>
+              <w:top w:type="dxa" w:w="60"/>
+              <w:left w:type="dxa" w:w="110"/>
+              <w:bottom w:type="dxa" w:w="60"/>
+              <w:right w:type="dxa" w:w="110"/>
+            </w:tcMar>
+            <w:vAlign w:val="center"/>
+          </w:tcPr>
+          <w:p>
+            <w:pPr>
+              <w:jc w:val="right"/>
+            </w:pPr>
+            <w:r>
+              <w:rPr>
+                <w:rFonts w:ascii="Arial" w:cs="Arial" w:eastAsia="Arial" w:hAnsi="Arial"/>
+                <w:b w:val="false"/>
+                <w:bCs w:val="false"/>
+                <w:color w:val="20262B"/>
+                <w:sz w:val="19"/>
+                <w:szCs w:val="19"/>
+              </w:rPr>
               <w:t xml:space="preserve">0</w:t>
             </w:r>
           </w:p>
@@ -1914,8 +4667,22 @@
       </w:tr>
     </w:tbl>
     <w:p>
-      <w:pPr/>
-      <w:r>
+      <w:pPr>
+        <w:spacing w:after="60"/>
+      </w:pPr>
+    </w:p>
+    <w:p>
+      <w:pPr>
+        <w:spacing w:after="120" w:before="0" w:line="290"/>
+        <w:jc w:val="both"/>
+      </w:pPr>
+      <w:r>
+        <w:rPr>
+          <w:rFonts w:ascii="Arial" w:cs="Arial" w:eastAsia="Arial" w:hAnsi="Arial"/>
+          <w:color w:val="20262B"/>
+          <w:sz w:val="21"/>
+          <w:szCs w:val="21"/>
+        </w:rPr>
         <w:t xml:space="preserve">Le righe presenti non sono blocchi. Si dividono in tre gruppi:</w:t>
       </w:r>
     </w:p>
@@ -1926,8 +4693,16 @@
           <w:ilvl w:val="0"/>
           <w:numId w:val="3"/>
         </w:numPr>
+        <w:spacing w:after="70" w:line="290"/>
+        <w:jc w:val="both"/>
       </w:pPr>
       <w:r>
+        <w:rPr>
+          <w:rFonts w:ascii="Arial" w:cs="Arial" w:eastAsia="Arial" w:hAnsi="Arial"/>
+          <w:color w:val="20262B"/>
+          <w:sz w:val="21"/>
+          <w:szCs w:val="21"/>
+        </w:rPr>
         <w:t xml:space="preserve">messaggi tecnici del server che non interrompono la richiesta (registrazione su syslog non riuscita, cache delle sessioni SSL piena);</w:t>
       </w:r>
     </w:p>
@@ -1938,8 +4713,16 @@
           <w:ilvl w:val="0"/>
           <w:numId w:val="3"/>
         </w:numPr>
+        <w:spacing w:after="70" w:line="290"/>
+        <w:jc w:val="both"/>
       </w:pPr>
       <w:r>
+        <w:rPr>
+          <w:rFonts w:ascii="Arial" w:cs="Arial" w:eastAsia="Arial" w:hAnsi="Arial"/>
+          <w:color w:val="20262B"/>
+          <w:sz w:val="21"/>
+          <w:szCs w:val="21"/>
+        </w:rPr>
         <w:t xml:space="preserve">risposte 404 su file che non esistono più, soprattutto PDF e immagini di anniazzurri.it, da correggere nello sprint 2;</w:t>
       </w:r>
     </w:p>
@@ -1950,307 +4733,726 @@
           <w:ilvl w:val="0"/>
           <w:numId w:val="3"/>
         </w:numPr>
+        <w:spacing w:after="70" w:line="290"/>
+        <w:jc w:val="both"/>
       </w:pPr>
       <w:r>
+        <w:rPr>
+          <w:rFonts w:ascii="Arial" w:cs="Arial" w:eastAsia="Arial" w:hAnsi="Arial"/>
+          <w:color w:val="20262B"/>
+          <w:sz w:val="21"/>
+          <w:szCs w:val="21"/>
+        </w:rPr>
         <w:t xml:space="preserve">timeout isolati: 30 in tutto, sui due siti e sull'intero periodo.</w:t>
-      </w:r>
-    </w:p>
-    <w:p>
-      <w:pPr/>
-      <w:r>
-        <w:t xml:space="preserve">L'unico accesso negato è una richiesta di Anthropic a </w:t>
-      </w:r>
-      <w:r>
-        <w:rPr>
-          <w:rStyle w:val="CodeChar"/>
-        </w:rPr>
-        <w:t xml:space="preserve">/core/docs/changelog.txt</w:t>
-      </w:r>
-      <w:r>
-        <w:t xml:space="preserve"> su kosgroup.com: è un file interno del CMS, chiuso di proposito.</w:t>
-      </w:r>
-    </w:p>
-    <w:p>
-      <w:pPr/>
-      <w:r>
-        <w:t xml:space="preserve">Gli «Errore» su GPTBot e ClaudeBot nel test dell'audit Anni Azzurri, e gli errori di connessione nell'audit KosGroup, non trovano riscontro nei log. L'ipotesi più probabile è il sistema anti-bot della piattaforma, che sfida chi usa lo user agent di un bot da un IP non ufficiale. Il 17 ottobre ha bannato un IP che scansionava pagine reali di anniazzurri.it. Per chiudere il punto chiediamo all'agenzia lo strumento e l'IP usati per il test, così da ripeterlo o escludere quell'IP.</w:t>
-      </w:r>
-    </w:p>
-    <w:p>
-      <w:pPr/>
-      <w:r>
-        <w:t xml:space="preserve">Da segnalare all'hosting, insieme alle richieste già inviate il 19 ottobre: rotazione del log degli errori (4,8 GB su kosgroup.com e 2,7 GB su anniazzurri.it), attivazione del log degli accessi, syslog non raggiungibile e cache delle sessioni SSL.</w:t>
       </w:r>
     </w:p>
     <w:p>
       <w:pPr>
-        <w:pStyle w:val="Heading2"/>
+        <w:spacing w:after="120" w:before="180" w:line="290"/>
+        <w:jc w:val="both"/>
       </w:pPr>
       <w:r>
-        <w:t xml:space="preserve">Interventi in più rispetto all'audit</w:t>
+        <w:rPr>
+          <w:rFonts w:ascii="Arial" w:cs="Arial" w:eastAsia="Arial" w:hAnsi="Arial"/>
+          <w:color w:val="20262B"/>
+          <w:sz w:val="21"/>
+          <w:szCs w:val="21"/>
+        </w:rPr>
+        <w:t xml:space="preserve">L'unico accesso negato è una richiesta di Anthropic a </w:t>
+      </w:r>
+      <w:r>
+        <w:rPr>
+          <w:rFonts w:ascii="Consolas" w:cs="Consolas" w:eastAsia="Consolas" w:hAnsi="Consolas"/>
+          <w:color w:val="1F5C6E"/>
+          <w:sz w:val="19"/>
+          <w:szCs w:val="19"/>
+        </w:rPr>
+        <w:t xml:space="preserve">/core/docs/changelog.txt</w:t>
+      </w:r>
+      <w:r>
+        <w:rPr>
+          <w:rFonts w:ascii="Arial" w:cs="Arial" w:eastAsia="Arial" w:hAnsi="Arial"/>
+          <w:color w:val="20262B"/>
+          <w:sz w:val="21"/>
+          <w:szCs w:val="21"/>
+        </w:rPr>
+        <w:t xml:space="preserve"> su kosgroup.com: è un file interno del CMS, chiuso di proposito.</w:t>
       </w:r>
     </w:p>
     <w:p>
-      <w:pPr/>
-      <w:r>
+      <w:pPr>
+        <w:spacing w:after="120" w:before="0" w:line="290"/>
+        <w:jc w:val="both"/>
+      </w:pPr>
+      <w:r>
+        <w:rPr>
+          <w:rFonts w:ascii="Arial" w:cs="Arial" w:eastAsia="Arial" w:hAnsi="Arial"/>
+          <w:color w:val="20262B"/>
+          <w:sz w:val="21"/>
+          <w:szCs w:val="21"/>
+        </w:rPr>
+        <w:t xml:space="preserve">Gli «Errore» su GPTBot e ClaudeBot nel test dell'audit Anni Azzurri, e gli errori di connessione nell'audit KosGroup, non trovano riscontro nei log. L'ipotesi più probabile è il sistema anti-bot della piattaforma, che sfida chi usa lo user agent di un bot da un IP non ufficiale. Il 17 ottobre ha bannato un IP che scansionava pagine reali di anniazzurri.it. Per chiudere il punto chiediamo all'agenzia lo strumento e l'IP usati per il test, così da ripeterlo o escludere quell'IP.</w:t>
+      </w:r>
+    </w:p>
+    <w:p>
+      <w:pPr>
+        <w:spacing w:after="120" w:before="0" w:line="290"/>
+        <w:jc w:val="both"/>
+      </w:pPr>
+      <w:r>
+        <w:rPr>
+          <w:rFonts w:ascii="Arial" w:cs="Arial" w:eastAsia="Arial" w:hAnsi="Arial"/>
+          <w:color w:val="20262B"/>
+          <w:sz w:val="21"/>
+          <w:szCs w:val="21"/>
+        </w:rPr>
+        <w:t xml:space="preserve">Da segnalare all'hosting, insieme alle richieste già inviate il 19 ottobre: rotazione del log degli errori (4,8 GB su kosgroup.com e 2,7 GB su anniazzurri.it), attivazione del log degli accessi, syslog non raggiungibile e cache delle sessioni SSL.</w:t>
+      </w:r>
+    </w:p>
+    <w:p>
+      <w:pPr>
+        <w:keepNext/>
+        <w:pBdr>
+          <w:bottom w:val="single" w:color="B8C7CC" w:sz="6" w:space="4"/>
+        </w:pBdr>
+        <w:spacing w:after="140" w:before="300"/>
+      </w:pPr>
+      <w:r>
+        <w:rPr>
+          <w:rFonts w:ascii="Arial" w:cs="Arial" w:eastAsia="Arial" w:hAnsi="Arial"/>
+          <w:b/>
+          <w:bCs/>
+          <w:color w:val="1F5C6E"/>
+          <w:sz w:val="28"/>
+          <w:szCs w:val="28"/>
+        </w:rPr>
+        <w:t xml:space="preserve">Interventi in più rispetto all'audit</w:t>
+      </w:r>
+    </w:p>
+    <w:p>
+      <w:pPr>
+        <w:spacing w:after="120" w:before="0" w:line="290"/>
+        <w:jc w:val="both"/>
+      </w:pPr>
+      <w:r>
+        <w:rPr>
+          <w:rFonts w:ascii="Arial" w:cs="Arial" w:eastAsia="Arial" w:hAnsi="Arial"/>
+          <w:color w:val="20262B"/>
+          <w:sz w:val="21"/>
+          <w:szCs w:val="21"/>
+        </w:rPr>
         <w:t xml:space="preserve">Durante lo sprint sono emersi cinque interventi fuori dalle voci d'audit, fatti senza costi aggiuntivi perché piccoli o necessari alle voci in corso.</w:t>
       </w:r>
     </w:p>
     <w:tbl>
       <w:tblPr>
-        <w:tblStyle w:val="TableGrid"/>
-        <w:tblW w:w="0" w:type="auto"/>
-        <w:tblLayout w:type="fixed"/>
-        <w:tblLook w:val="04A0" w:firstRow="1" w:lastRow="0" w:firstColumn="0" w:lastColumn="0" w:noHBand="0" w:noVBand="1"/>
+        <w:tblW w:type="dxa" w:w="9638"/>
+        <w:tblBorders>
+          <w:top w:val="single" w:color="B8C7CC" w:sz="4"/>
+          <w:left w:val="single" w:color="B8C7CC" w:sz="4"/>
+          <w:bottom w:val="single" w:color="B8C7CC" w:sz="4"/>
+          <w:right w:val="single" w:color="B8C7CC" w:sz="4"/>
+          <w:insideH w:val="single" w:color="B8C7CC" w:sz="4"/>
+          <w:insideV w:val="single" w:color="B8C7CC" w:sz="4"/>
+        </w:tblBorders>
       </w:tblPr>
       <w:tblGrid>
-        <w:gridCol w:w="1669"/>
-        <w:gridCol w:w="2356"/>
-        <w:gridCol w:w="2995"/>
-        <w:gridCol w:w="2340"/>
+        <w:gridCol w:w="1700"/>
+        <w:gridCol w:w="2400"/>
+        <w:gridCol w:w="2938"/>
+        <w:gridCol w:w="2600"/>
       </w:tblGrid>
       <w:tr>
         <w:trPr>
+          <w:cantSplit/>
           <w:tblHeader/>
         </w:trPr>
         <w:tc>
           <w:tcPr>
-            <w:tcW w:w="1669" w:type="dxa"/>
-            <w:shd w:val="clear" w:color="auto" w:fill="F2F2F2"/>
-          </w:tcPr>
-          <w:p>
-            <w:pPr/>
-            <w:r>
+            <w:tcW w:type="dxa" w:w="1700"/>
+            <w:shd w:fill="1F5C6E" w:color="auto" w:val="clear"/>
+            <w:tcMar>
+              <w:top w:type="dxa" w:w="60"/>
+              <w:left w:type="dxa" w:w="110"/>
+              <w:bottom w:type="dxa" w:w="60"/>
+              <w:right w:type="dxa" w:w="110"/>
+            </w:tcMar>
+            <w:vAlign w:val="center"/>
+          </w:tcPr>
+          <w:p>
+            <w:pPr>
+              <w:jc w:val="left"/>
+            </w:pPr>
+            <w:r>
+              <w:rPr>
+                <w:rFonts w:ascii="Arial" w:cs="Arial" w:eastAsia="Arial" w:hAnsi="Arial"/>
+                <w:b/>
+                <w:bCs/>
+                <w:color w:val="FFFFFF"/>
+                <w:sz w:val="19"/>
+                <w:szCs w:val="19"/>
+              </w:rPr>
               <w:t xml:space="preserve">Sito</w:t>
             </w:r>
           </w:p>
         </w:tc>
         <w:tc>
           <w:tcPr>
-            <w:tcW w:w="2356" w:type="dxa"/>
-            <w:shd w:val="clear" w:color="auto" w:fill="F2F2F2"/>
-          </w:tcPr>
-          <w:p>
-            <w:pPr/>
-            <w:r>
+            <w:tcW w:type="dxa" w:w="2400"/>
+            <w:shd w:fill="1F5C6E" w:color="auto" w:val="clear"/>
+            <w:tcMar>
+              <w:top w:type="dxa" w:w="60"/>
+              <w:left w:type="dxa" w:w="110"/>
+              <w:bottom w:type="dxa" w:w="60"/>
+              <w:right w:type="dxa" w:w="110"/>
+            </w:tcMar>
+            <w:vAlign w:val="center"/>
+          </w:tcPr>
+          <w:p>
+            <w:pPr>
+              <w:jc w:val="left"/>
+            </w:pPr>
+            <w:r>
+              <w:rPr>
+                <w:rFonts w:ascii="Arial" w:cs="Arial" w:eastAsia="Arial" w:hAnsi="Arial"/>
+                <w:b/>
+                <w:bCs/>
+                <w:color w:val="FFFFFF"/>
+                <w:sz w:val="19"/>
+                <w:szCs w:val="19"/>
+              </w:rPr>
               <w:t xml:space="preserve">Intervento</w:t>
             </w:r>
           </w:p>
         </w:tc>
         <w:tc>
           <w:tcPr>
-            <w:tcW w:w="2995" w:type="dxa"/>
-            <w:shd w:val="clear" w:color="auto" w:fill="F2F2F2"/>
-          </w:tcPr>
-          <w:p>
-            <w:pPr/>
-            <w:r>
+            <w:tcW w:type="dxa" w:w="2938"/>
+            <w:shd w:fill="1F5C6E" w:color="auto" w:val="clear"/>
+            <w:tcMar>
+              <w:top w:type="dxa" w:w="60"/>
+              <w:left w:type="dxa" w:w="110"/>
+              <w:bottom w:type="dxa" w:w="60"/>
+              <w:right w:type="dxa" w:w="110"/>
+            </w:tcMar>
+            <w:vAlign w:val="center"/>
+          </w:tcPr>
+          <w:p>
+            <w:pPr>
+              <w:jc w:val="left"/>
+            </w:pPr>
+            <w:r>
+              <w:rPr>
+                <w:rFonts w:ascii="Arial" w:cs="Arial" w:eastAsia="Arial" w:hAnsi="Arial"/>
+                <w:b/>
+                <w:bCs/>
+                <w:color w:val="FFFFFF"/>
+                <w:sz w:val="19"/>
+                <w:szCs w:val="19"/>
+              </w:rPr>
               <w:t xml:space="preserve">Perché</w:t>
             </w:r>
           </w:p>
         </w:tc>
         <w:tc>
           <w:tcPr>
-            <w:tcW w:w="2340" w:type="dxa"/>
-            <w:shd w:val="clear" w:color="auto" w:fill="F2F2F2"/>
-          </w:tcPr>
-          <w:p>
-            <w:pPr/>
-            <w:r>
+            <w:tcW w:type="dxa" w:w="2600"/>
+            <w:shd w:fill="1F5C6E" w:color="auto" w:val="clear"/>
+            <w:tcMar>
+              <w:top w:type="dxa" w:w="60"/>
+              <w:left w:type="dxa" w:w="110"/>
+              <w:bottom w:type="dxa" w:w="60"/>
+              <w:right w:type="dxa" w:w="110"/>
+            </w:tcMar>
+            <w:vAlign w:val="center"/>
+          </w:tcPr>
+          <w:p>
+            <w:pPr>
+              <w:jc w:val="left"/>
+            </w:pPr>
+            <w:r>
+              <w:rPr>
+                <w:rFonts w:ascii="Arial" w:cs="Arial" w:eastAsia="Arial" w:hAnsi="Arial"/>
+                <w:b/>
+                <w:bCs/>
+                <w:color w:val="FFFFFF"/>
+                <w:sz w:val="19"/>
+                <w:szCs w:val="19"/>
+              </w:rPr>
               <w:t xml:space="preserve">Come verificare</w:t>
             </w:r>
           </w:p>
         </w:tc>
       </w:tr>
       <w:tr>
-        <w:tc>
-          <w:tcPr>
-            <w:tcW w:w="1669" w:type="dxa"/>
-          </w:tcPr>
-          <w:p>
-            <w:pPr/>
-            <w:r>
+        <w:trPr>
+          <w:cantSplit/>
+          <w:tblHeader w:val="false"/>
+        </w:trPr>
+        <w:tc>
+          <w:tcPr>
+            <w:tcW w:type="dxa" w:w="1700"/>
+            <w:tcMar>
+              <w:top w:type="dxa" w:w="60"/>
+              <w:left w:type="dxa" w:w="110"/>
+              <w:bottom w:type="dxa" w:w="60"/>
+              <w:right w:type="dxa" w:w="110"/>
+            </w:tcMar>
+            <w:vAlign w:val="center"/>
+          </w:tcPr>
+          <w:p>
+            <w:pPr>
+              <w:jc w:val="left"/>
+            </w:pPr>
+            <w:r>
+              <w:rPr>
+                <w:rFonts w:ascii="Arial" w:cs="Arial" w:eastAsia="Arial" w:hAnsi="Arial"/>
+                <w:b/>
+                <w:bCs/>
+                <w:color w:val="20262B"/>
+                <w:sz w:val="19"/>
+                <w:szCs w:val="19"/>
+              </w:rPr>
               <w:t xml:space="preserve">kosgroup.com</w:t>
             </w:r>
           </w:p>
         </w:tc>
         <w:tc>
           <w:tcPr>
-            <w:tcW w:w="2356" w:type="dxa"/>
-          </w:tcPr>
-          <w:p>
-            <w:pPr/>
-            <w:r>
+            <w:tcW w:type="dxa" w:w="2400"/>
+            <w:tcMar>
+              <w:top w:type="dxa" w:w="60"/>
+              <w:left w:type="dxa" w:w="110"/>
+              <w:bottom w:type="dxa" w:w="60"/>
+              <w:right w:type="dxa" w:w="110"/>
+            </w:tcMar>
+            <w:vAlign w:val="center"/>
+          </w:tcPr>
+          <w:p>
+            <w:pPr>
+              <w:jc w:val="left"/>
+            </w:pPr>
+            <w:r>
+              <w:rPr>
+                <w:rFonts w:ascii="Arial" w:cs="Arial" w:eastAsia="Arial" w:hAnsi="Arial"/>
+                <w:b w:val="false"/>
+                <w:bCs w:val="false"/>
+                <w:color w:val="20262B"/>
+                <w:sz w:val="19"/>
+                <w:szCs w:val="19"/>
+              </w:rPr>
               <w:t xml:space="preserve">Pagina «Pagina non trovata» come pagina d'errore</w:t>
             </w:r>
           </w:p>
         </w:tc>
         <w:tc>
           <w:tcPr>
-            <w:tcW w:w="2995" w:type="dxa"/>
-          </w:tcPr>
-          <w:p>
-            <w:pPr/>
-            <w:r>
+            <w:tcW w:type="dxa" w:w="2938"/>
+            <w:tcMar>
+              <w:top w:type="dxa" w:w="60"/>
+              <w:left w:type="dxa" w:w="110"/>
+              <w:bottom w:type="dxa" w:w="60"/>
+              <w:right w:type="dxa" w:w="110"/>
+            </w:tcMar>
+            <w:vAlign w:val="center"/>
+          </w:tcPr>
+          <w:p>
+            <w:pPr>
+              <w:jc w:val="left"/>
+            </w:pPr>
+            <w:r>
+              <w:rPr>
+                <w:rFonts w:ascii="Arial" w:cs="Arial" w:eastAsia="Arial" w:hAnsi="Arial"/>
+                <w:b w:val="false"/>
+                <w:bCs w:val="false"/>
+                <w:color w:val="20262B"/>
+                <w:sz w:val="19"/>
+                <w:szCs w:val="19"/>
+              </w:rPr>
               <w:t xml:space="preserve">Una pagina inesistente rispondeva 301 verso </w:t>
             </w:r>
             <w:r>
               <w:rPr>
-                <w:rStyle w:val="CodeChar"/>
+                <w:rFonts w:ascii="Consolas" w:cs="Consolas" w:eastAsia="Consolas" w:hAnsi="Consolas"/>
+                <w:b w:val="false"/>
+                <w:bCs w:val="false"/>
+                <w:color w:val="1F5C6E"/>
+                <w:sz w:val="17"/>
+                <w:szCs w:val="17"/>
               </w:rPr>
               <w:t xml:space="preserve">/it</w:t>
             </w:r>
             <w:r>
+              <w:rPr>
+                <w:rFonts w:ascii="Arial" w:cs="Arial" w:eastAsia="Arial" w:hAnsi="Arial"/>
+                <w:b w:val="false"/>
+                <w:bCs w:val="false"/>
+                <w:color w:val="20262B"/>
+                <w:sz w:val="19"/>
+                <w:szCs w:val="19"/>
+              </w:rPr>
               <w:t xml:space="preserve"> e poi 200 (soft 404): ora risponde 404 direttamente</w:t>
             </w:r>
           </w:p>
         </w:tc>
         <w:tc>
           <w:tcPr>
-            <w:tcW w:w="2340" w:type="dxa"/>
-          </w:tcPr>
-          <w:p>
-            <w:pPr/>
-            <w:r>
-              <w:rPr>
-                <w:rStyle w:val="CodeChar"/>
+            <w:tcW w:type="dxa" w:w="2600"/>
+            <w:tcMar>
+              <w:top w:type="dxa" w:w="60"/>
+              <w:left w:type="dxa" w:w="110"/>
+              <w:bottom w:type="dxa" w:w="60"/>
+              <w:right w:type="dxa" w:w="110"/>
+            </w:tcMar>
+            <w:vAlign w:val="center"/>
+          </w:tcPr>
+          <w:p>
+            <w:pPr>
+              <w:jc w:val="left"/>
+            </w:pPr>
+            <w:r>
+              <w:rPr>
+                <w:rFonts w:ascii="Consolas" w:cs="Consolas" w:eastAsia="Consolas" w:hAnsi="Consolas"/>
+                <w:b w:val="false"/>
+                <w:bCs w:val="false"/>
+                <w:color w:val="1F5C6E"/>
+                <w:sz w:val="17"/>
+                <w:szCs w:val="17"/>
               </w:rPr>
               <w:t xml:space="preserve">curl -sI https://kosgroup.com/it/pagina-che-non-esiste</w:t>
             </w:r>
             <w:r>
+              <w:rPr>
+                <w:rFonts w:ascii="Arial" w:cs="Arial" w:eastAsia="Arial" w:hAnsi="Arial"/>
+                <w:b w:val="false"/>
+                <w:bCs w:val="false"/>
+                <w:color w:val="20262B"/>
+                <w:sz w:val="19"/>
+                <w:szCs w:val="19"/>
+              </w:rPr>
               <w:t xml:space="preserve"> → 404</w:t>
             </w:r>
           </w:p>
         </w:tc>
       </w:tr>
       <w:tr>
-        <w:tc>
-          <w:tcPr>
-            <w:tcW w:w="1669" w:type="dxa"/>
-          </w:tcPr>
-          <w:p>
-            <w:pPr/>
-            <w:r>
+        <w:trPr>
+          <w:cantSplit/>
+          <w:tblHeader w:val="false"/>
+        </w:trPr>
+        <w:tc>
+          <w:tcPr>
+            <w:tcW w:type="dxa" w:w="1700"/>
+            <w:tcMar>
+              <w:top w:type="dxa" w:w="60"/>
+              <w:left w:type="dxa" w:w="110"/>
+              <w:bottom w:type="dxa" w:w="60"/>
+              <w:right w:type="dxa" w:w="110"/>
+            </w:tcMar>
+            <w:vAlign w:val="center"/>
+          </w:tcPr>
+          <w:p>
+            <w:pPr>
+              <w:jc w:val="left"/>
+            </w:pPr>
+            <w:r>
+              <w:rPr>
+                <w:rFonts w:ascii="Arial" w:cs="Arial" w:eastAsia="Arial" w:hAnsi="Arial"/>
+                <w:b/>
+                <w:bCs/>
+                <w:color w:val="20262B"/>
+                <w:sz w:val="19"/>
+                <w:szCs w:val="19"/>
+              </w:rPr>
               <w:t xml:space="preserve">Entrambi</w:t>
             </w:r>
           </w:p>
         </w:tc>
         <w:tc>
           <w:tcPr>
-            <w:tcW w:w="2356" w:type="dxa"/>
-          </w:tcPr>
-          <w:p>
-            <w:pPr/>
-            <w:r>
-              <w:rPr>
-                <w:rStyle w:val="CodeChar"/>
+            <w:tcW w:type="dxa" w:w="2400"/>
+            <w:tcMar>
+              <w:top w:type="dxa" w:w="60"/>
+              <w:left w:type="dxa" w:w="110"/>
+              <w:bottom w:type="dxa" w:w="60"/>
+              <w:right w:type="dxa" w:w="110"/>
+            </w:tcMar>
+            <w:vAlign w:val="center"/>
+          </w:tcPr>
+          <w:p>
+            <w:pPr>
+              <w:jc w:val="left"/>
+            </w:pPr>
+            <w:r>
+              <w:rPr>
+                <w:rFonts w:ascii="Consolas" w:cs="Consolas" w:eastAsia="Consolas" w:hAnsi="Consolas"/>
+                <w:b w:val="false"/>
+                <w:bCs w:val="false"/>
+                <w:color w:val="1F5C6E"/>
+                <w:sz w:val="17"/>
+                <w:szCs w:val="17"/>
               </w:rPr>
               <w:t xml:space="preserve">favicon.ico</w:t>
             </w:r>
             <w:r>
+              <w:rPr>
+                <w:rFonts w:ascii="Arial" w:cs="Arial" w:eastAsia="Arial" w:hAnsi="Arial"/>
+                <w:b w:val="false"/>
+                <w:bCs w:val="false"/>
+                <w:color w:val="20262B"/>
+                <w:sz w:val="19"/>
+                <w:szCs w:val="19"/>
+              </w:rPr>
               <w:t xml:space="preserve"> e </w:t>
             </w:r>
             <w:r>
               <w:rPr>
-                <w:rStyle w:val="CodeChar"/>
+                <w:rFonts w:ascii="Consolas" w:cs="Consolas" w:eastAsia="Consolas" w:hAnsi="Consolas"/>
+                <w:b w:val="false"/>
+                <w:bCs w:val="false"/>
+                <w:color w:val="1F5C6E"/>
+                <w:sz w:val="17"/>
+                <w:szCs w:val="17"/>
               </w:rPr>
               <w:t xml:space="preserve">apple-touch-icon</w:t>
             </w:r>
             <w:r>
+              <w:rPr>
+                <w:rFonts w:ascii="Arial" w:cs="Arial" w:eastAsia="Arial" w:hAnsi="Arial"/>
+                <w:b w:val="false"/>
+                <w:bCs w:val="false"/>
+                <w:color w:val="20262B"/>
+                <w:sz w:val="19"/>
+                <w:szCs w:val="19"/>
+              </w:rPr>
               <w:t xml:space="preserve"> nella radice</w:t>
             </w:r>
           </w:p>
         </w:tc>
         <w:tc>
           <w:tcPr>
-            <w:tcW w:w="2995" w:type="dxa"/>
-          </w:tcPr>
-          <w:p>
-            <w:pPr/>
-            <w:r>
+            <w:tcW w:type="dxa" w:w="2938"/>
+            <w:tcMar>
+              <w:top w:type="dxa" w:w="60"/>
+              <w:left w:type="dxa" w:w="110"/>
+              <w:bottom w:type="dxa" w:w="60"/>
+              <w:right w:type="dxa" w:w="110"/>
+            </w:tcMar>
+            <w:vAlign w:val="center"/>
+          </w:tcPr>
+          <w:p>
+            <w:pPr>
+              <w:jc w:val="left"/>
+            </w:pPr>
+            <w:r>
+              <w:rPr>
+                <w:rFonts w:ascii="Arial" w:cs="Arial" w:eastAsia="Arial" w:hAnsi="Arial"/>
+                <w:b w:val="false"/>
+                <w:bCs w:val="false"/>
+                <w:color w:val="20262B"/>
+                <w:sz w:val="19"/>
+                <w:szCs w:val="19"/>
+              </w:rPr>
               <w:t xml:space="preserve">Circa 56.000 richieste 404 su anniazzurri.it nelle ultime 200.000 righe del log</w:t>
             </w:r>
           </w:p>
         </w:tc>
         <w:tc>
           <w:tcPr>
-            <w:tcW w:w="2340" w:type="dxa"/>
-          </w:tcPr>
-          <w:p>
-            <w:pPr/>
-            <w:r>
-              <w:rPr>
-                <w:rStyle w:val="CodeChar"/>
+            <w:tcW w:type="dxa" w:w="2600"/>
+            <w:tcMar>
+              <w:top w:type="dxa" w:w="60"/>
+              <w:left w:type="dxa" w:w="110"/>
+              <w:bottom w:type="dxa" w:w="60"/>
+              <w:right w:type="dxa" w:w="110"/>
+            </w:tcMar>
+            <w:vAlign w:val="center"/>
+          </w:tcPr>
+          <w:p>
+            <w:pPr>
+              <w:jc w:val="left"/>
+            </w:pPr>
+            <w:r>
+              <w:rPr>
+                <w:rFonts w:ascii="Consolas" w:cs="Consolas" w:eastAsia="Consolas" w:hAnsi="Consolas"/>
+                <w:b w:val="false"/>
+                <w:bCs w:val="false"/>
+                <w:color w:val="1F5C6E"/>
+                <w:sz w:val="17"/>
+                <w:szCs w:val="17"/>
               </w:rPr>
               <w:t xml:space="preserve">https://anniazzurri.it/favicon.ico</w:t>
             </w:r>
             <w:r>
+              <w:rPr>
+                <w:rFonts w:ascii="Arial" w:cs="Arial" w:eastAsia="Arial" w:hAnsi="Arial"/>
+                <w:b w:val="false"/>
+                <w:bCs w:val="false"/>
+                <w:color w:val="20262B"/>
+                <w:sz w:val="19"/>
+                <w:szCs w:val="19"/>
+              </w:rPr>
               <w:t xml:space="preserve"> e </w:t>
             </w:r>
             <w:r>
               <w:rPr>
-                <w:rStyle w:val="CodeChar"/>
+                <w:rFonts w:ascii="Consolas" w:cs="Consolas" w:eastAsia="Consolas" w:hAnsi="Consolas"/>
+                <w:b w:val="false"/>
+                <w:bCs w:val="false"/>
+                <w:color w:val="1F5C6E"/>
+                <w:sz w:val="17"/>
+                <w:szCs w:val="17"/>
               </w:rPr>
               <w:t xml:space="preserve">/apple-touch-icon.png</w:t>
             </w:r>
             <w:r>
+              <w:rPr>
+                <w:rFonts w:ascii="Arial" w:cs="Arial" w:eastAsia="Arial" w:hAnsi="Arial"/>
+                <w:b w:val="false"/>
+                <w:bCs w:val="false"/>
+                <w:color w:val="20262B"/>
+                <w:sz w:val="19"/>
+                <w:szCs w:val="19"/>
+              </w:rPr>
               <w:t xml:space="preserve"> → 200</w:t>
             </w:r>
           </w:p>
         </w:tc>
       </w:tr>
       <w:tr>
-        <w:tc>
-          <w:tcPr>
-            <w:tcW w:w="1669" w:type="dxa"/>
-          </w:tcPr>
-          <w:p>
-            <w:pPr/>
-            <w:r>
+        <w:trPr>
+          <w:cantSplit/>
+          <w:tblHeader w:val="false"/>
+        </w:trPr>
+        <w:tc>
+          <w:tcPr>
+            <w:tcW w:type="dxa" w:w="1700"/>
+            <w:tcMar>
+              <w:top w:type="dxa" w:w="60"/>
+              <w:left w:type="dxa" w:w="110"/>
+              <w:bottom w:type="dxa" w:w="60"/>
+              <w:right w:type="dxa" w:w="110"/>
+            </w:tcMar>
+            <w:vAlign w:val="center"/>
+          </w:tcPr>
+          <w:p>
+            <w:pPr>
+              <w:jc w:val="left"/>
+            </w:pPr>
+            <w:r>
+              <w:rPr>
+                <w:rFonts w:ascii="Arial" w:cs="Arial" w:eastAsia="Arial" w:hAnsi="Arial"/>
+                <w:b/>
+                <w:bCs/>
+                <w:color w:val="20262B"/>
+                <w:sz w:val="19"/>
+                <w:szCs w:val="19"/>
+              </w:rPr>
               <w:t xml:space="preserve">anniazzurri.it</w:t>
             </w:r>
           </w:p>
         </w:tc>
         <w:tc>
           <w:tcPr>
-            <w:tcW w:w="2356" w:type="dxa"/>
-          </w:tcPr>
-          <w:p>
-            <w:pPr/>
-            <w:r>
+            <w:tcW w:type="dxa" w:w="2400"/>
+            <w:tcMar>
+              <w:top w:type="dxa" w:w="60"/>
+              <w:left w:type="dxa" w:w="110"/>
+              <w:bottom w:type="dxa" w:w="60"/>
+              <w:right w:type="dxa" w:w="110"/>
+            </w:tcMar>
+            <w:vAlign w:val="center"/>
+          </w:tcPr>
+          <w:p>
+            <w:pPr>
+              <w:jc w:val="left"/>
+            </w:pPr>
+            <w:r>
+              <w:rPr>
+                <w:rFonts w:ascii="Arial" w:cs="Arial" w:eastAsia="Arial" w:hAnsi="Arial"/>
+                <w:b w:val="false"/>
+                <w:bCs w:val="false"/>
+                <w:color w:val="20262B"/>
+                <w:sz w:val="19"/>
+                <w:szCs w:val="19"/>
+              </w:rPr>
               <w:t xml:space="preserve">robots.txt allineato a kosgroup.com e llms.txt con le residenze</w:t>
             </w:r>
           </w:p>
         </w:tc>
         <w:tc>
           <w:tcPr>
-            <w:tcW w:w="2995" w:type="dxa"/>
-          </w:tcPr>
-          <w:p>
-            <w:pPr/>
-            <w:r>
+            <w:tcW w:type="dxa" w:w="2938"/>
+            <w:tcMar>
+              <w:top w:type="dxa" w:w="60"/>
+              <w:left w:type="dxa" w:w="110"/>
+              <w:bottom w:type="dxa" w:w="60"/>
+              <w:right w:type="dxa" w:w="110"/>
+            </w:tcMar>
+            <w:vAlign w:val="center"/>
+          </w:tcPr>
+          <w:p>
+            <w:pPr>
+              <w:jc w:val="left"/>
+            </w:pPr>
+            <w:r>
+              <w:rPr>
+                <w:rFonts w:ascii="Arial" w:cs="Arial" w:eastAsia="Arial" w:hAnsi="Arial"/>
+                <w:b w:val="false"/>
+                <w:bCs w:val="false"/>
+                <w:color w:val="20262B"/>
+                <w:sz w:val="19"/>
+                <w:szCs w:val="19"/>
+              </w:rPr>
               <w:t xml:space="preserve">Stesse regole sui risultati di ricerca interna; llms.txt nel perimetro del progetto anche se non è voce dell'audit AA</w:t>
             </w:r>
           </w:p>
         </w:tc>
         <w:tc>
           <w:tcPr>
-            <w:tcW w:w="2340" w:type="dxa"/>
-          </w:tcPr>
-          <w:p>
-            <w:pPr/>
-            <w:r>
-              <w:rPr>
-                <w:rStyle w:val="CodeChar"/>
+            <w:tcW w:type="dxa" w:w="2600"/>
+            <w:tcMar>
+              <w:top w:type="dxa" w:w="60"/>
+              <w:left w:type="dxa" w:w="110"/>
+              <w:bottom w:type="dxa" w:w="60"/>
+              <w:right w:type="dxa" w:w="110"/>
+            </w:tcMar>
+            <w:vAlign w:val="center"/>
+          </w:tcPr>
+          <w:p>
+            <w:pPr>
+              <w:jc w:val="left"/>
+            </w:pPr>
+            <w:r>
+              <w:rPr>
+                <w:rFonts w:ascii="Consolas" w:cs="Consolas" w:eastAsia="Consolas" w:hAnsi="Consolas"/>
+                <w:b w:val="false"/>
+                <w:bCs w:val="false"/>
+                <w:color w:val="1F5C6E"/>
+                <w:sz w:val="17"/>
+                <w:szCs w:val="17"/>
               </w:rPr>
               <w:t xml:space="preserve">https://anniazzurri.it/robots.txt</w:t>
             </w:r>
             <w:r>
+              <w:rPr>
+                <w:rFonts w:ascii="Arial" w:cs="Arial" w:eastAsia="Arial" w:hAnsi="Arial"/>
+                <w:b w:val="false"/>
+                <w:bCs w:val="false"/>
+                <w:color w:val="20262B"/>
+                <w:sz w:val="19"/>
+                <w:szCs w:val="19"/>
+              </w:rPr>
               <w:t xml:space="preserve">, </w:t>
             </w:r>
             <w:r>
               <w:rPr>
-                <w:rStyle w:val="CodeChar"/>
+                <w:rFonts w:ascii="Consolas" w:cs="Consolas" w:eastAsia="Consolas" w:hAnsi="Consolas"/>
+                <w:b w:val="false"/>
+                <w:bCs w:val="false"/>
+                <w:color w:val="1F5C6E"/>
+                <w:sz w:val="17"/>
+                <w:szCs w:val="17"/>
               </w:rPr>
               <w:t xml:space="preserve">https://anniazzurri.it/llms.txt</w:t>
             </w:r>
@@ -2258,113 +5460,270 @@
         </w:tc>
       </w:tr>
       <w:tr>
-        <w:tc>
-          <w:tcPr>
-            <w:tcW w:w="1669" w:type="dxa"/>
-          </w:tcPr>
-          <w:p>
-            <w:pPr/>
-            <w:r>
+        <w:trPr>
+          <w:cantSplit/>
+          <w:tblHeader w:val="false"/>
+        </w:trPr>
+        <w:tc>
+          <w:tcPr>
+            <w:tcW w:type="dxa" w:w="1700"/>
+            <w:tcMar>
+              <w:top w:type="dxa" w:w="60"/>
+              <w:left w:type="dxa" w:w="110"/>
+              <w:bottom w:type="dxa" w:w="60"/>
+              <w:right w:type="dxa" w:w="110"/>
+            </w:tcMar>
+            <w:vAlign w:val="center"/>
+          </w:tcPr>
+          <w:p>
+            <w:pPr>
+              <w:jc w:val="left"/>
+            </w:pPr>
+            <w:r>
+              <w:rPr>
+                <w:rFonts w:ascii="Arial" w:cs="Arial" w:eastAsia="Arial" w:hAnsi="Arial"/>
+                <w:b/>
+                <w:bCs/>
+                <w:color w:val="20262B"/>
+                <w:sz w:val="19"/>
+                <w:szCs w:val="19"/>
+              </w:rPr>
               <w:t xml:space="preserve">anniazzurri.it</w:t>
             </w:r>
           </w:p>
         </w:tc>
         <w:tc>
           <w:tcPr>
-            <w:tcW w:w="2356" w:type="dxa"/>
-          </w:tcPr>
-          <w:p>
-            <w:pPr/>
-            <w:r>
+            <w:tcW w:type="dxa" w:w="2400"/>
+            <w:tcMar>
+              <w:top w:type="dxa" w:w="60"/>
+              <w:left w:type="dxa" w:w="110"/>
+              <w:bottom w:type="dxa" w:w="60"/>
+              <w:right w:type="dxa" w:w="110"/>
+            </w:tcMar>
+            <w:vAlign w:val="center"/>
+          </w:tcPr>
+          <w:p>
+            <w:pPr>
+              <w:jc w:val="left"/>
+            </w:pPr>
+            <w:r>
+              <w:rPr>
+                <w:rFonts w:ascii="Arial" w:cs="Arial" w:eastAsia="Arial" w:hAnsi="Arial"/>
+                <w:b w:val="false"/>
+                <w:bCs w:val="false"/>
+                <w:color w:val="20262B"/>
+                <w:sz w:val="19"/>
+                <w:szCs w:val="19"/>
+              </w:rPr>
               <w:t xml:space="preserve">Redirect 301 (prima 302 e 404) delle residenze chiuse La Margherita e Villalba verso la pagina della regione</w:t>
             </w:r>
           </w:p>
         </w:tc>
         <w:tc>
           <w:tcPr>
-            <w:tcW w:w="2995" w:type="dxa"/>
-          </w:tcPr>
-          <w:p>
-            <w:pPr/>
-            <w:r>
+            <w:tcW w:type="dxa" w:w="2938"/>
+            <w:tcMar>
+              <w:top w:type="dxa" w:w="60"/>
+              <w:left w:type="dxa" w:w="110"/>
+              <w:bottom w:type="dxa" w:w="60"/>
+              <w:right w:type="dxa" w:w="110"/>
+            </w:tcMar>
+            <w:vAlign w:val="center"/>
+          </w:tcPr>
+          <w:p>
+            <w:pPr>
+              <w:jc w:val="left"/>
+            </w:pPr>
+            <w:r>
+              <w:rPr>
+                <w:rFonts w:ascii="Arial" w:cs="Arial" w:eastAsia="Arial" w:hAnsi="Arial"/>
+                <w:b w:val="false"/>
+                <w:bCs w:val="false"/>
+                <w:color w:val="20262B"/>
+                <w:sz w:val="19"/>
+                <w:szCs w:val="19"/>
+              </w:rPr>
               <w:t xml:space="preserve">URL ancora presenti su Yext e nei motori di ricerca</w:t>
             </w:r>
           </w:p>
         </w:tc>
         <w:tc>
           <w:tcPr>
-            <w:tcW w:w="2340" w:type="dxa"/>
-          </w:tcPr>
-          <w:p>
-            <w:pPr/>
-            <w:r>
-              <w:rPr>
-                <w:rStyle w:val="CodeChar"/>
+            <w:tcW w:type="dxa" w:w="2600"/>
+            <w:tcMar>
+              <w:top w:type="dxa" w:w="60"/>
+              <w:left w:type="dxa" w:w="110"/>
+              <w:bottom w:type="dxa" w:w="60"/>
+              <w:right w:type="dxa" w:w="110"/>
+            </w:tcMar>
+            <w:vAlign w:val="center"/>
+          </w:tcPr>
+          <w:p>
+            <w:pPr>
+              <w:jc w:val="left"/>
+            </w:pPr>
+            <w:r>
+              <w:rPr>
+                <w:rFonts w:ascii="Consolas" w:cs="Consolas" w:eastAsia="Consolas" w:hAnsi="Consolas"/>
+                <w:b w:val="false"/>
+                <w:bCs w:val="false"/>
+                <w:color w:val="1F5C6E"/>
+                <w:sz w:val="17"/>
+                <w:szCs w:val="17"/>
               </w:rPr>
               <w:t xml:space="preserve">curl -sI</w:t>
             </w:r>
             <w:r>
+              <w:rPr>
+                <w:rFonts w:ascii="Arial" w:cs="Arial" w:eastAsia="Arial" w:hAnsi="Arial"/>
+                <w:b w:val="false"/>
+                <w:bCs w:val="false"/>
+                <w:color w:val="20262B"/>
+                <w:sz w:val="19"/>
+                <w:szCs w:val="19"/>
+              </w:rPr>
               <w:t xml:space="preserve"> sui due URL → 301</w:t>
             </w:r>
           </w:p>
         </w:tc>
       </w:tr>
       <w:tr>
-        <w:tc>
-          <w:tcPr>
-            <w:tcW w:w="1669" w:type="dxa"/>
-          </w:tcPr>
-          <w:p>
-            <w:pPr/>
-            <w:r>
+        <w:trPr>
+          <w:cantSplit/>
+          <w:tblHeader w:val="false"/>
+        </w:trPr>
+        <w:tc>
+          <w:tcPr>
+            <w:tcW w:type="dxa" w:w="1700"/>
+            <w:tcMar>
+              <w:top w:type="dxa" w:w="60"/>
+              <w:left w:type="dxa" w:w="110"/>
+              <w:bottom w:type="dxa" w:w="60"/>
+              <w:right w:type="dxa" w:w="110"/>
+            </w:tcMar>
+            <w:vAlign w:val="center"/>
+          </w:tcPr>
+          <w:p>
+            <w:pPr>
+              <w:jc w:val="left"/>
+            </w:pPr>
+            <w:r>
+              <w:rPr>
+                <w:rFonts w:ascii="Arial" w:cs="Arial" w:eastAsia="Arial" w:hAnsi="Arial"/>
+                <w:b/>
+                <w:bCs/>
+                <w:color w:val="20262B"/>
+                <w:sz w:val="19"/>
+                <w:szCs w:val="19"/>
+              </w:rPr>
               <w:t xml:space="preserve">Entrambi</w:t>
             </w:r>
           </w:p>
         </w:tc>
         <w:tc>
           <w:tcPr>
-            <w:tcW w:w="2356" w:type="dxa"/>
-          </w:tcPr>
-          <w:p>
-            <w:pPr/>
-            <w:hyperlink r:id="rId3" w:history="1">
-              <w:r>
-                <w:rPr>
-                  <w:rStyle w:val="Hyperlink"/>
-                </w:rPr>
-                <w:t xml:space="preserve">Convenzione degli identificativi del dato strutturato</w:t>
-              </w:r>
-            </w:hyperlink>
-          </w:p>
-        </w:tc>
-        <w:tc>
-          <w:tcPr>
-            <w:tcW w:w="2995" w:type="dxa"/>
-          </w:tcPr>
-          <w:p>
-            <w:pPr/>
-            <w:r>
+            <w:tcW w:type="dxa" w:w="2400"/>
+            <w:tcMar>
+              <w:top w:type="dxa" w:w="60"/>
+              <w:left w:type="dxa" w:w="110"/>
+              <w:bottom w:type="dxa" w:w="60"/>
+              <w:right w:type="dxa" w:w="110"/>
+            </w:tcMar>
+            <w:vAlign w:val="center"/>
+          </w:tcPr>
+          <w:p>
+            <w:pPr>
+              <w:jc w:val="left"/>
+            </w:pPr>
+            <w:r>
+              <w:rPr>
+                <w:rFonts w:ascii="Arial" w:cs="Arial" w:eastAsia="Arial" w:hAnsi="Arial"/>
+                <w:b w:val="false"/>
+                <w:bCs w:val="false"/>
+                <w:color w:val="20262B"/>
+                <w:sz w:val="19"/>
+                <w:szCs w:val="19"/>
+              </w:rPr>
+              <w:t xml:space="preserve">Convenzione degli identificativi del dato strutturato (documento allegato)</w:t>
+            </w:r>
+          </w:p>
+        </w:tc>
+        <w:tc>
+          <w:tcPr>
+            <w:tcW w:type="dxa" w:w="2938"/>
+            <w:tcMar>
+              <w:top w:type="dxa" w:w="60"/>
+              <w:left w:type="dxa" w:w="110"/>
+              <w:bottom w:type="dxa" w:w="60"/>
+              <w:right w:type="dxa" w:w="110"/>
+            </w:tcMar>
+            <w:vAlign w:val="center"/>
+          </w:tcPr>
+          <w:p>
+            <w:pPr>
+              <w:jc w:val="left"/>
+            </w:pPr>
+            <w:r>
+              <w:rPr>
+                <w:rFonts w:ascii="Arial" w:cs="Arial" w:eastAsia="Arial" w:hAnsi="Arial"/>
+                <w:b w:val="false"/>
+                <w:bCs w:val="false"/>
+                <w:color w:val="20262B"/>
+                <w:sz w:val="19"/>
+                <w:szCs w:val="19"/>
+              </w:rPr>
               <w:t xml:space="preserve">Stessi </w:t>
             </w:r>
             <w:r>
               <w:rPr>
-                <w:rStyle w:val="CodeChar"/>
+                <w:rFonts w:ascii="Consolas" w:cs="Consolas" w:eastAsia="Consolas" w:hAnsi="Consolas"/>
+                <w:b w:val="false"/>
+                <w:bCs w:val="false"/>
+                <w:color w:val="1F5C6E"/>
+                <w:sz w:val="17"/>
+                <w:szCs w:val="17"/>
               </w:rPr>
               <w:t xml:space="preserve">@id</w:t>
             </w:r>
             <w:r>
+              <w:rPr>
+                <w:rFonts w:ascii="Arial" w:cs="Arial" w:eastAsia="Arial" w:hAnsi="Arial"/>
+                <w:b w:val="false"/>
+                <w:bCs w:val="false"/>
+                <w:color w:val="20262B"/>
+                <w:sz w:val="19"/>
+                <w:szCs w:val="19"/>
+              </w:rPr>
               <w:t xml:space="preserve"> su tutte le pagine e su entrambi i siti, base per gli sprint successivi</w:t>
             </w:r>
           </w:p>
         </w:tc>
         <w:tc>
           <w:tcPr>
-            <w:tcW w:w="2340" w:type="dxa"/>
-          </w:tcPr>
-          <w:p>
-            <w:pPr/>
-            <w:r>
-              <w:t xml:space="preserve">Scheda condivisa</w:t>
+            <w:tcW w:type="dxa" w:w="2600"/>
+            <w:tcMar>
+              <w:top w:type="dxa" w:w="60"/>
+              <w:left w:type="dxa" w:w="110"/>
+              <w:bottom w:type="dxa" w:w="60"/>
+              <w:right w:type="dxa" w:w="110"/>
+            </w:tcMar>
+            <w:vAlign w:val="center"/>
+          </w:tcPr>
+          <w:p>
+            <w:pPr>
+              <w:jc w:val="left"/>
+            </w:pPr>
+            <w:r>
+              <w:rPr>
+                <w:rFonts w:ascii="Arial" w:cs="Arial" w:eastAsia="Arial" w:hAnsi="Arial"/>
+                <w:b w:val="false"/>
+                <w:bCs w:val="false"/>
+                <w:color w:val="20262B"/>
+                <w:sz w:val="19"/>
+                <w:szCs w:val="19"/>
+              </w:rPr>
+              <w:t xml:space="preserve">Documento allegato</w:t>
             </w:r>
           </w:p>
         </w:tc>
@@ -2372,36 +5731,89 @@
     </w:tbl>
     <w:p>
       <w:pPr>
-        <w:pStyle w:val="Heading2"/>
+        <w:spacing w:after="60"/>
       </w:pPr>
-      <w:r>
-        <w:t xml:space="preserve">Come verificare</w:t>
-      </w:r>
     </w:p>
     <w:p>
-      <w:pPr/>
-      <w:r>
-        <w:t xml:space="preserve">Tutte le verifiche si fanno sugli URL pubblici, senza accessi al CMS. Il dato strutturato va controllato sull'HTML servito dal server, cioè quello che leggono i crawler AI, che non eseguono JavaScript.</w:t>
+      <w:pPr>
+        <w:keepNext/>
+        <w:pBdr>
+          <w:bottom w:val="single" w:color="B8C7CC" w:sz="6" w:space="4"/>
+        </w:pBdr>
+        <w:spacing w:after="140" w:before="300"/>
+      </w:pPr>
+      <w:r>
+        <w:rPr>
+          <w:rFonts w:ascii="Arial" w:cs="Arial" w:eastAsia="Arial" w:hAnsi="Arial"/>
+          <w:b/>
+          <w:bCs/>
+          <w:color w:val="1F5C6E"/>
+          <w:sz w:val="28"/>
+          <w:szCs w:val="28"/>
+        </w:rPr>
+        <w:t xml:space="preserve">Come verificare</w:t>
       </w:r>
     </w:p>
     <w:p>
-      <w:pPr/>
-      <w:r>
+      <w:pPr>
+        <w:spacing w:after="120" w:before="0" w:line="290"/>
+        <w:jc w:val="both"/>
+      </w:pPr>
+      <w:r>
+        <w:rPr>
+          <w:rFonts w:ascii="Arial" w:cs="Arial" w:eastAsia="Arial" w:hAnsi="Arial"/>
+          <w:color w:val="20262B"/>
+          <w:sz w:val="21"/>
+          <w:szCs w:val="21"/>
+        </w:rPr>
+        <w:t xml:space="preserve">Tutte le verifiche si fanno sugli URL pubblici, senza accessi al CMS. Il dato strutturato va controllato sull'HTML servito dal server, cioè quello che leggono i crawler AI, che non eseguono JavaScript.</w:t>
+      </w:r>
+    </w:p>
+    <w:p>
+      <w:pPr>
+        <w:spacing w:after="120" w:before="0" w:line="290"/>
+        <w:jc w:val="both"/>
+      </w:pPr>
+      <w:r>
+        <w:rPr>
+          <w:rFonts w:ascii="Arial" w:cs="Arial" w:eastAsia="Arial" w:hAnsi="Arial"/>
+          <w:color w:val="20262B"/>
+          <w:sz w:val="21"/>
+          <w:szCs w:val="21"/>
+        </w:rPr>
         <w:t xml:space="preserve">Verifica completa del 29 ottobre in produzione, con uno script ripetibile su tutte le pagine delle sitemap (861 kosgroup.com, 449 anniazzurri.it): tutte le voci dello sprint 1 superate. Sulle 449 pagine di anniazzurri.it un solo </w:t>
       </w:r>
       <w:r>
         <w:rPr>
-          <w:rStyle w:val="CodeChar"/>
+          <w:rFonts w:ascii="Consolas" w:cs="Consolas" w:eastAsia="Consolas" w:hAnsi="Consolas"/>
+          <w:color w:val="1F5C6E"/>
+          <w:sz w:val="19"/>
+          <w:szCs w:val="19"/>
         </w:rPr>
         <w:t xml:space="preserve">@graph</w:t>
       </w:r>
       <w:r>
+        <w:rPr>
+          <w:rFonts w:ascii="Arial" w:cs="Arial" w:eastAsia="Arial" w:hAnsi="Arial"/>
+          <w:color w:val="20262B"/>
+          <w:sz w:val="21"/>
+          <w:szCs w:val="21"/>
+        </w:rPr>
         <w:t xml:space="preserve">, un solo canonical, almeno un H1 e briciole JSON-LD uguali a quelle visibili; 12 user agent di bot AI e motori, 3 richieste ciascuno su 3 pagine per sito, tutte 200 tra 0,3 e 1,6 secondi. Rapporto della verifica e schermate disponibili su richiesta.</w:t>
       </w:r>
     </w:p>
     <w:p>
-      <w:pPr/>
-      <w:r>
+      <w:pPr>
+        <w:spacing w:after="120" w:before="0" w:line="290"/>
+        <w:jc w:val="both"/>
+      </w:pPr>
+      <w:r>
+        <w:rPr>
+          <w:rFonts w:ascii="Arial" w:cs="Arial" w:eastAsia="Arial" w:hAnsi="Arial"/>
+          <w:color w:val="20262B"/>
+          <w:sz w:val="21"/>
+          <w:szCs w:val="21"/>
+        </w:rPr>
         <w:t xml:space="preserve">Nel DOM renderizzato, cioè dopo JavaScript, le schede delle singole strutture mostrano anche il blocco LocalBusiness iniettato dallo script Yext: è oggetto delle voci sul dato strutturato delle strutture (KOS 24, AA sprint 3), che lo sostituiscono con il dato emesso dal server. Il Rich Results Test su Vico Mercati rileva un solo Breadcrumb, quello completo.</w:t>
       </w:r>
     </w:p>
@@ -2410,38 +5822,71 @@
         <w:pStyle w:val="ListParagraph"/>
         <w:numPr>
           <w:ilvl w:val="0"/>
-          <w:numId w:val="4"/>
+          <w:numId w:val="3"/>
         </w:numPr>
+        <w:spacing w:after="70" w:line="290"/>
+        <w:jc w:val="both"/>
       </w:pPr>
       <w:r>
         <w:rPr>
+          <w:rFonts w:ascii="Arial" w:cs="Arial" w:eastAsia="Arial" w:hAnsi="Arial"/>
           <w:b/>
+          <w:bCs/>
+          <w:color w:val="20262B"/>
+          <w:sz w:val="21"/>
+          <w:szCs w:val="21"/>
         </w:rPr>
         <w:t xml:space="preserve">Dato strutturato</w:t>
       </w:r>
       <w:r>
+        <w:rPr>
+          <w:rFonts w:ascii="Arial" w:cs="Arial" w:eastAsia="Arial" w:hAnsi="Arial"/>
+          <w:color w:val="20262B"/>
+          <w:sz w:val="21"/>
+          <w:szCs w:val="21"/>
+        </w:rPr>
         <w:t xml:space="preserve">: </w:t>
       </w:r>
-      <w:hyperlink r:id="rId4" w:history="1">
+      <w:hyperlink w:history="1" r:id="rIdptc0z8qazobnw53zy1mku">
         <w:r>
           <w:rPr>
-            <w:rStyle w:val="Hyperlink"/>
+            <w:rFonts w:ascii="Arial" w:cs="Arial" w:eastAsia="Arial" w:hAnsi="Arial"/>
+            <w:color w:val="1F5C6E"/>
+            <w:sz w:val="21"/>
+            <w:szCs w:val="21"/>
+            <w:u w:val="single"/>
           </w:rPr>
           <w:t xml:space="preserve">validator.schema.org</w:t>
         </w:r>
       </w:hyperlink>
       <w:r>
+        <w:rPr>
+          <w:rFonts w:ascii="Arial" w:cs="Arial" w:eastAsia="Arial" w:hAnsi="Arial"/>
+          <w:color w:val="20262B"/>
+          <w:sz w:val="21"/>
+          <w:szCs w:val="21"/>
+        </w:rPr>
         <w:t xml:space="preserve"> e </w:t>
       </w:r>
-      <w:hyperlink r:id="rId5" w:history="1">
+      <w:hyperlink w:history="1" r:id="rIdek4ohohaekfyuotvnxwpz">
         <w:r>
           <w:rPr>
-            <w:rStyle w:val="Hyperlink"/>
+            <w:rFonts w:ascii="Arial" w:cs="Arial" w:eastAsia="Arial" w:hAnsi="Arial"/>
+            <w:color w:val="1F5C6E"/>
+            <w:sz w:val="21"/>
+            <w:szCs w:val="21"/>
+            <w:u w:val="single"/>
           </w:rPr>
           <w:t xml:space="preserve">Rich Results Test</w:t>
         </w:r>
       </w:hyperlink>
       <w:r>
+        <w:rPr>
+          <w:rFonts w:ascii="Arial" w:cs="Arial" w:eastAsia="Arial" w:hAnsi="Arial"/>
+          <w:color w:val="20262B"/>
+          <w:sz w:val="21"/>
+          <w:szCs w:val="21"/>
+        </w:rPr>
         <w:t xml:space="preserve"> sugli URL campione. Per il Rich Results Test conviene la verifica sul codice (sorgente della pagina incollato), perché lo strumento esegue JavaScript e mostrerebbe anche markup che i crawler AI non vedono.</w:t>
       </w:r>
     </w:p>
@@ -2450,25 +5895,47 @@
         <w:pStyle w:val="ListParagraph"/>
         <w:numPr>
           <w:ilvl w:val="0"/>
-          <w:numId w:val="4"/>
+          <w:numId w:val="3"/>
         </w:numPr>
+        <w:spacing w:after="70" w:line="290"/>
+        <w:jc w:val="both"/>
       </w:pPr>
       <w:r>
         <w:rPr>
+          <w:rFonts w:ascii="Arial" w:cs="Arial" w:eastAsia="Arial" w:hAnsi="Arial"/>
           <w:b/>
+          <w:bCs/>
+          <w:color w:val="20262B"/>
+          <w:sz w:val="21"/>
+          <w:szCs w:val="21"/>
         </w:rPr>
         <w:t xml:space="preserve">Intestazioni, redirect, 404</w:t>
       </w:r>
       <w:r>
+        <w:rPr>
+          <w:rFonts w:ascii="Arial" w:cs="Arial" w:eastAsia="Arial" w:hAnsi="Arial"/>
+          <w:color w:val="20262B"/>
+          <w:sz w:val="21"/>
+          <w:szCs w:val="21"/>
+        </w:rPr>
         <w:t xml:space="preserve">: </w:t>
       </w:r>
       <w:r>
         <w:rPr>
-          <w:rStyle w:val="CodeChar"/>
+          <w:rFonts w:ascii="Consolas" w:cs="Consolas" w:eastAsia="Consolas" w:hAnsi="Consolas"/>
+          <w:color w:val="1F5C6E"/>
+          <w:sz w:val="19"/>
+          <w:szCs w:val="19"/>
         </w:rPr>
         <w:t xml:space="preserve">curl -sIL &lt;URL&gt;</w:t>
       </w:r>
       <w:r>
+        <w:rPr>
+          <w:rFonts w:ascii="Arial" w:cs="Arial" w:eastAsia="Arial" w:hAnsi="Arial"/>
+          <w:color w:val="20262B"/>
+          <w:sz w:val="21"/>
+          <w:szCs w:val="21"/>
+        </w:rPr>
         <w:t xml:space="preserve">, oppure gli strumenti per sviluppatori del browser (scheda Rete).</w:t>
       </w:r>
     </w:p>
@@ -2477,86 +5944,183 @@
         <w:pStyle w:val="ListParagraph"/>
         <w:numPr>
           <w:ilvl w:val="0"/>
-          <w:numId w:val="4"/>
+          <w:numId w:val="3"/>
         </w:numPr>
+        <w:spacing w:after="70" w:line="290"/>
+        <w:jc w:val="both"/>
       </w:pPr>
       <w:r>
         <w:rPr>
+          <w:rFonts w:ascii="Arial" w:cs="Arial" w:eastAsia="Arial" w:hAnsi="Arial"/>
           <w:b/>
+          <w:bCs/>
+          <w:color w:val="20262B"/>
+          <w:sz w:val="21"/>
+          <w:szCs w:val="21"/>
         </w:rPr>
         <w:t xml:space="preserve">H1 e canonical</w:t>
       </w:r>
       <w:r>
+        <w:rPr>
+          <w:rFonts w:ascii="Arial" w:cs="Arial" w:eastAsia="Arial" w:hAnsi="Arial"/>
+          <w:color w:val="20262B"/>
+          <w:sz w:val="21"/>
+          <w:szCs w:val="21"/>
+        </w:rPr>
         <w:t xml:space="preserve">: sorgente della pagina (Ctrl+U), non l'ispezione degli elementi.</w:t>
       </w:r>
     </w:p>
     <w:p>
-      <w:pPr/>
-      <w:r>
+      <w:pPr>
+        <w:spacing w:after="120" w:before="180" w:line="290"/>
+        <w:jc w:val="both"/>
+      </w:pPr>
+      <w:r>
+        <w:rPr>
+          <w:rFonts w:ascii="Arial" w:cs="Arial" w:eastAsia="Arial" w:hAnsi="Arial"/>
+          <w:color w:val="20262B"/>
+          <w:sz w:val="21"/>
+          <w:szCs w:val="21"/>
+        </w:rPr>
         <w:t xml:space="preserve">URL campione per il dato strutturato di anniazzurri.it:</w:t>
       </w:r>
     </w:p>
     <w:tbl>
       <w:tblPr>
-        <w:tblStyle w:val="TableGrid"/>
-        <w:tblW w:w="0" w:type="auto"/>
-        <w:tblLayout w:type="fixed"/>
-        <w:tblLook w:val="04A0" w:firstRow="1" w:lastRow="0" w:firstColumn="0" w:lastColumn="0" w:noHBand="0" w:noVBand="1"/>
+        <w:tblW w:type="dxa" w:w="9638"/>
+        <w:tblBorders>
+          <w:top w:val="single" w:color="B8C7CC" w:sz="4"/>
+          <w:left w:val="single" w:color="B8C7CC" w:sz="4"/>
+          <w:bottom w:val="single" w:color="B8C7CC" w:sz="4"/>
+          <w:right w:val="single" w:color="B8C7CC" w:sz="4"/>
+          <w:insideH w:val="single" w:color="B8C7CC" w:sz="4"/>
+          <w:insideV w:val="single" w:color="B8C7CC" w:sz="4"/>
+        </w:tblBorders>
       </w:tblPr>
       <w:tblGrid>
-        <w:gridCol w:w="2721"/>
-        <w:gridCol w:w="6638"/>
+        <w:gridCol w:w="2200"/>
+        <w:gridCol w:w="7438"/>
       </w:tblGrid>
       <w:tr>
         <w:trPr>
+          <w:cantSplit/>
           <w:tblHeader/>
         </w:trPr>
         <w:tc>
           <w:tcPr>
-            <w:tcW w:w="2721" w:type="dxa"/>
-            <w:shd w:val="clear" w:color="auto" w:fill="F2F2F2"/>
-          </w:tcPr>
-          <w:p>
-            <w:pPr/>
-            <w:r>
+            <w:tcW w:type="dxa" w:w="2200"/>
+            <w:shd w:fill="1F5C6E" w:color="auto" w:val="clear"/>
+            <w:tcMar>
+              <w:top w:type="dxa" w:w="60"/>
+              <w:left w:type="dxa" w:w="110"/>
+              <w:bottom w:type="dxa" w:w="60"/>
+              <w:right w:type="dxa" w:w="110"/>
+            </w:tcMar>
+            <w:vAlign w:val="center"/>
+          </w:tcPr>
+          <w:p>
+            <w:pPr>
+              <w:jc w:val="left"/>
+            </w:pPr>
+            <w:r>
+              <w:rPr>
+                <w:rFonts w:ascii="Arial" w:cs="Arial" w:eastAsia="Arial" w:hAnsi="Arial"/>
+                <w:b/>
+                <w:bCs/>
+                <w:color w:val="FFFFFF"/>
+                <w:sz w:val="19"/>
+                <w:szCs w:val="19"/>
+              </w:rPr>
               <w:t xml:space="preserve">Tipo di pagina</w:t>
             </w:r>
           </w:p>
         </w:tc>
         <w:tc>
           <w:tcPr>
-            <w:tcW w:w="6638" w:type="dxa"/>
-            <w:shd w:val="clear" w:color="auto" w:fill="F2F2F2"/>
-          </w:tcPr>
-          <w:p>
-            <w:pPr/>
-            <w:r>
+            <w:tcW w:type="dxa" w:w="7438"/>
+            <w:shd w:fill="1F5C6E" w:color="auto" w:val="clear"/>
+            <w:tcMar>
+              <w:top w:type="dxa" w:w="60"/>
+              <w:left w:type="dxa" w:w="110"/>
+              <w:bottom w:type="dxa" w:w="60"/>
+              <w:right w:type="dxa" w:w="110"/>
+            </w:tcMar>
+            <w:vAlign w:val="center"/>
+          </w:tcPr>
+          <w:p>
+            <w:pPr>
+              <w:jc w:val="left"/>
+            </w:pPr>
+            <w:r>
+              <w:rPr>
+                <w:rFonts w:ascii="Arial" w:cs="Arial" w:eastAsia="Arial" w:hAnsi="Arial"/>
+                <w:b/>
+                <w:bCs/>
+                <w:color w:val="FFFFFF"/>
+                <w:sz w:val="19"/>
+                <w:szCs w:val="19"/>
+              </w:rPr>
               <w:t xml:space="preserve">URL</w:t>
             </w:r>
           </w:p>
         </w:tc>
       </w:tr>
       <w:tr>
-        <w:tc>
-          <w:tcPr>
-            <w:tcW w:w="2721" w:type="dxa"/>
-          </w:tcPr>
-          <w:p>
-            <w:pPr/>
-            <w:r>
+        <w:trPr>
+          <w:cantSplit/>
+          <w:tblHeader w:val="false"/>
+        </w:trPr>
+        <w:tc>
+          <w:tcPr>
+            <w:tcW w:type="dxa" w:w="2200"/>
+            <w:tcMar>
+              <w:top w:type="dxa" w:w="60"/>
+              <w:left w:type="dxa" w:w="110"/>
+              <w:bottom w:type="dxa" w:w="60"/>
+              <w:right w:type="dxa" w:w="110"/>
+            </w:tcMar>
+            <w:vAlign w:val="center"/>
+          </w:tcPr>
+          <w:p>
+            <w:pPr>
+              <w:jc w:val="left"/>
+            </w:pPr>
+            <w:r>
+              <w:rPr>
+                <w:rFonts w:ascii="Arial" w:cs="Arial" w:eastAsia="Arial" w:hAnsi="Arial"/>
+                <w:b/>
+                <w:bCs/>
+                <w:color w:val="20262B"/>
+                <w:sz w:val="19"/>
+                <w:szCs w:val="19"/>
+              </w:rPr>
               <w:t xml:space="preserve">Home</w:t>
             </w:r>
           </w:p>
         </w:tc>
         <w:tc>
           <w:tcPr>
-            <w:tcW w:w="6638" w:type="dxa"/>
-          </w:tcPr>
-          <w:p>
-            <w:pPr/>
-            <w:r>
-              <w:rPr>
-                <w:rStyle w:val="CodeChar"/>
+            <w:tcW w:type="dxa" w:w="7438"/>
+            <w:tcMar>
+              <w:top w:type="dxa" w:w="60"/>
+              <w:left w:type="dxa" w:w="110"/>
+              <w:bottom w:type="dxa" w:w="60"/>
+              <w:right w:type="dxa" w:w="110"/>
+            </w:tcMar>
+            <w:vAlign w:val="center"/>
+          </w:tcPr>
+          <w:p>
+            <w:pPr>
+              <w:jc w:val="left"/>
+            </w:pPr>
+            <w:r>
+              <w:rPr>
+                <w:rFonts w:ascii="Consolas" w:cs="Consolas" w:eastAsia="Consolas" w:hAnsi="Consolas"/>
+                <w:b w:val="false"/>
+                <w:bCs w:val="false"/>
+                <w:color w:val="1F5C6E"/>
+                <w:sz w:val="17"/>
+                <w:szCs w:val="17"/>
               </w:rPr>
               <w:t xml:space="preserve">https://anniazzurri.it/</w:t>
             </w:r>
@@ -2564,26 +6128,61 @@
         </w:tc>
       </w:tr>
       <w:tr>
-        <w:tc>
-          <w:tcPr>
-            <w:tcW w:w="2721" w:type="dxa"/>
-          </w:tcPr>
-          <w:p>
-            <w:pPr/>
-            <w:r>
+        <w:trPr>
+          <w:cantSplit/>
+          <w:tblHeader w:val="false"/>
+        </w:trPr>
+        <w:tc>
+          <w:tcPr>
+            <w:tcW w:type="dxa" w:w="2200"/>
+            <w:tcMar>
+              <w:top w:type="dxa" w:w="60"/>
+              <w:left w:type="dxa" w:w="110"/>
+              <w:bottom w:type="dxa" w:w="60"/>
+              <w:right w:type="dxa" w:w="110"/>
+            </w:tcMar>
+            <w:vAlign w:val="center"/>
+          </w:tcPr>
+          <w:p>
+            <w:pPr>
+              <w:jc w:val="left"/>
+            </w:pPr>
+            <w:r>
+              <w:rPr>
+                <w:rFonts w:ascii="Arial" w:cs="Arial" w:eastAsia="Arial" w:hAnsi="Arial"/>
+                <w:b/>
+                <w:bCs/>
+                <w:color w:val="20262B"/>
+                <w:sz w:val="19"/>
+                <w:szCs w:val="19"/>
+              </w:rPr>
               <w:t xml:space="preserve">Regione</w:t>
             </w:r>
           </w:p>
         </w:tc>
         <w:tc>
           <w:tcPr>
-            <w:tcW w:w="6638" w:type="dxa"/>
-          </w:tcPr>
-          <w:p>
-            <w:pPr/>
-            <w:r>
-              <w:rPr>
-                <w:rStyle w:val="CodeChar"/>
+            <w:tcW w:type="dxa" w:w="7438"/>
+            <w:tcMar>
+              <w:top w:type="dxa" w:w="60"/>
+              <w:left w:type="dxa" w:w="110"/>
+              <w:bottom w:type="dxa" w:w="60"/>
+              <w:right w:type="dxa" w:w="110"/>
+            </w:tcMar>
+            <w:vAlign w:val="center"/>
+          </w:tcPr>
+          <w:p>
+            <w:pPr>
+              <w:jc w:val="left"/>
+            </w:pPr>
+            <w:r>
+              <w:rPr>
+                <w:rFonts w:ascii="Consolas" w:cs="Consolas" w:eastAsia="Consolas" w:hAnsi="Consolas"/>
+                <w:b w:val="false"/>
+                <w:bCs w:val="false"/>
+                <w:color w:val="1F5C6E"/>
+                <w:sz w:val="17"/>
+                <w:szCs w:val="17"/>
               </w:rPr>
               <w:t xml:space="preserve">https://anniazzurri.it/rsa-in-lombardia</w:t>
             </w:r>
@@ -2591,26 +6190,61 @@
         </w:tc>
       </w:tr>
       <w:tr>
-        <w:tc>
-          <w:tcPr>
-            <w:tcW w:w="2721" w:type="dxa"/>
-          </w:tcPr>
-          <w:p>
-            <w:pPr/>
-            <w:r>
+        <w:trPr>
+          <w:cantSplit/>
+          <w:tblHeader w:val="false"/>
+        </w:trPr>
+        <w:tc>
+          <w:tcPr>
+            <w:tcW w:type="dxa" w:w="2200"/>
+            <w:tcMar>
+              <w:top w:type="dxa" w:w="60"/>
+              <w:left w:type="dxa" w:w="110"/>
+              <w:bottom w:type="dxa" w:w="60"/>
+              <w:right w:type="dxa" w:w="110"/>
+            </w:tcMar>
+            <w:vAlign w:val="center"/>
+          </w:tcPr>
+          <w:p>
+            <w:pPr>
+              <w:jc w:val="left"/>
+            </w:pPr>
+            <w:r>
+              <w:rPr>
+                <w:rFonts w:ascii="Arial" w:cs="Arial" w:eastAsia="Arial" w:hAnsi="Arial"/>
+                <w:b/>
+                <w:bCs/>
+                <w:color w:val="20262B"/>
+                <w:sz w:val="19"/>
+                <w:szCs w:val="19"/>
+              </w:rPr>
               <w:t xml:space="preserve">Provincia</w:t>
             </w:r>
           </w:p>
         </w:tc>
         <w:tc>
           <w:tcPr>
-            <w:tcW w:w="6638" w:type="dxa"/>
-          </w:tcPr>
-          <w:p>
-            <w:pPr/>
-            <w:r>
-              <w:rPr>
-                <w:rStyle w:val="CodeChar"/>
+            <w:tcW w:type="dxa" w:w="7438"/>
+            <w:tcMar>
+              <w:top w:type="dxa" w:w="60"/>
+              <w:left w:type="dxa" w:w="110"/>
+              <w:bottom w:type="dxa" w:w="60"/>
+              <w:right w:type="dxa" w:w="110"/>
+            </w:tcMar>
+            <w:vAlign w:val="center"/>
+          </w:tcPr>
+          <w:p>
+            <w:pPr>
+              <w:jc w:val="left"/>
+            </w:pPr>
+            <w:r>
+              <w:rPr>
+                <w:rFonts w:ascii="Consolas" w:cs="Consolas" w:eastAsia="Consolas" w:hAnsi="Consolas"/>
+                <w:b w:val="false"/>
+                <w:bCs w:val="false"/>
+                <w:color w:val="1F5C6E"/>
+                <w:sz w:val="17"/>
+                <w:szCs w:val="17"/>
               </w:rPr>
               <w:t xml:space="preserve">https://anniazzurri.it/rsa-in-provincia-di-monza-e-brianza</w:t>
             </w:r>
@@ -2618,26 +6252,61 @@
         </w:tc>
       </w:tr>
       <w:tr>
-        <w:tc>
-          <w:tcPr>
-            <w:tcW w:w="2721" w:type="dxa"/>
-          </w:tcPr>
-          <w:p>
-            <w:pPr/>
-            <w:r>
+        <w:trPr>
+          <w:cantSplit/>
+          <w:tblHeader w:val="false"/>
+        </w:trPr>
+        <w:tc>
+          <w:tcPr>
+            <w:tcW w:type="dxa" w:w="2200"/>
+            <w:tcMar>
+              <w:top w:type="dxa" w:w="60"/>
+              <w:left w:type="dxa" w:w="110"/>
+              <w:bottom w:type="dxa" w:w="60"/>
+              <w:right w:type="dxa" w:w="110"/>
+            </w:tcMar>
+            <w:vAlign w:val="center"/>
+          </w:tcPr>
+          <w:p>
+            <w:pPr>
+              <w:jc w:val="left"/>
+            </w:pPr>
+            <w:r>
+              <w:rPr>
+                <w:rFonts w:ascii="Arial" w:cs="Arial" w:eastAsia="Arial" w:hAnsi="Arial"/>
+                <w:b/>
+                <w:bCs/>
+                <w:color w:val="20262B"/>
+                <w:sz w:val="19"/>
+                <w:szCs w:val="19"/>
+              </w:rPr>
               <w:t xml:space="preserve">Residenza</w:t>
             </w:r>
           </w:p>
         </w:tc>
         <w:tc>
           <w:tcPr>
-            <w:tcW w:w="6638" w:type="dxa"/>
-          </w:tcPr>
-          <w:p>
-            <w:pPr/>
-            <w:r>
-              <w:rPr>
-                <w:rStyle w:val="CodeChar"/>
+            <w:tcW w:type="dxa" w:w="7438"/>
+            <w:tcMar>
+              <w:top w:type="dxa" w:w="60"/>
+              <w:left w:type="dxa" w:w="110"/>
+              <w:bottom w:type="dxa" w:w="60"/>
+              <w:right w:type="dxa" w:w="110"/>
+            </w:tcMar>
+            <w:vAlign w:val="center"/>
+          </w:tcPr>
+          <w:p>
+            <w:pPr>
+              <w:jc w:val="left"/>
+            </w:pPr>
+            <w:r>
+              <w:rPr>
+                <w:rFonts w:ascii="Consolas" w:cs="Consolas" w:eastAsia="Consolas" w:hAnsi="Consolas"/>
+                <w:b w:val="false"/>
+                <w:bCs w:val="false"/>
+                <w:color w:val="1F5C6E"/>
+                <w:sz w:val="17"/>
+                <w:szCs w:val="17"/>
               </w:rPr>
               <w:t xml:space="preserve">https://anniazzurri.it/residenza-anni-azzurri-vico-mercati</w:t>
             </w:r>
@@ -2645,26 +6314,61 @@
         </w:tc>
       </w:tr>
       <w:tr>
-        <w:tc>
-          <w:tcPr>
-            <w:tcW w:w="2721" w:type="dxa"/>
-          </w:tcPr>
-          <w:p>
-            <w:pPr/>
-            <w:r>
+        <w:trPr>
+          <w:cantSplit/>
+          <w:tblHeader w:val="false"/>
+        </w:trPr>
+        <w:tc>
+          <w:tcPr>
+            <w:tcW w:type="dxa" w:w="2200"/>
+            <w:tcMar>
+              <w:top w:type="dxa" w:w="60"/>
+              <w:left w:type="dxa" w:w="110"/>
+              <w:bottom w:type="dxa" w:w="60"/>
+              <w:right w:type="dxa" w:w="110"/>
+            </w:tcMar>
+            <w:vAlign w:val="center"/>
+          </w:tcPr>
+          <w:p>
+            <w:pPr>
+              <w:jc w:val="left"/>
+            </w:pPr>
+            <w:r>
+              <w:rPr>
+                <w:rFonts w:ascii="Arial" w:cs="Arial" w:eastAsia="Arial" w:hAnsi="Arial"/>
+                <w:b/>
+                <w:bCs/>
+                <w:color w:val="20262B"/>
+                <w:sz w:val="19"/>
+                <w:szCs w:val="19"/>
+              </w:rPr>
               <w:t xml:space="preserve">Approfondimento</w:t>
             </w:r>
           </w:p>
         </w:tc>
         <w:tc>
           <w:tcPr>
-            <w:tcW w:w="6638" w:type="dxa"/>
-          </w:tcPr>
-          <w:p>
-            <w:pPr/>
-            <w:r>
-              <w:rPr>
-                <w:rStyle w:val="CodeChar"/>
+            <w:tcW w:type="dxa" w:w="7438"/>
+            <w:tcMar>
+              <w:top w:type="dxa" w:w="60"/>
+              <w:left w:type="dxa" w:w="110"/>
+              <w:bottom w:type="dxa" w:w="60"/>
+              <w:right w:type="dxa" w:w="110"/>
+            </w:tcMar>
+            <w:vAlign w:val="center"/>
+          </w:tcPr>
+          <w:p>
+            <w:pPr>
+              <w:jc w:val="left"/>
+            </w:pPr>
+            <w:r>
+              <w:rPr>
+                <w:rFonts w:ascii="Consolas" w:cs="Consolas" w:eastAsia="Consolas" w:hAnsi="Consolas"/>
+                <w:b w:val="false"/>
+                <w:bCs w:val="false"/>
+                <w:color w:val="1F5C6E"/>
+                <w:sz w:val="17"/>
+                <w:szCs w:val="17"/>
               </w:rPr>
               <w:t xml:space="preserve">https://anniazzurri.it/cosa-sono-le-rsa</w:t>
             </w:r>
@@ -2672,26 +6376,61 @@
         </w:tc>
       </w:tr>
       <w:tr>
-        <w:tc>
-          <w:tcPr>
-            <w:tcW w:w="2721" w:type="dxa"/>
-          </w:tcPr>
-          <w:p>
-            <w:pPr/>
-            <w:r>
+        <w:trPr>
+          <w:cantSplit/>
+          <w:tblHeader w:val="false"/>
+        </w:trPr>
+        <w:tc>
+          <w:tcPr>
+            <w:tcW w:type="dxa" w:w="2200"/>
+            <w:tcMar>
+              <w:top w:type="dxa" w:w="60"/>
+              <w:left w:type="dxa" w:w="110"/>
+              <w:bottom w:type="dxa" w:w="60"/>
+              <w:right w:type="dxa" w:w="110"/>
+            </w:tcMar>
+            <w:vAlign w:val="center"/>
+          </w:tcPr>
+          <w:p>
+            <w:pPr>
+              <w:jc w:val="left"/>
+            </w:pPr>
+            <w:r>
+              <w:rPr>
+                <w:rFonts w:ascii="Arial" w:cs="Arial" w:eastAsia="Arial" w:hAnsi="Arial"/>
+                <w:b/>
+                <w:bCs/>
+                <w:color w:val="20262B"/>
+                <w:sz w:val="19"/>
+                <w:szCs w:val="19"/>
+              </w:rPr>
               <w:t xml:space="preserve">Sportello sociale</w:t>
             </w:r>
           </w:p>
         </w:tc>
         <w:tc>
           <w:tcPr>
-            <w:tcW w:w="6638" w:type="dxa"/>
-          </w:tcPr>
-          <w:p>
-            <w:pPr/>
-            <w:r>
-              <w:rPr>
-                <w:rStyle w:val="CodeChar"/>
+            <w:tcW w:type="dxa" w:w="7438"/>
+            <w:tcMar>
+              <w:top w:type="dxa" w:w="60"/>
+              <w:left w:type="dxa" w:w="110"/>
+              <w:bottom w:type="dxa" w:w="60"/>
+              <w:right w:type="dxa" w:w="110"/>
+            </w:tcMar>
+            <w:vAlign w:val="center"/>
+          </w:tcPr>
+          <w:p>
+            <w:pPr>
+              <w:jc w:val="left"/>
+            </w:pPr>
+            <w:r>
+              <w:rPr>
+                <w:rFonts w:ascii="Consolas" w:cs="Consolas" w:eastAsia="Consolas" w:hAnsi="Consolas"/>
+                <w:b w:val="false"/>
+                <w:bCs w:val="false"/>
+                <w:color w:val="1F5C6E"/>
+                <w:sz w:val="17"/>
+                <w:szCs w:val="17"/>
               </w:rPr>
               <w:t xml:space="preserve">https://anniazzurri.it/sportello-sociale-orientamento-per-assistenza-anziani</w:t>
             </w:r>
@@ -2701,15 +6440,41 @@
     </w:tbl>
     <w:p>
       <w:pPr>
-        <w:pStyle w:val="Heading2"/>
+        <w:spacing w:after="60"/>
       </w:pPr>
-      <w:r>
-        <w:t xml:space="preserve">Aperti e passaggi successivi</w:t>
-      </w:r>
     </w:p>
     <w:p>
-      <w:pPr/>
-      <w:r>
+      <w:pPr>
+        <w:keepNext/>
+        <w:pBdr>
+          <w:bottom w:val="single" w:color="B8C7CC" w:sz="6" w:space="4"/>
+        </w:pBdr>
+        <w:spacing w:after="140" w:before="300"/>
+      </w:pPr>
+      <w:r>
+        <w:rPr>
+          <w:rFonts w:ascii="Arial" w:cs="Arial" w:eastAsia="Arial" w:hAnsi="Arial"/>
+          <w:b/>
+          <w:bCs/>
+          <w:color w:val="1F5C6E"/>
+          <w:sz w:val="28"/>
+          <w:szCs w:val="28"/>
+        </w:rPr>
+        <w:t xml:space="preserve">Aperti e passaggi successivi</w:t>
+      </w:r>
+    </w:p>
+    <w:p>
+      <w:pPr>
+        <w:spacing w:after="120" w:before="0" w:line="290"/>
+        <w:jc w:val="both"/>
+      </w:pPr>
+      <w:r>
+        <w:rPr>
+          <w:rFonts w:ascii="Arial" w:cs="Arial" w:eastAsia="Arial" w:hAnsi="Arial"/>
+          <w:color w:val="20262B"/>
+          <w:sz w:val="21"/>
+          <w:szCs w:val="21"/>
+        </w:rPr>
         <w:t xml:space="preserve">Nessuna voce dello sprint 1 resta aperta lato sviluppo. Restano alcune note per gli sprint successivi.</w:t>
       </w:r>
     </w:p>
@@ -2718,16 +6483,29 @@
         <w:pStyle w:val="ListParagraph"/>
         <w:numPr>
           <w:ilvl w:val="0"/>
-          <w:numId w:val="5"/>
+          <w:numId w:val="3"/>
         </w:numPr>
+        <w:spacing w:after="70" w:line="290"/>
+        <w:jc w:val="both"/>
       </w:pPr>
       <w:r>
         <w:rPr>
+          <w:rFonts w:ascii="Arial" w:cs="Arial" w:eastAsia="Arial" w:hAnsi="Arial"/>
           <w:b/>
+          <w:bCs/>
+          <w:color w:val="20262B"/>
+          <w:sz w:val="21"/>
+          <w:szCs w:val="21"/>
         </w:rPr>
         <w:t xml:space="preserve">Testo di llms.txt (kosgroup.com e anniazzurri.it)</w:t>
       </w:r>
       <w:r>
+        <w:rPr>
+          <w:rFonts w:ascii="Arial" w:cs="Arial" w:eastAsia="Arial" w:hAnsi="Arial"/>
+          <w:color w:val="20262B"/>
+          <w:sz w:val="21"/>
+          <w:szCs w:val="21"/>
+        </w:rPr>
         <w:t xml:space="preserve">: frasi di sintesi ricavate dai contenuti istituzionali dei due siti; eventuali revisioni richieste da KOS o dall'agenzia si applicano in giornata.</w:t>
       </w:r>
     </w:p>
@@ -2736,16 +6514,29 @@
         <w:pStyle w:val="ListParagraph"/>
         <w:numPr>
           <w:ilvl w:val="0"/>
-          <w:numId w:val="5"/>
+          <w:numId w:val="3"/>
         </w:numPr>
+        <w:spacing w:after="70" w:line="290"/>
+        <w:jc w:val="both"/>
       </w:pPr>
       <w:r>
         <w:rPr>
+          <w:rFonts w:ascii="Arial" w:cs="Arial" w:eastAsia="Arial" w:hAnsi="Arial"/>
           <w:b/>
+          <w:bCs/>
+          <w:color w:val="20262B"/>
+          <w:sz w:val="21"/>
+          <w:szCs w:val="21"/>
         </w:rPr>
         <w:t xml:space="preserve">Sprint 2</w:t>
       </w:r>
       <w:r>
+        <w:rPr>
+          <w:rFonts w:ascii="Arial" w:cs="Arial" w:eastAsia="Arial" w:hAnsi="Arial"/>
+          <w:color w:val="20262B"/>
+          <w:sz w:val="21"/>
+          <w:szCs w:val="21"/>
+        </w:rPr>
         <w:t xml:space="preserve">: ente e briciole di kosgroup.com con la stessa libreria e la stessa convenzione; due link a cartelle di documenti che rispondono 403 ai crawler, emersi dal log degli errori di kosgroup.com.</w:t>
       </w:r>
     </w:p>
@@ -2754,446 +6545,492 @@
         <w:pStyle w:val="ListParagraph"/>
         <w:numPr>
           <w:ilvl w:val="0"/>
-          <w:numId w:val="5"/>
+          <w:numId w:val="3"/>
         </w:numPr>
+        <w:spacing w:after="70" w:line="290"/>
+        <w:jc w:val="both"/>
       </w:pPr>
       <w:r>
         <w:rPr>
+          <w:rFonts w:ascii="Arial" w:cs="Arial" w:eastAsia="Arial" w:hAnsi="Arial"/>
           <w:b/>
+          <w:bCs/>
+          <w:color w:val="20262B"/>
+          <w:sz w:val="21"/>
+          <w:szCs w:val="21"/>
         </w:rPr>
         <w:t xml:space="preserve">Sprint 3</w:t>
       </w:r>
       <w:r>
+        <w:rPr>
+          <w:rFonts w:ascii="Arial" w:cs="Arial" w:eastAsia="Arial" w:hAnsi="Arial"/>
+          <w:color w:val="20262B"/>
+          <w:sz w:val="21"/>
+          <w:szCs w:val="21"/>
+        </w:rPr>
         <w:t xml:space="preserve">: dato strutturato delle strutture (</w:t>
       </w:r>
       <w:r>
         <w:rPr>
-          <w:rStyle w:val="CodeChar"/>
+          <w:rFonts w:ascii="Consolas" w:cs="Consolas" w:eastAsia="Consolas" w:hAnsi="Consolas"/>
+          <w:color w:val="1F5C6E"/>
+          <w:sz w:val="19"/>
+          <w:szCs w:val="19"/>
         </w:rPr>
         <w:t xml:space="preserve">#localbusiness</w:t>
       </w:r>
       <w:r>
+        <w:rPr>
+          <w:rFonts w:ascii="Arial" w:cs="Arial" w:eastAsia="Arial" w:hAnsi="Arial"/>
+          <w:color w:val="20262B"/>
+          <w:sz w:val="21"/>
+          <w:szCs w:val="21"/>
+        </w:rPr>
         <w:t xml:space="preserve">), al posto del blocco LocalBusiness iniettato dallo script Yext; blocchi JSON-LD residui delle due pagine di lavoro (fuori sitemap) dentro il grafo unico.</w:t>
       </w:r>
     </w:p>
     <w:sectPr>
-      <w:pgSz w:w="12240" w:h="15840"/>
-      <w:pgMar w:top="1440" w:right="1440" w:bottom="1440" w:left="1440" w:header="720" w:footer="720" w:gutter="0"/>
+      <w:headerReference w:type="default" r:id="rId7"/>
+      <w:footerReference w:type="default" r:id="rId8"/>
+      <w:pgSz w:w="11906" w:h="16838" w:orient="portrait"/>
+      <w:pgMar w:top="1300" w:right="1134" w:bottom="1134" w:left="1134" w:header="560" w:footer="500" w:gutter="0"/>
+      <w:pgNumType/>
+      <w:docGrid w:linePitch="360"/>
     </w:sectPr>
   </w:body>
 </w:document>
 </file>
 
+<file path=word/comments.xml><?xml version="1.0" encoding="utf-8"?>
+<w:comments xmlns:cx="http://schemas.microsoft.com/office/drawing/2014/chartex" xmlns:cx1="http://schemas.microsoft.com/office/drawing/2015/9/8/chartex" xmlns:cx2="http://schemas.microsoft.com/office/drawing/2015/10/21/chartex" xmlns:cx3="http://schemas.microsoft.com/office/drawing/2016/5/9/chartex" xmlns:cx4="http://schemas.microsoft.com/office/drawing/2016/5/10/chartex" xmlns:cx5="http://schemas.microsoft.com/office/drawing/2016/5/11/chartex" xmlns:cx6="http://schemas.microsoft.com/office/drawing/2016/5/12/chartex" xmlns:cx7="http://schemas.microsoft.com/office/drawing/2016/5/13/chartex" xmlns:cx8="http://schemas.microsoft.com/office/drawing/2016/5/14/chartex" xmlns:mc="http://schemas.openxmlformats.org/markup-compatibility/2006" xmlns:aink="http://schemas.microsoft.com/office/drawing/2016/ink" xmlns:am3d="http://schemas.microsoft.com/office/drawing/2017/model3d" xmlns:o="urn:schemas-microsoft-com:office:office" xmlns:r="http://schemas.openxmlformats.org/officeDocument/2006/relationships" xmlns:m="http://schemas.openxmlformats.org/officeDocument/2006/math" xmlns:v="urn:schemas-microsoft-com:vml" xmlns:wp14="http://schemas.microsoft.com/office/word/2010/wordprocessingDrawing" xmlns:wp="http://schemas.openxmlformats.org/drawingml/2006/wordprocessingDrawing" xmlns:w10="urn:schemas-microsoft-com:office:word" xmlns:w="http://schemas.openxmlformats.org/wordprocessingml/2006/main" xmlns:w14="http://schemas.microsoft.com/office/word/2010/wordml" xmlns:w15="http://schemas.microsoft.com/office/word/2012/wordml" xmlns:w16cex="http://schemas.microsoft.com/office/word/2018/wordml/cex" xmlns:w16cid="http://schemas.microsoft.com/office/word/2016/wordml/cid" xmlns:w16="http://schemas.microsoft.com/office/word/2018/wordml" xmlns:w16sdtdh="http://schemas.microsoft.com/office/word/2020/wordml/sdtdatahash" xmlns:w16se="http://schemas.microsoft.com/office/word/2015/wordml/symex" xmlns:wpg="http://schemas.microsoft.com/office/word/2010/wordprocessingGroup" xmlns:wpi="http://schemas.microsoft.com/office/word/2010/wordprocessingInk" xmlns:wne="http://schemas.microsoft.com/office/word/2006/wordml" xmlns:wps="http://schemas.microsoft.com/office/word/2010/wordprocessingShape"/>
+</file>
+
+<file path=word/endnotes.xml><?xml version="1.0" encoding="utf-8"?>
+<w:endnotes xmlns:wpc="http://schemas.microsoft.com/office/word/2010/wordprocessingCanvas" xmlns:mc="http://schemas.openxmlformats.org/markup-compatibility/2006" xmlns:o="urn:schemas-microsoft-com:office:office" xmlns:r="http://schemas.openxmlformats.org/officeDocument/2006/relationships" xmlns:m="http://schemas.openxmlformats.org/officeDocument/2006/math" xmlns:v="urn:schemas-microsoft-com:vml" xmlns:wp14="http://schemas.microsoft.com/office/word/2010/wordprocessingDrawing" xmlns:wp="http://schemas.openxmlformats.org/drawingml/2006/wordprocessingDrawing" xmlns:w10="urn:schemas-microsoft-com:office:word" xmlns:w="http://schemas.openxmlformats.org/wordprocessingml/2006/main" xmlns:w14="http://schemas.microsoft.com/office/word/2010/wordml" xmlns:w15="http://schemas.microsoft.com/office/word/2012/wordml" xmlns:wpg="http://schemas.microsoft.com/office/word/2010/wordprocessingGroup" xmlns:wpi="http://schemas.microsoft.com/office/word/2010/wordprocessingInk" xmlns:wne="http://schemas.microsoft.com/office/word/2006/wordml" xmlns:wps="http://schemas.microsoft.com/office/word/2010/wordprocessingShape" mc:Ignorable="w14 w15 wp14">
+  <w:endnote w:type="separator" w:id="-1">
+    <w:p>
+      <w:pPr>
+        <w:spacing w:after="0" w:line="240" w:lineRule="auto"/>
+      </w:pPr>
+      <w:r>
+        <w:rPr>
+          <w:rStyle w:val="EndnoteReference"/>
+        </w:rPr>
+        <w:endnoteRef/>
+      </w:r>
+      <w:r>
+        <w:separator/>
+      </w:r>
+    </w:p>
+  </w:endnote>
+  <w:endnote w:type="continuationSeparator" w:id="0">
+    <w:p>
+      <w:pPr>
+        <w:spacing w:after="0" w:line="240" w:lineRule="auto"/>
+      </w:pPr>
+      <w:r>
+        <w:rPr>
+          <w:rStyle w:val="EndnoteReference"/>
+        </w:rPr>
+        <w:endnoteRef/>
+      </w:r>
+      <w:r>
+        <w:continuationSeparator/>
+      </w:r>
+    </w:p>
+  </w:endnote>
+</w:endnotes>
+</file>
+
+<file path=word/footer1.xml><?xml version="1.0" encoding="utf-8"?>
+<w:ftr xmlns:wpc="http://schemas.microsoft.com/office/word/2010/wordprocessingCanvas" xmlns:mc="http://schemas.openxmlformats.org/markup-compatibility/2006" xmlns:o="urn:schemas-microsoft-com:office:office" xmlns:r="http://schemas.openxmlformats.org/officeDocument/2006/relationships" xmlns:m="http://schemas.openxmlformats.org/officeDocument/2006/math" xmlns:v="urn:schemas-microsoft-com:vml" xmlns:wp14="http://schemas.microsoft.com/office/word/2010/wordprocessingDrawing" xmlns:wp="http://schemas.openxmlformats.org/drawingml/2006/wordprocessingDrawing" xmlns:w10="urn:schemas-microsoft-com:office:word" xmlns:w="http://schemas.openxmlformats.org/wordprocessingml/2006/main" xmlns:w14="http://schemas.microsoft.com/office/word/2010/wordml" xmlns:w15="http://schemas.microsoft.com/office/word/2012/wordml" xmlns:wpg="http://schemas.microsoft.com/office/word/2010/wordprocessingGroup" xmlns:wpi="http://schemas.microsoft.com/office/word/2010/wordprocessingInk" xmlns:wne="http://schemas.microsoft.com/office/word/2006/wordml" xmlns:wps="http://schemas.microsoft.com/office/word/2010/wordprocessingShape">
+  <w:p>
+    <w:pPr>
+      <w:jc w:val="right"/>
+    </w:pPr>
+    <w:r>
+      <w:rPr>
+        <w:rFonts w:ascii="Arial" w:cs="Arial" w:eastAsia="Arial" w:hAnsi="Arial"/>
+        <w:color w:val="6B7278"/>
+        <w:sz w:val="16"/>
+        <w:szCs w:val="16"/>
+      </w:rPr>
+      <w:fldChar w:fldCharType="begin"/>
+      <w:instrText xml:space="preserve">PAGE</w:instrText>
+      <w:fldChar w:fldCharType="separate"/>
+      <w:fldChar w:fldCharType="end"/>
+    </w:r>
+  </w:p>
+</w:ftr>
+</file>
+
+<file path=word/footnotes.xml><?xml version="1.0" encoding="utf-8"?>
+<w:footnotes xmlns:wpc="http://schemas.microsoft.com/office/word/2010/wordprocessingCanvas" xmlns:mc="http://schemas.openxmlformats.org/markup-compatibility/2006" xmlns:o="urn:schemas-microsoft-com:office:office" xmlns:r="http://schemas.openxmlformats.org/officeDocument/2006/relationships" xmlns:m="http://schemas.openxmlformats.org/officeDocument/2006/math" xmlns:v="urn:schemas-microsoft-com:vml" xmlns:wp14="http://schemas.microsoft.com/office/word/2010/wordprocessingDrawing" xmlns:wp="http://schemas.openxmlformats.org/drawingml/2006/wordprocessingDrawing" xmlns:w10="urn:schemas-microsoft-com:office:word" xmlns:w="http://schemas.openxmlformats.org/wordprocessingml/2006/main" xmlns:w14="http://schemas.microsoft.com/office/word/2010/wordml" xmlns:w15="http://schemas.microsoft.com/office/word/2012/wordml" xmlns:wpg="http://schemas.microsoft.com/office/word/2010/wordprocessingGroup" xmlns:wpi="http://schemas.microsoft.com/office/word/2010/wordprocessingInk" xmlns:wne="http://schemas.microsoft.com/office/word/2006/wordml" xmlns:wps="http://schemas.microsoft.com/office/word/2010/wordprocessingShape" mc:Ignorable="w14 w15 wp14">
+  <w:footnote w:type="separator" w:id="-1">
+    <w:p>
+      <w:pPr>
+        <w:spacing w:after="0" w:line="240" w:lineRule="auto"/>
+      </w:pPr>
+      <w:r>
+        <w:rPr>
+          <w:rStyle w:val="FootnoteReference"/>
+        </w:rPr>
+        <w:footnoteRef/>
+      </w:r>
+      <w:r>
+        <w:separator/>
+      </w:r>
+    </w:p>
+  </w:footnote>
+  <w:footnote w:type="continuationSeparator" w:id="0">
+    <w:p>
+      <w:pPr>
+        <w:spacing w:after="0" w:line="240" w:lineRule="auto"/>
+      </w:pPr>
+      <w:r>
+        <w:rPr>
+          <w:rStyle w:val="FootnoteReference"/>
+        </w:rPr>
+        <w:footnoteRef/>
+      </w:r>
+      <w:r>
+        <w:continuationSeparator/>
+      </w:r>
+    </w:p>
+  </w:footnote>
+</w:footnotes>
+</file>
+
+<file path=word/header1.xml><?xml version="1.0" encoding="utf-8"?>
+<w:hdr xmlns:wpc="http://schemas.microsoft.com/office/word/2010/wordprocessingCanvas" xmlns:mc="http://schemas.openxmlformats.org/markup-compatibility/2006" xmlns:o="urn:schemas-microsoft-com:office:office" xmlns:r="http://schemas.openxmlformats.org/officeDocument/2006/relationships" xmlns:m="http://schemas.openxmlformats.org/officeDocument/2006/math" xmlns:v="urn:schemas-microsoft-com:vml" xmlns:wp14="http://schemas.microsoft.com/office/word/2010/wordprocessingDrawing" xmlns:wp="http://schemas.openxmlformats.org/drawingml/2006/wordprocessingDrawing" xmlns:w10="urn:schemas-microsoft-com:office:word" xmlns:w="http://schemas.openxmlformats.org/wordprocessingml/2006/main" xmlns:w14="http://schemas.microsoft.com/office/word/2010/wordml" xmlns:w15="http://schemas.microsoft.com/office/word/2012/wordml" xmlns:wpg="http://schemas.microsoft.com/office/word/2010/wordprocessingGroup" xmlns:wpi="http://schemas.microsoft.com/office/word/2010/wordprocessingInk" xmlns:wne="http://schemas.microsoft.com/office/word/2006/wordml" xmlns:wps="http://schemas.microsoft.com/office/word/2010/wordprocessingShape" xmlns:cx="http://schemas.microsoft.com/office/drawing/2014/chartex" xmlns:cx1="http://schemas.microsoft.com/office/drawing/2015/9/8/chartex" xmlns:cx2="http://schemas.microsoft.com/office/drawing/2015/10/21/chartex" xmlns:cx3="http://schemas.microsoft.com/office/drawing/2016/5/9/chartex" xmlns:cx4="http://schemas.microsoft.com/office/drawing/2016/5/10/chartex" xmlns:cx5="http://schemas.microsoft.com/office/drawing/2016/5/11/chartex" xmlns:cx6="http://schemas.microsoft.com/office/drawing/2016/5/12/chartex" xmlns:cx7="http://schemas.microsoft.com/office/drawing/2016/5/13/chartex" xmlns:cx8="http://schemas.microsoft.com/office/drawing/2016/5/14/chartex" xmlns:w16cid="http://schemas.microsoft.com/office/word/2016/wordml/cid" xmlns:w16se="http://schemas.microsoft.com/office/word/2015/wordml/symex">
+  <w:p>
+    <w:r>
+      <w:rPr>
+        <w:rFonts w:ascii="Arial" w:cs="Arial" w:eastAsia="Arial" w:hAnsi="Arial"/>
+        <w:color w:val="6B7278"/>
+        <w:sz w:val="15"/>
+        <w:szCs w:val="15"/>
+      </w:rPr>
+      <w:t xml:space="preserve">Documento riservato - destinato a Gruppo KOS e Cerved/ProWeb.</w:t>
+    </w:r>
+  </w:p>
+</w:hdr>
+</file>
+
 <file path=word/numbering.xml><?xml version="1.0" encoding="utf-8"?>
-<w:numbering xmlns:w="http://schemas.openxmlformats.org/wordprocessingml/2006/main">
-  <w:abstractNum w:abstractNumId="0">
+<w:numbering xmlns:wpc="http://schemas.microsoft.com/office/word/2010/wordprocessingCanvas" xmlns:mc="http://schemas.openxmlformats.org/markup-compatibility/2006" xmlns:o="urn:schemas-microsoft-com:office:office" xmlns:r="http://schemas.openxmlformats.org/officeDocument/2006/relationships" xmlns:m="http://schemas.openxmlformats.org/officeDocument/2006/math" xmlns:v="urn:schemas-microsoft-com:vml" xmlns:wp14="http://schemas.microsoft.com/office/word/2010/wordprocessingDrawing" xmlns:wp="http://schemas.openxmlformats.org/drawingml/2006/wordprocessingDrawing" xmlns:w10="urn:schemas-microsoft-com:office:word" xmlns:w="http://schemas.openxmlformats.org/wordprocessingml/2006/main" xmlns:w14="http://schemas.microsoft.com/office/word/2010/wordml" xmlns:w15="http://schemas.microsoft.com/office/word/2012/wordml" xmlns:wpg="http://schemas.microsoft.com/office/word/2010/wordprocessingGroup" xmlns:wpi="http://schemas.microsoft.com/office/word/2010/wordprocessingInk" xmlns:wne="http://schemas.microsoft.com/office/word/2006/wordml" xmlns:wps="http://schemas.microsoft.com/office/word/2010/wordprocessingShape" mc:Ignorable="w14 w15 wp14">
+  <w:abstractNum w:abstractNumId="1" w15:restartNumberingAfterBreak="0">
     <w:multiLevelType w:val="hybridMultilevel"/>
-    <w:lvl w:ilvl="0">
+    <w:lvl w:ilvl="0" w15:tentative="1">
       <w:start w:val="1"/>
       <w:numFmt w:val="bullet"/>
-      <w:lvlText w:val="•"/>
+      <w:lvlText w:val="●"/>
       <w:lvlJc w:val="left"/>
       <w:pPr>
         <w:ind w:left="720" w:hanging="360"/>
       </w:pPr>
     </w:lvl>
-    <w:lvl w:ilvl="1">
+    <w:lvl w:ilvl="1" w15:tentative="1">
       <w:start w:val="1"/>
       <w:numFmt w:val="bullet"/>
-      <w:lvlText w:val="o"/>
+      <w:lvlText w:val="○"/>
       <w:lvlJc w:val="left"/>
       <w:pPr>
         <w:ind w:left="1440" w:hanging="360"/>
       </w:pPr>
     </w:lvl>
-    <w:lvl w:ilvl="2">
+    <w:lvl w:ilvl="2" w15:tentative="1">
       <w:start w:val="1"/>
       <w:numFmt w:val="bullet"/>
-      <w:lvlText w:val="▪"/>
+      <w:lvlText w:val="■"/>
       <w:lvlJc w:val="left"/>
       <w:pPr>
         <w:ind w:left="2160" w:hanging="360"/>
       </w:pPr>
     </w:lvl>
-    <w:lvl w:ilvl="3">
+    <w:lvl w:ilvl="3" w15:tentative="1">
       <w:start w:val="1"/>
       <w:numFmt w:val="bullet"/>
-      <w:lvlText w:val="•"/>
+      <w:lvlText w:val="●"/>
       <w:lvlJc w:val="left"/>
       <w:pPr>
         <w:ind w:left="2880" w:hanging="360"/>
       </w:pPr>
     </w:lvl>
-    <w:lvl w:ilvl="4">
+    <w:lvl w:ilvl="4" w15:tentative="1">
       <w:start w:val="1"/>
       <w:numFmt w:val="bullet"/>
-      <w:lvlText w:val="o"/>
+      <w:lvlText w:val="○"/>
       <w:lvlJc w:val="left"/>
       <w:pPr>
         <w:ind w:left="3600" w:hanging="360"/>
       </w:pPr>
     </w:lvl>
-    <w:lvl w:ilvl="5">
+    <w:lvl w:ilvl="5" w15:tentative="1">
       <w:start w:val="1"/>
       <w:numFmt w:val="bullet"/>
-      <w:lvlText w:val="▪"/>
+      <w:lvlText w:val="■"/>
       <w:lvlJc w:val="left"/>
       <w:pPr>
         <w:ind w:left="4320" w:hanging="360"/>
       </w:pPr>
     </w:lvl>
-    <w:lvl w:ilvl="6">
+    <w:lvl w:ilvl="6" w15:tentative="1">
       <w:start w:val="1"/>
       <w:numFmt w:val="bullet"/>
-      <w:lvlText w:val="•"/>
+      <w:lvlText w:val="●"/>
       <w:lvlJc w:val="left"/>
       <w:pPr>
         <w:ind w:left="5040" w:hanging="360"/>
       </w:pPr>
     </w:lvl>
-    <w:lvl w:ilvl="7">
+    <w:lvl w:ilvl="7" w15:tentative="1">
       <w:start w:val="1"/>
       <w:numFmt w:val="bullet"/>
-      <w:lvlText w:val="o"/>
+      <w:lvlText w:val="●"/>
       <w:lvlJc w:val="left"/>
       <w:pPr>
         <w:ind w:left="5760" w:hanging="360"/>
       </w:pPr>
     </w:lvl>
-    <w:lvl w:ilvl="8">
+    <w:lvl w:ilvl="8" w15:tentative="1">
       <w:start w:val="1"/>
       <w:numFmt w:val="bullet"/>
-      <w:lvlText w:val="▪"/>
+      <w:lvlText w:val="●"/>
       <w:lvlJc w:val="left"/>
       <w:pPr>
         <w:ind w:left="6480" w:hanging="360"/>
       </w:pPr>
     </w:lvl>
   </w:abstractNum>
-  <w:abstractNum w:abstractNumId="1">
+  <w:abstractNum w:abstractNumId="2" w15:restartNumberingAfterBreak="0">
     <w:multiLevelType w:val="hybridMultilevel"/>
-    <w:lvl w:ilvl="0">
+    <w:lvl w:ilvl="0" w15:tentative="1">
+      <w:start w:val="1"/>
+      <w:numFmt w:val="bullet"/>
+      <w:lvlText w:val="•"/>
+      <w:lvlJc w:val="left"/>
+      <w:pPr>
+        <w:ind w:left="360" w:hanging="240"/>
+      </w:pPr>
+    </w:lvl>
+  </w:abstractNum>
+  <w:abstractNum w:abstractNumId="3" w15:restartNumberingAfterBreak="0">
+    <w:multiLevelType w:val="hybridMultilevel"/>
+    <w:lvl w:ilvl="0" w15:tentative="1">
       <w:start w:val="1"/>
       <w:numFmt w:val="decimal"/>
       <w:lvlText w:val="%1."/>
       <w:lvlJc w:val="left"/>
       <w:pPr>
-        <w:ind w:left="720" w:hanging="360"/>
-      </w:pPr>
-    </w:lvl>
-    <w:lvl w:ilvl="1">
-      <w:start w:val="1"/>
-      <w:numFmt w:val="lowerLetter"/>
-      <w:lvlText w:val="%2."/>
-      <w:lvlJc w:val="left"/>
-      <w:pPr>
-        <w:ind w:left="1440" w:hanging="360"/>
-      </w:pPr>
-    </w:lvl>
-    <w:lvl w:ilvl="2">
-      <w:start w:val="1"/>
-      <w:numFmt w:val="lowerRoman"/>
-      <w:lvlText w:val="%3."/>
-      <w:lvlJc w:val="left"/>
-      <w:pPr>
-        <w:ind w:left="2160" w:hanging="360"/>
-      </w:pPr>
-    </w:lvl>
-    <w:lvl w:ilvl="3">
-      <w:start w:val="1"/>
-      <w:numFmt w:val="decimal"/>
-      <w:lvlText w:val="%4."/>
-      <w:lvlJc w:val="left"/>
-      <w:pPr>
-        <w:ind w:left="2880" w:hanging="360"/>
-      </w:pPr>
-    </w:lvl>
-    <w:lvl w:ilvl="4">
-      <w:start w:val="1"/>
-      <w:numFmt w:val="lowerLetter"/>
-      <w:lvlText w:val="%5."/>
-      <w:lvlJc w:val="left"/>
-      <w:pPr>
-        <w:ind w:left="3600" w:hanging="360"/>
-      </w:pPr>
-    </w:lvl>
-    <w:lvl w:ilvl="5">
-      <w:start w:val="1"/>
-      <w:numFmt w:val="lowerRoman"/>
-      <w:lvlText w:val="%6."/>
-      <w:lvlJc w:val="left"/>
-      <w:pPr>
-        <w:ind w:left="4320" w:hanging="360"/>
-      </w:pPr>
-    </w:lvl>
-    <w:lvl w:ilvl="6">
-      <w:start w:val="1"/>
-      <w:numFmt w:val="decimal"/>
-      <w:lvlText w:val="%7."/>
-      <w:lvlJc w:val="left"/>
-      <w:pPr>
-        <w:ind w:left="5040" w:hanging="360"/>
-      </w:pPr>
-    </w:lvl>
-    <w:lvl w:ilvl="7">
-      <w:start w:val="1"/>
-      <w:numFmt w:val="lowerLetter"/>
-      <w:lvlText w:val="%8."/>
-      <w:lvlJc w:val="left"/>
-      <w:pPr>
-        <w:ind w:left="5760" w:hanging="360"/>
-      </w:pPr>
-    </w:lvl>
-    <w:lvl w:ilvl="8">
-      <w:start w:val="1"/>
-      <w:numFmt w:val="lowerRoman"/>
-      <w:lvlText w:val="%9."/>
-      <w:lvlJc w:val="left"/>
-      <w:pPr>
-        <w:ind w:left="6480" w:hanging="360"/>
+        <w:ind w:left="360" w:hanging="300"/>
       </w:pPr>
     </w:lvl>
   </w:abstractNum>
   <w:num w:numId="1">
-    <w:abstractNumId w:val="0"/>
-  </w:num>
-  <w:num w:numId="2">
     <w:abstractNumId w:val="1"/>
     <w:lvlOverride w:ilvl="0">
       <w:startOverride w:val="1"/>
     </w:lvlOverride>
   </w:num>
+  <w:num w:numId="2">
+    <w:abstractNumId w:val="3"/>
+    <w:lvlOverride w:ilvl="0">
+      <w:startOverride w:val="1"/>
+    </w:lvlOverride>
+  </w:num>
   <w:num w:numId="3">
-    <w:abstractNumId w:val="0"/>
-  </w:num>
-  <w:num w:numId="4">
-    <w:abstractNumId w:val="0"/>
-  </w:num>
-  <w:num w:numId="5">
-    <w:abstractNumId w:val="0"/>
+    <w:abstractNumId w:val="2"/>
+    <w:lvlOverride w:ilvl="0">
+      <w:startOverride w:val="1"/>
+    </w:lvlOverride>
   </w:num>
 </w:numbering>
 </file>
 
 <file path=word/styles.xml><?xml version="1.0" encoding="utf-8"?>
-<w:styles xmlns:w="http://schemas.openxmlformats.org/wordprocessingml/2006/main">
+<w:styles xmlns:mc="http://schemas.openxmlformats.org/markup-compatibility/2006" xmlns:r="http://schemas.openxmlformats.org/officeDocument/2006/relationships" xmlns:w="http://schemas.openxmlformats.org/wordprocessingml/2006/main" xmlns:w14="http://schemas.microsoft.com/office/word/2010/wordml" xmlns:w15="http://schemas.microsoft.com/office/word/2012/wordml" mc:Ignorable="w14 w15">
   <w:docDefaults>
     <w:rPrDefault>
       <w:rPr>
-        <w:rFonts w:ascii="Calibri" w:hAnsi="Calibri" w:eastAsia="Calibri" w:cs="Calibri"/>
-        <w:sz w:val="22"/>
-        <w:szCs w:val="22"/>
-        <w:lang w:val="en-US"/>
+        <w:rFonts w:ascii="Arial" w:cs="Arial" w:eastAsia="Arial" w:hAnsi="Arial"/>
+        <w:color w:val="20262B"/>
+        <w:sz w:val="21"/>
+        <w:szCs w:val="21"/>
       </w:rPr>
     </w:rPrDefault>
-    <w:pPrDefault>
-      <w:pPr>
-        <w:spacing w:after="160" w:line="259" w:lineRule="auto"/>
-      </w:pPr>
-    </w:pPrDefault>
+    <w:pPrDefault/>
   </w:docDefaults>
-  <w:style w:type="paragraph" w:default="1" w:styleId="Normal">
-    <w:name w:val="Normal"/>
-    <w:qFormat/>
-  </w:style>
-  <w:style w:type="paragraph" w:styleId="Heading1">
-    <w:name w:val="heading 1"/>
-    <w:basedOn w:val="Normal"/>
-    <w:next w:val="Normal"/>
-    <w:qFormat/>
-    <w:pPr>
-      <w:keepNext/>
-      <w:spacing w:before="360" w:after="120"/>
-      <w:outlineLvl w:val="0"/>
-    </w:pPr>
-    <w:rPr>
-      <w:b/>
-      <w:sz w:val="32"/>
-    </w:rPr>
-  </w:style>
-  <w:style w:type="paragraph" w:styleId="Heading2">
-    <w:name w:val="heading 2"/>
-    <w:basedOn w:val="Normal"/>
-    <w:next w:val="Normal"/>
-    <w:qFormat/>
-    <w:pPr>
-      <w:keepNext/>
-      <w:spacing w:before="280" w:after="100"/>
-      <w:outlineLvl w:val="1"/>
-    </w:pPr>
-    <w:rPr>
-      <w:b/>
-      <w:sz w:val="26"/>
-    </w:rPr>
-  </w:style>
-  <w:style w:type="paragraph" w:styleId="Heading3">
-    <w:name w:val="heading 3"/>
-    <w:basedOn w:val="Normal"/>
-    <w:next w:val="Normal"/>
-    <w:qFormat/>
-    <w:pPr>
-      <w:keepNext/>
-      <w:spacing w:before="240" w:after="80"/>
-      <w:outlineLvl w:val="2"/>
-    </w:pPr>
-    <w:rPr>
-      <w:b/>
-      <w:sz w:val="24"/>
-    </w:rPr>
-  </w:style>
-  <w:style w:type="paragraph" w:styleId="Heading4">
-    <w:name w:val="heading 4"/>
-    <w:basedOn w:val="Normal"/>
-    <w:next w:val="Normal"/>
-    <w:qFormat/>
-    <w:pPr>
-      <w:keepNext/>
-      <w:outlineLvl w:val="3"/>
-    </w:pPr>
-    <w:rPr>
-      <w:b/>
-      <w:sz w:val="22"/>
-    </w:rPr>
-  </w:style>
-  <w:style w:type="paragraph" w:styleId="Heading5">
-    <w:name w:val="heading 5"/>
-    <w:basedOn w:val="Normal"/>
-    <w:next w:val="Normal"/>
-    <w:qFormat/>
-    <w:pPr>
-      <w:keepNext/>
-      <w:outlineLvl w:val="4"/>
-    </w:pPr>
-    <w:rPr>
-      <w:b/>
-      <w:sz w:val="22"/>
-    </w:rPr>
-  </w:style>
-  <w:style w:type="paragraph" w:styleId="Heading6">
-    <w:name w:val="heading 6"/>
-    <w:basedOn w:val="Normal"/>
-    <w:next w:val="Normal"/>
-    <w:qFormat/>
-    <w:pPr>
-      <w:keepNext/>
-      <w:outlineLvl w:val="5"/>
-    </w:pPr>
-    <w:rPr>
-      <w:i/>
-      <w:sz w:val="22"/>
-    </w:rPr>
-  </w:style>
   <w:style w:type="paragraph" w:styleId="Title">
     <w:name w:val="Title"/>
     <w:basedOn w:val="Normal"/>
     <w:next w:val="Normal"/>
     <w:qFormat/>
-    <w:pPr>
-      <w:spacing w:after="80"/>
-      <w:contextualSpacing/>
-    </w:pPr>
     <w:rPr>
       <w:sz w:val="56"/>
+      <w:szCs w:val="56"/>
     </w:rPr>
   </w:style>
-  <w:style w:type="paragraph" w:styleId="Quote">
-    <w:name w:val="Quote"/>
+  <w:style w:type="paragraph" w:styleId="Heading1">
+    <w:name w:val="Heading 1"/>
     <w:basedOn w:val="Normal"/>
+    <w:next w:val="Normal"/>
     <w:qFormat/>
-    <w:pPr>
-      <w:ind w:left="720" w:right="720"/>
-      <w:pBdr>
-        <w:left w:val="single" w:sz="12" w:space="8" w:color="A0A0A0"/>
-      </w:pBdr>
-    </w:pPr>
+    <w:rPr>
+      <w:color w:val="2E74B5"/>
+      <w:sz w:val="32"/>
+      <w:szCs w:val="32"/>
+    </w:rPr>
+  </w:style>
+  <w:style w:type="paragraph" w:styleId="Heading2">
+    <w:name w:val="Heading 2"/>
+    <w:basedOn w:val="Normal"/>
+    <w:next w:val="Normal"/>
+    <w:qFormat/>
+    <w:rPr>
+      <w:color w:val="2E74B5"/>
+      <w:sz w:val="26"/>
+      <w:szCs w:val="26"/>
+    </w:rPr>
+  </w:style>
+  <w:style w:type="paragraph" w:styleId="Heading3">
+    <w:name w:val="Heading 3"/>
+    <w:basedOn w:val="Normal"/>
+    <w:next w:val="Normal"/>
+    <w:qFormat/>
+    <w:rPr>
+      <w:color w:val="1F4D78"/>
+      <w:sz w:val="24"/>
+      <w:szCs w:val="24"/>
+    </w:rPr>
+  </w:style>
+  <w:style w:type="paragraph" w:styleId="Heading4">
+    <w:name w:val="Heading 4"/>
+    <w:basedOn w:val="Normal"/>
+    <w:next w:val="Normal"/>
+    <w:qFormat/>
     <w:rPr>
       <w:i/>
-      <w:color w:val="404040"/>
+      <w:iCs/>
+      <w:color w:val="2E74B5"/>
     </w:rPr>
   </w:style>
-  <w:style w:type="paragraph" w:styleId="Code">
-    <w:name w:val="Code"/>
+  <w:style w:type="paragraph" w:styleId="Heading5">
+    <w:name w:val="Heading 5"/>
     <w:basedOn w:val="Normal"/>
-    <w:link w:val="CodeChar"/>
-    <w:pPr>
-      <w:spacing w:after="0" w:line="240" w:lineRule="auto"/>
-      <w:contextualSpacing/>
-      <w:shd w:val="clear" w:color="auto" w:fill="F5F5F5"/>
-    </w:pPr>
+    <w:next w:val="Normal"/>
+    <w:qFormat/>
     <w:rPr>
-      <w:rFonts w:ascii="Consolas" w:hAnsi="Consolas" w:eastAsia="Consolas" w:cs="Consolas"/>
-      <w:sz w:val="20"/>
+      <w:color w:val="2E74B5"/>
     </w:rPr>
   </w:style>
-  <w:style w:type="character" w:styleId="CodeChar">
-    <w:name w:val="Code Char"/>
-    <w:link w:val="Code"/>
+  <w:style w:type="paragraph" w:styleId="Heading6">
+    <w:name w:val="Heading 6"/>
+    <w:basedOn w:val="Normal"/>
+    <w:next w:val="Normal"/>
+    <w:qFormat/>
     <w:rPr>
-      <w:rFonts w:ascii="Consolas" w:hAnsi="Consolas" w:eastAsia="Consolas" w:cs="Consolas"/>
-      <w:sz w:val="20"/>
-      <w:shd w:val="clear" w:color="auto" w:fill="F5F5F5"/>
+      <w:color w:val="1F4D78"/>
+    </w:rPr>
+  </w:style>
+  <w:style w:type="paragraph" w:styleId="Strong">
+    <w:name w:val="Strong"/>
+    <w:basedOn w:val="Normal"/>
+    <w:next w:val="Normal"/>
+    <w:qFormat/>
+    <w:rPr>
+      <w:b/>
+      <w:bCs/>
     </w:rPr>
   </w:style>
   <w:style w:type="paragraph" w:styleId="ListParagraph">
     <w:name w:val="List Paragraph"/>
     <w:basedOn w:val="Normal"/>
     <w:qFormat/>
-    <w:pPr>
-      <w:ind w:left="720"/>
-      <w:contextualSpacing/>
-    </w:pPr>
   </w:style>
   <w:style w:type="character" w:styleId="Hyperlink">
     <w:name w:val="Hyperlink"/>
+    <w:basedOn w:val="DefaultParagraphFont"/>
+    <w:uiPriority w:val="99"/>
+    <w:unhideWhenUsed/>
     <w:rPr>
       <w:color w:val="0563C1"/>
       <w:u w:val="single"/>
     </w:rPr>
   </w:style>
-  <w:style w:type="paragraph" w:styleId="CommentText">
-    <w:name w:val="annotation text"/>
+  <w:style w:type="character" w:styleId="FootnoteReference">
+    <w:name w:val="footnote reference"/>
+    <w:basedOn w:val="DefaultParagraphFont"/>
+    <w:uiPriority w:val="99"/>
+    <w:semiHidden/>
+    <w:unhideWhenUsed/>
+    <w:rPr>
+      <w:vertAlign w:val="superscript"/>
+    </w:rPr>
+  </w:style>
+  <w:style w:type="paragraph" w:styleId="FootnoteText">
+    <w:name w:val="footnote text"/>
     <w:basedOn w:val="Normal"/>
-    <w:link w:val="CommentTextChar"/>
+    <w:link w:val="FootnoteTextChar"/>
+    <w:uiPriority w:val="99"/>
+    <w:semiHidden/>
+    <w:unhideWhenUsed/>
     <w:pPr>
-      <w:spacing w:line="240" w:lineRule="auto"/>
+      <w:spacing w:after="0" w:line="240" w:lineRule="auto"/>
     </w:pPr>
     <w:rPr>
       <w:sz w:val="20"/>
       <w:szCs w:val="20"/>
     </w:rPr>
   </w:style>
-  <w:style w:type="character" w:styleId="CommentReference">
-    <w:name w:val="annotation reference"/>
+  <w:style w:type="character" w:styleId="FootnoteTextChar">
+    <w:name w:val="Footnote Text Char"/>
+    <w:basedOn w:val="DefaultParagraphFont"/>
+    <w:link w:val="FootnoteText"/>
+    <w:uiPriority w:val="99"/>
+    <w:semiHidden/>
+    <w:unhideWhenUsed/>
     <w:rPr>
-      <w:sz w:val="16"/>
-      <w:szCs w:val="16"/>
+      <w:sz w:val="20"/>
+      <w:szCs w:val="20"/>
     </w:rPr>
   </w:style>
-  <w:style w:type="table" w:default="1" w:styleId="TableNormal">
-    <w:name w:val="Normal Table"/>
-    <w:tblPr>
-      <w:tblInd w:w="0" w:type="dxa"/>
-      <w:tblCellMar>
-        <w:top w:w="0" w:type="dxa"/>
-        <w:left w:w="108" w:type="dxa"/>
-        <w:bottom w:w="0" w:type="dxa"/>
-        <w:right w:w="108" w:type="dxa"/>
-      </w:tblCellMar>
-    </w:tblPr>
+  <w:style w:type="character" w:styleId="EndnoteReference">
+    <w:name w:val="endnote reference"/>
+    <w:basedOn w:val="DefaultParagraphFont"/>
+    <w:uiPriority w:val="99"/>
+    <w:semiHidden/>
+    <w:unhideWhenUsed/>
+    <w:rPr>
+      <w:vertAlign w:val="superscript"/>
+    </w:rPr>
   </w:style>
-  <w:style w:type="table" w:styleId="TableGrid">
-    <w:name w:val="Table Grid"/>
-    <w:basedOn w:val="TableNormal"/>
-    <w:tblPr>
-      <w:tblBorders>
-        <w:top w:val="single" w:sz="4" w:space="0" w:color="auto"/>
-        <w:left w:val="single" w:sz="4" w:space="0" w:color="auto"/>
-        <w:bottom w:val="single" w:sz="4" w:space="0" w:color="auto"/>
-        <w:right w:val="single" w:sz="4" w:space="0" w:color="auto"/>
-        <w:insideH w:val="single" w:sz="4" w:space="0" w:color="auto"/>
-        <w:insideV w:val="single" w:sz="4" w:space="0" w:color="auto"/>
-      </w:tblBorders>
-    </w:tblPr>
+  <w:style w:type="paragraph" w:styleId="EndnoteText">
+    <w:name w:val="endnote text"/>
+    <w:basedOn w:val="Normal"/>
+    <w:link w:val="EndnoteTextChar"/>
+    <w:uiPriority w:val="99"/>
+    <w:semiHidden/>
+    <w:unhideWhenUsed/>
+    <w:pPr>
+      <w:spacing w:after="0" w:line="240" w:lineRule="auto"/>
+    </w:pPr>
+    <w:rPr>
+      <w:sz w:val="20"/>
+      <w:szCs w:val="20"/>
+    </w:rPr>
+  </w:style>
+  <w:style w:type="character" w:styleId="EndnoteTextChar">
+    <w:name w:val="Endnote Text Char"/>
+    <w:basedOn w:val="DefaultParagraphFont"/>
+    <w:link w:val="EndnoteText"/>
+    <w:uiPriority w:val="99"/>
+    <w:semiHidden/>
+    <w:unhideWhenUsed/>
+    <w:rPr>
+      <w:sz w:val="20"/>
+      <w:szCs w:val="20"/>
+    </w:rPr>
   </w:style>
 </w:styles>
 </file>
--- a/docs/docx/nota-di-consegna-sprint-1.docx
+++ b/docs/docx/nota-di-consegna-sprint-1.docx
@@ -5781,7 +5781,7 @@
           <w:sz w:val="21"/>
           <w:szCs w:val="21"/>
         </w:rPr>
-        <w:t xml:space="preserve">Verifica completa del 29 ottobre in produzione, con uno script ripetibile su tutte le pagine delle sitemap (861 kosgroup.com, 449 anniazzurri.it): tutte le voci dello sprint 1 superate. Sulle 449 pagine di anniazzurri.it un solo </w:t>
+        <w:t xml:space="preserve">Verifica completa del 30 ottobre in produzione, con uno script ripetibile su tutte le pagine delle sitemap (861 kosgroup.com, 449 anniazzurri.it): tutte le voci dello sprint 1 superate. Su tutte le pagine dei due siti l'HTML servito ha un solo blocco JSON-LD, un solo canonical e un solo H1; sulle 449 pagine di anniazzurri.it un solo </w:t>
       </w:r>
       <w:r>
         <w:rPr>
@@ -5799,7 +5799,7 @@
           <w:sz w:val="21"/>
           <w:szCs w:val="21"/>
         </w:rPr>
-        <w:t xml:space="preserve">, un solo canonical, almeno un H1 e briciole JSON-LD uguali a quelle visibili; 12 user agent di bot AI e motori, 3 richieste ciascuno su 3 pagine per sito, tutte 200 tra 0,3 e 1,6 secondi. Rapporto della verifica e schermate disponibili su richiesta.</w:t>
+        <w:t xml:space="preserve">, collegato all'ente, e briciole JSON-LD uguali a quelle visibili. 12 user agent di bot AI e motori, 3 richieste ciascuno su 3 pagine per sito: tutte 200, tra 0,3 e 1,7 secondi. Rapporto della verifica e schermate disponibili su richiesta.</w:t>
       </w:r>
     </w:p>
     <w:p>
@@ -5847,7 +5847,7 @@
         </w:rPr>
         <w:t xml:space="preserve">: </w:t>
       </w:r>
-      <w:hyperlink w:history="1" r:id="rIdptc0z8qazobnw53zy1mku">
+      <w:hyperlink w:history="1" r:id="rIdr738jnvfm1flkacljnjoy">
         <w:r>
           <w:rPr>
             <w:rFonts w:ascii="Arial" w:cs="Arial" w:eastAsia="Arial" w:hAnsi="Arial"/>
@@ -5868,7 +5868,7 @@
         </w:rPr>
         <w:t xml:space="preserve"> e </w:t>
       </w:r>
-      <w:hyperlink w:history="1" r:id="rIdek4ohohaekfyuotvnxwpz">
+      <w:hyperlink w:history="1" r:id="rIdr45p3ozmfsydg4qikaow1">
         <w:r>
           <w:rPr>
             <w:rFonts w:ascii="Arial" w:cs="Arial" w:eastAsia="Arial" w:hAnsi="Arial"/>
